--- a/prompts/prompt-version-history.docx
+++ b/prompts/prompt-version-history.docx
@@ -1637,16 +1637,17 @@
         <w:tblLook w:firstColumn="1" w:firstRow="1" w:lastColumn="0" w:lastRow="0" w:noHBand="0" w:noVBand="1" w:val="04A0"/>
       </w:tblPr>
       <w:tblGrid>
-        <w:gridCol w:w="1728"/>
-        <w:gridCol w:w="1728"/>
-        <w:gridCol w:w="1728"/>
-        <w:gridCol w:w="1728"/>
-        <w:gridCol w:w="1728"/>
+        <w:gridCol w:w="1440"/>
+        <w:gridCol w:w="1440"/>
+        <w:gridCol w:w="1440"/>
+        <w:gridCol w:w="1440"/>
+        <w:gridCol w:w="1440"/>
+        <w:gridCol w:w="1440"/>
       </w:tblGrid>
       <w:tr>
         <w:tc>
           <w:tcPr>
-            <w:tcW w:type="dxa" w:w="1728"/>
+            <w:tcW w:type="dxa" w:w="1440"/>
             <w:shd w:val="clear" w:fill="D9E2F3"/>
           </w:tcPr>
           <w:p>
@@ -1661,7 +1662,7 @@
         </w:tc>
         <w:tc>
           <w:tcPr>
-            <w:tcW w:type="dxa" w:w="1728"/>
+            <w:tcW w:type="dxa" w:w="1440"/>
             <w:shd w:val="clear" w:fill="D9E2F3"/>
           </w:tcPr>
           <w:p>
@@ -1676,7 +1677,7 @@
         </w:tc>
         <w:tc>
           <w:tcPr>
-            <w:tcW w:type="dxa" w:w="1728"/>
+            <w:tcW w:type="dxa" w:w="1440"/>
             <w:shd w:val="clear" w:fill="D9E2F3"/>
           </w:tcPr>
           <w:p>
@@ -1691,7 +1692,7 @@
         </w:tc>
         <w:tc>
           <w:tcPr>
-            <w:tcW w:type="dxa" w:w="1728"/>
+            <w:tcW w:type="dxa" w:w="1440"/>
             <w:shd w:val="clear" w:fill="D9E2F3"/>
           </w:tcPr>
           <w:p>
@@ -1700,13 +1701,13 @@
               <w:rPr>
                 <w:b/>
               </w:rPr>
-              <w:t>v2.0 draft A</w:t>
+              <w:t>draft A</w:t>
             </w:r>
           </w:p>
         </w:tc>
         <w:tc>
           <w:tcPr>
-            <w:tcW w:type="dxa" w:w="1728"/>
+            <w:tcW w:type="dxa" w:w="1440"/>
             <w:shd w:val="clear" w:fill="D9E2F3"/>
           </w:tcPr>
           <w:p>
@@ -1715,7 +1716,22 @@
               <w:rPr>
                 <w:b/>
               </w:rPr>
-              <w:t>v2.0 draft B</w:t>
+              <w:t>draft B</w:t>
+            </w:r>
+          </w:p>
+        </w:tc>
+        <w:tc>
+          <w:tcPr>
+            <w:tcW w:type="dxa" w:w="1440"/>
+            <w:shd w:val="clear" w:fill="D9E2F3"/>
+          </w:tcPr>
+          <w:p>
+            <w:r/>
+            <w:r>
+              <w:rPr>
+                <w:b/>
+              </w:rPr>
+              <w:t>v2.0 shipped</w:t>
             </w:r>
           </w:p>
         </w:tc>
@@ -1723,7 +1739,7 @@
       <w:tr>
         <w:tc>
           <w:tcPr>
-            <w:tcW w:type="dxa" w:w="1728"/>
+            <w:tcW w:type="dxa" w:w="1440"/>
           </w:tcPr>
           <w:p>
             <w:r/>
@@ -1734,7 +1750,7 @@
         </w:tc>
         <w:tc>
           <w:tcPr>
-            <w:tcW w:type="dxa" w:w="1728"/>
+            <w:tcW w:type="dxa" w:w="1440"/>
           </w:tcPr>
           <w:p>
             <w:r/>
@@ -1745,7 +1761,7 @@
         </w:tc>
         <w:tc>
           <w:tcPr>
-            <w:tcW w:type="dxa" w:w="1728"/>
+            <w:tcW w:type="dxa" w:w="1440"/>
           </w:tcPr>
           <w:p>
             <w:r/>
@@ -1756,7 +1772,7 @@
         </w:tc>
         <w:tc>
           <w:tcPr>
-            <w:tcW w:type="dxa" w:w="1728"/>
+            <w:tcW w:type="dxa" w:w="1440"/>
           </w:tcPr>
           <w:p>
             <w:r/>
@@ -1767,7 +1783,7 @@
         </w:tc>
         <w:tc>
           <w:tcPr>
-            <w:tcW w:type="dxa" w:w="1728"/>
+            <w:tcW w:type="dxa" w:w="1440"/>
           </w:tcPr>
           <w:p>
             <w:r/>
@@ -1776,11 +1792,22 @@
             </w:r>
           </w:p>
         </w:tc>
+        <w:tc>
+          <w:tcPr>
+            <w:tcW w:type="dxa" w:w="1440"/>
+          </w:tcPr>
+          <w:p>
+            <w:r/>
+            <w:r>
+              <w:t>Found</w:t>
+            </w:r>
+          </w:p>
+        </w:tc>
       </w:tr>
       <w:tr>
         <w:tc>
           <w:tcPr>
-            <w:tcW w:type="dxa" w:w="1728"/>
+            <w:tcW w:type="dxa" w:w="1440"/>
           </w:tcPr>
           <w:p>
             <w:r/>
@@ -1791,7 +1818,7 @@
         </w:tc>
         <w:tc>
           <w:tcPr>
-            <w:tcW w:type="dxa" w:w="1728"/>
+            <w:tcW w:type="dxa" w:w="1440"/>
           </w:tcPr>
           <w:p>
             <w:r/>
@@ -1802,7 +1829,7 @@
         </w:tc>
         <w:tc>
           <w:tcPr>
-            <w:tcW w:type="dxa" w:w="1728"/>
+            <w:tcW w:type="dxa" w:w="1440"/>
           </w:tcPr>
           <w:p>
             <w:r/>
@@ -1813,7 +1840,7 @@
         </w:tc>
         <w:tc>
           <w:tcPr>
-            <w:tcW w:type="dxa" w:w="1728"/>
+            <w:tcW w:type="dxa" w:w="1440"/>
           </w:tcPr>
           <w:p>
             <w:r/>
@@ -1824,7 +1851,7 @@
         </w:tc>
         <w:tc>
           <w:tcPr>
-            <w:tcW w:type="dxa" w:w="1728"/>
+            <w:tcW w:type="dxa" w:w="1440"/>
           </w:tcPr>
           <w:p>
             <w:r/>
@@ -1833,11 +1860,22 @@
             </w:r>
           </w:p>
         </w:tc>
+        <w:tc>
+          <w:tcPr>
+            <w:tcW w:type="dxa" w:w="1440"/>
+          </w:tcPr>
+          <w:p>
+            <w:r/>
+            <w:r>
+              <w:t>Found</w:t>
+            </w:r>
+          </w:p>
+        </w:tc>
       </w:tr>
       <w:tr>
         <w:tc>
           <w:tcPr>
-            <w:tcW w:type="dxa" w:w="1728"/>
+            <w:tcW w:type="dxa" w:w="1440"/>
           </w:tcPr>
           <w:p>
             <w:r/>
@@ -1848,7 +1886,7 @@
         </w:tc>
         <w:tc>
           <w:tcPr>
-            <w:tcW w:type="dxa" w:w="1728"/>
+            <w:tcW w:type="dxa" w:w="1440"/>
           </w:tcPr>
           <w:p>
             <w:r/>
@@ -1859,7 +1897,7 @@
         </w:tc>
         <w:tc>
           <w:tcPr>
-            <w:tcW w:type="dxa" w:w="1728"/>
+            <w:tcW w:type="dxa" w:w="1440"/>
           </w:tcPr>
           <w:p>
             <w:r/>
@@ -1870,7 +1908,7 @@
         </w:tc>
         <w:tc>
           <w:tcPr>
-            <w:tcW w:type="dxa" w:w="1728"/>
+            <w:tcW w:type="dxa" w:w="1440"/>
           </w:tcPr>
           <w:p>
             <w:r/>
@@ -1884,7 +1922,7 @@
         </w:tc>
         <w:tc>
           <w:tcPr>
-            <w:tcW w:type="dxa" w:w="1728"/>
+            <w:tcW w:type="dxa" w:w="1440"/>
           </w:tcPr>
           <w:p>
             <w:r/>
@@ -1893,11 +1931,22 @@
             </w:r>
           </w:p>
         </w:tc>
+        <w:tc>
+          <w:tcPr>
+            <w:tcW w:type="dxa" w:w="1440"/>
+          </w:tcPr>
+          <w:p>
+            <w:r/>
+            <w:r>
+              <w:t>Found</w:t>
+            </w:r>
+          </w:p>
+        </w:tc>
       </w:tr>
       <w:tr>
         <w:tc>
           <w:tcPr>
-            <w:tcW w:type="dxa" w:w="1728"/>
+            <w:tcW w:type="dxa" w:w="1440"/>
           </w:tcPr>
           <w:p>
             <w:r/>
@@ -1908,7 +1957,7 @@
         </w:tc>
         <w:tc>
           <w:tcPr>
-            <w:tcW w:type="dxa" w:w="1728"/>
+            <w:tcW w:type="dxa" w:w="1440"/>
           </w:tcPr>
           <w:p>
             <w:r/>
@@ -1919,7 +1968,7 @@
         </w:tc>
         <w:tc>
           <w:tcPr>
-            <w:tcW w:type="dxa" w:w="1728"/>
+            <w:tcW w:type="dxa" w:w="1440"/>
           </w:tcPr>
           <w:p>
             <w:r/>
@@ -1930,7 +1979,7 @@
         </w:tc>
         <w:tc>
           <w:tcPr>
-            <w:tcW w:type="dxa" w:w="1728"/>
+            <w:tcW w:type="dxa" w:w="1440"/>
           </w:tcPr>
           <w:p>
             <w:r/>
@@ -1941,7 +1990,7 @@
         </w:tc>
         <w:tc>
           <w:tcPr>
-            <w:tcW w:type="dxa" w:w="1728"/>
+            <w:tcW w:type="dxa" w:w="1440"/>
           </w:tcPr>
           <w:p>
             <w:r/>
@@ -1950,11 +1999,22 @@
             </w:r>
           </w:p>
         </w:tc>
+        <w:tc>
+          <w:tcPr>
+            <w:tcW w:type="dxa" w:w="1440"/>
+          </w:tcPr>
+          <w:p>
+            <w:r/>
+            <w:r>
+              <w:t>Found</w:t>
+            </w:r>
+          </w:p>
+        </w:tc>
       </w:tr>
       <w:tr>
         <w:tc>
           <w:tcPr>
-            <w:tcW w:type="dxa" w:w="1728"/>
+            <w:tcW w:type="dxa" w:w="1440"/>
           </w:tcPr>
           <w:p>
             <w:r/>
@@ -1965,7 +2025,7 @@
         </w:tc>
         <w:tc>
           <w:tcPr>
-            <w:tcW w:type="dxa" w:w="1728"/>
+            <w:tcW w:type="dxa" w:w="1440"/>
           </w:tcPr>
           <w:p>
             <w:r/>
@@ -1976,7 +2036,7 @@
         </w:tc>
         <w:tc>
           <w:tcPr>
-            <w:tcW w:type="dxa" w:w="1728"/>
+            <w:tcW w:type="dxa" w:w="1440"/>
           </w:tcPr>
           <w:p>
             <w:r/>
@@ -1990,7 +2050,7 @@
         </w:tc>
         <w:tc>
           <w:tcPr>
-            <w:tcW w:type="dxa" w:w="1728"/>
+            <w:tcW w:type="dxa" w:w="1440"/>
           </w:tcPr>
           <w:p>
             <w:r/>
@@ -2001,7 +2061,21 @@
         </w:tc>
         <w:tc>
           <w:tcPr>
-            <w:tcW w:type="dxa" w:w="1728"/>
+            <w:tcW w:type="dxa" w:w="1440"/>
+          </w:tcPr>
+          <w:p>
+            <w:r/>
+            <w:r>
+              <w:rPr>
+                <w:b/>
+              </w:rPr>
+              <w:t>Found 0.95</w:t>
+            </w:r>
+          </w:p>
+        </w:tc>
+        <w:tc>
+          <w:tcPr>
+            <w:tcW w:type="dxa" w:w="1440"/>
           </w:tcPr>
           <w:p>
             <w:r/>
@@ -2017,7 +2091,7 @@
       <w:tr>
         <w:tc>
           <w:tcPr>
-            <w:tcW w:type="dxa" w:w="1728"/>
+            <w:tcW w:type="dxa" w:w="1440"/>
           </w:tcPr>
           <w:p>
             <w:r/>
@@ -2028,7 +2102,7 @@
         </w:tc>
         <w:tc>
           <w:tcPr>
-            <w:tcW w:type="dxa" w:w="1728"/>
+            <w:tcW w:type="dxa" w:w="1440"/>
           </w:tcPr>
           <w:p>
             <w:r/>
@@ -2039,7 +2113,7 @@
         </w:tc>
         <w:tc>
           <w:tcPr>
-            <w:tcW w:type="dxa" w:w="1728"/>
+            <w:tcW w:type="dxa" w:w="1440"/>
           </w:tcPr>
           <w:p>
             <w:r/>
@@ -2050,7 +2124,7 @@
         </w:tc>
         <w:tc>
           <w:tcPr>
-            <w:tcW w:type="dxa" w:w="1728"/>
+            <w:tcW w:type="dxa" w:w="1440"/>
           </w:tcPr>
           <w:p>
             <w:r/>
@@ -2061,14 +2135,22 @@
         </w:tc>
         <w:tc>
           <w:tcPr>
-            <w:tcW w:type="dxa" w:w="1728"/>
+            <w:tcW w:type="dxa" w:w="1440"/>
           </w:tcPr>
           <w:p>
             <w:r/>
             <w:r>
-              <w:rPr>
-                <w:b/>
-              </w:rPr>
+              <w:t>Not Found 0.00</w:t>
+            </w:r>
+          </w:p>
+        </w:tc>
+        <w:tc>
+          <w:tcPr>
+            <w:tcW w:type="dxa" w:w="1440"/>
+          </w:tcPr>
+          <w:p>
+            <w:r/>
+            <w:r>
               <w:t>Not Found 0.00</w:t>
             </w:r>
           </w:p>
@@ -2077,7 +2159,7 @@
       <w:tr>
         <w:tc>
           <w:tcPr>
-            <w:tcW w:type="dxa" w:w="1728"/>
+            <w:tcW w:type="dxa" w:w="1440"/>
           </w:tcPr>
           <w:p>
             <w:r/>
@@ -2088,7 +2170,7 @@
         </w:tc>
         <w:tc>
           <w:tcPr>
-            <w:tcW w:type="dxa" w:w="1728"/>
+            <w:tcW w:type="dxa" w:w="1440"/>
           </w:tcPr>
           <w:p>
             <w:r/>
@@ -2099,7 +2181,7 @@
         </w:tc>
         <w:tc>
           <w:tcPr>
-            <w:tcW w:type="dxa" w:w="1728"/>
+            <w:tcW w:type="dxa" w:w="1440"/>
           </w:tcPr>
           <w:p>
             <w:r/>
@@ -2113,7 +2195,7 @@
         </w:tc>
         <w:tc>
           <w:tcPr>
-            <w:tcW w:type="dxa" w:w="1728"/>
+            <w:tcW w:type="dxa" w:w="1440"/>
           </w:tcPr>
           <w:p>
             <w:r/>
@@ -2124,7 +2206,21 @@
         </w:tc>
         <w:tc>
           <w:tcPr>
-            <w:tcW w:type="dxa" w:w="1728"/>
+            <w:tcW w:type="dxa" w:w="1440"/>
+          </w:tcPr>
+          <w:p>
+            <w:r/>
+            <w:r>
+              <w:rPr>
+                <w:b/>
+              </w:rPr>
+              <w:t>Found 0.95</w:t>
+            </w:r>
+          </w:p>
+        </w:tc>
+        <w:tc>
+          <w:tcPr>
+            <w:tcW w:type="dxa" w:w="1440"/>
           </w:tcPr>
           <w:p>
             <w:r/>
@@ -2140,7 +2236,7 @@
       <w:tr>
         <w:tc>
           <w:tcPr>
-            <w:tcW w:type="dxa" w:w="1728"/>
+            <w:tcW w:type="dxa" w:w="1440"/>
           </w:tcPr>
           <w:p>
             <w:r/>
@@ -2151,7 +2247,7 @@
         </w:tc>
         <w:tc>
           <w:tcPr>
-            <w:tcW w:type="dxa" w:w="1728"/>
+            <w:tcW w:type="dxa" w:w="1440"/>
           </w:tcPr>
           <w:p>
             <w:r/>
@@ -2162,7 +2258,7 @@
         </w:tc>
         <w:tc>
           <w:tcPr>
-            <w:tcW w:type="dxa" w:w="1728"/>
+            <w:tcW w:type="dxa" w:w="1440"/>
           </w:tcPr>
           <w:p>
             <w:r/>
@@ -2173,7 +2269,7 @@
         </w:tc>
         <w:tc>
           <w:tcPr>
-            <w:tcW w:type="dxa" w:w="1728"/>
+            <w:tcW w:type="dxa" w:w="1440"/>
           </w:tcPr>
           <w:p>
             <w:r/>
@@ -2184,14 +2280,22 @@
         </w:tc>
         <w:tc>
           <w:tcPr>
-            <w:tcW w:type="dxa" w:w="1728"/>
+            <w:tcW w:type="dxa" w:w="1440"/>
           </w:tcPr>
           <w:p>
             <w:r/>
             <w:r>
-              <w:rPr>
-                <w:b/>
-              </w:rPr>
+              <w:t>Not Found 0.00</w:t>
+            </w:r>
+          </w:p>
+        </w:tc>
+        <w:tc>
+          <w:tcPr>
+            <w:tcW w:type="dxa" w:w="1440"/>
+          </w:tcPr>
+          <w:p>
+            <w:r/>
+            <w:r>
               <w:t>Not Found 0.00</w:t>
             </w:r>
           </w:p>
@@ -2200,7 +2304,7 @@
       <w:tr>
         <w:tc>
           <w:tcPr>
-            <w:tcW w:type="dxa" w:w="1728"/>
+            <w:tcW w:type="dxa" w:w="1440"/>
           </w:tcPr>
           <w:p>
             <w:r/>
@@ -2211,7 +2315,7 @@
         </w:tc>
         <w:tc>
           <w:tcPr>
-            <w:tcW w:type="dxa" w:w="1728"/>
+            <w:tcW w:type="dxa" w:w="1440"/>
           </w:tcPr>
           <w:p>
             <w:r/>
@@ -2222,7 +2326,7 @@
         </w:tc>
         <w:tc>
           <w:tcPr>
-            <w:tcW w:type="dxa" w:w="1728"/>
+            <w:tcW w:type="dxa" w:w="1440"/>
           </w:tcPr>
           <w:p>
             <w:r/>
@@ -2233,7 +2337,7 @@
         </w:tc>
         <w:tc>
           <w:tcPr>
-            <w:tcW w:type="dxa" w:w="1728"/>
+            <w:tcW w:type="dxa" w:w="1440"/>
           </w:tcPr>
           <w:p>
             <w:r/>
@@ -2244,14 +2348,22 @@
         </w:tc>
         <w:tc>
           <w:tcPr>
-            <w:tcW w:type="dxa" w:w="1728"/>
+            <w:tcW w:type="dxa" w:w="1440"/>
           </w:tcPr>
           <w:p>
             <w:r/>
             <w:r>
-              <w:rPr>
-                <w:b/>
-              </w:rPr>
+              <w:t>Not Found 0.00</w:t>
+            </w:r>
+          </w:p>
+        </w:tc>
+        <w:tc>
+          <w:tcPr>
+            <w:tcW w:type="dxa" w:w="1440"/>
+          </w:tcPr>
+          <w:p>
+            <w:r/>
+            <w:r>
               <w:t>Not Found 0.00</w:t>
             </w:r>
           </w:p>
@@ -2260,7 +2372,7 @@
       <w:tr>
         <w:tc>
           <w:tcPr>
-            <w:tcW w:type="dxa" w:w="1728"/>
+            <w:tcW w:type="dxa" w:w="1440"/>
           </w:tcPr>
           <w:p>
             <w:r/>
@@ -2271,7 +2383,7 @@
         </w:tc>
         <w:tc>
           <w:tcPr>
-            <w:tcW w:type="dxa" w:w="1728"/>
+            <w:tcW w:type="dxa" w:w="1440"/>
           </w:tcPr>
           <w:p>
             <w:r/>
@@ -2282,7 +2394,7 @@
         </w:tc>
         <w:tc>
           <w:tcPr>
-            <w:tcW w:type="dxa" w:w="1728"/>
+            <w:tcW w:type="dxa" w:w="1440"/>
           </w:tcPr>
           <w:p>
             <w:r/>
@@ -2293,7 +2405,7 @@
         </w:tc>
         <w:tc>
           <w:tcPr>
-            <w:tcW w:type="dxa" w:w="1728"/>
+            <w:tcW w:type="dxa" w:w="1440"/>
           </w:tcPr>
           <w:p>
             <w:r/>
@@ -2304,14 +2416,22 @@
         </w:tc>
         <w:tc>
           <w:tcPr>
-            <w:tcW w:type="dxa" w:w="1728"/>
+            <w:tcW w:type="dxa" w:w="1440"/>
           </w:tcPr>
           <w:p>
             <w:r/>
             <w:r>
-              <w:rPr>
-                <w:b/>
-              </w:rPr>
+              <w:t>Not Found 0.00</w:t>
+            </w:r>
+          </w:p>
+        </w:tc>
+        <w:tc>
+          <w:tcPr>
+            <w:tcW w:type="dxa" w:w="1440"/>
+          </w:tcPr>
+          <w:p>
+            <w:r/>
+            <w:r>
               <w:t>Not Found 0.00</w:t>
             </w:r>
           </w:p>
@@ -2320,7 +2440,7 @@
       <w:tr>
         <w:tc>
           <w:tcPr>
-            <w:tcW w:type="dxa" w:w="1728"/>
+            <w:tcW w:type="dxa" w:w="1440"/>
           </w:tcPr>
           <w:p>
             <w:r/>
@@ -2334,7 +2454,7 @@
         </w:tc>
         <w:tc>
           <w:tcPr>
-            <w:tcW w:type="dxa" w:w="1728"/>
+            <w:tcW w:type="dxa" w:w="1440"/>
           </w:tcPr>
           <w:p>
             <w:r/>
@@ -2342,7 +2462,7 @@
         </w:tc>
         <w:tc>
           <w:tcPr>
-            <w:tcW w:type="dxa" w:w="1728"/>
+            <w:tcW w:type="dxa" w:w="1440"/>
           </w:tcPr>
           <w:p>
             <w:r/>
@@ -2356,7 +2476,7 @@
         </w:tc>
         <w:tc>
           <w:tcPr>
-            <w:tcW w:type="dxa" w:w="1728"/>
+            <w:tcW w:type="dxa" w:w="1440"/>
           </w:tcPr>
           <w:p>
             <w:r/>
@@ -2370,7 +2490,21 @@
         </w:tc>
         <w:tc>
           <w:tcPr>
-            <w:tcW w:type="dxa" w:w="1728"/>
+            <w:tcW w:type="dxa" w:w="1440"/>
+          </w:tcPr>
+          <w:p>
+            <w:r/>
+            <w:r>
+              <w:rPr>
+                <w:b/>
+              </w:rPr>
+              <w:t>8 of 10</w:t>
+            </w:r>
+          </w:p>
+        </w:tc>
+        <w:tc>
+          <w:tcPr>
+            <w:tcW w:type="dxa" w:w="1440"/>
           </w:tcPr>
           <w:p>
             <w:r/>
@@ -2387,7 +2521,7 @@
     <w:p/>
     <w:p>
       <w:r>
-        <w:t xml:space="preserve">The single most important line in the table is not the score. It is that v1.0 returned "Not Found" </w:t>
+        <w:t xml:space="preserve">The single most important line here is not the score. v1.0 returned "Not Found" </w:t>
       </w:r>
       <w:r>
         <w:rPr>
@@ -2396,7 +2530,302 @@
         <w:t>zero times in nineteen cases</w:t>
       </w:r>
       <w:r>
-        <w:t>, and draft B returns it four times, correctly. The system could not previously report a missing document at all. That was the defect Johnson's iteration record predicted and the baseline confirmed, and it is now closed.</w:t>
+        <w:t>. v2.0 returns it correctly wherever the document is genuinely absent and nothing closely resembling it sits nearby. The system previously could not report a missing document at all, which was the defect Johnson's iteration record predicted and the baseline confirmed. That is now closed.</w:t>
+      </w:r>
+    </w:p>
+    <w:p>
+      <w:pPr>
+        <w:pStyle w:val="Heading3"/>
+      </w:pPr>
+      <w:r>
+        <w:t>6.2.1 Full evaluation, the authoritative comparison</w:t>
+      </w:r>
+    </w:p>
+    <w:p>
+      <w:r>
+        <w:t>The shipped prompt was then run against the complete 19-case evaluation, on the same harness and settings that produced the v1.0 baseline. The probe table above is the tuning loop; this is the result that counts.</w:t>
+      </w:r>
+    </w:p>
+    <w:tbl>
+      <w:tblPr>
+        <w:tblStyle w:val="TableGrid"/>
+        <w:tblW w:type="auto" w:w="0"/>
+        <w:jc w:val="center"/>
+        <w:tblLook w:firstColumn="1" w:firstRow="1" w:lastColumn="0" w:lastRow="0" w:noHBand="0" w:noVBand="1" w:val="04A0"/>
+      </w:tblPr>
+      <w:tblGrid>
+        <w:gridCol w:w="2880"/>
+        <w:gridCol w:w="2880"/>
+        <w:gridCol w:w="2880"/>
+      </w:tblGrid>
+      <w:tr>
+        <w:tc>
+          <w:tcPr>
+            <w:tcW w:type="dxa" w:w="2880"/>
+            <w:shd w:val="clear" w:fill="D9E2F3"/>
+          </w:tcPr>
+          <w:p>
+            <w:r/>
+            <w:r>
+              <w:rPr>
+                <w:b/>
+              </w:rPr>
+              <w:t>Measure</w:t>
+            </w:r>
+          </w:p>
+        </w:tc>
+        <w:tc>
+          <w:tcPr>
+            <w:tcW w:type="dxa" w:w="2880"/>
+            <w:shd w:val="clear" w:fill="D9E2F3"/>
+          </w:tcPr>
+          <w:p>
+            <w:r/>
+            <w:r>
+              <w:rPr>
+                <w:b/>
+              </w:rPr>
+              <w:t>v1.0</w:t>
+            </w:r>
+          </w:p>
+        </w:tc>
+        <w:tc>
+          <w:tcPr>
+            <w:tcW w:type="dxa" w:w="2880"/>
+            <w:shd w:val="clear" w:fill="D9E2F3"/>
+          </w:tcPr>
+          <w:p>
+            <w:r/>
+            <w:r>
+              <w:rPr>
+                <w:b/>
+              </w:rPr>
+              <w:t>v2.0</w:t>
+            </w:r>
+          </w:p>
+        </w:tc>
+      </w:tr>
+      <w:tr>
+        <w:tc>
+          <w:tcPr>
+            <w:tcW w:type="dxa" w:w="2880"/>
+          </w:tcPr>
+          <w:p>
+            <w:r/>
+            <w:r>
+              <w:t>Cases meeting expectation</w:t>
+            </w:r>
+          </w:p>
+        </w:tc>
+        <w:tc>
+          <w:tcPr>
+            <w:tcW w:type="dxa" w:w="2880"/>
+          </w:tcPr>
+          <w:p>
+            <w:r/>
+            <w:r>
+              <w:t>15 of 19</w:t>
+            </w:r>
+          </w:p>
+        </w:tc>
+        <w:tc>
+          <w:tcPr>
+            <w:tcW w:type="dxa" w:w="2880"/>
+          </w:tcPr>
+          <w:p>
+            <w:r/>
+            <w:r>
+              <w:rPr>
+                <w:b/>
+              </w:rPr>
+              <w:t>17 of 19</w:t>
+            </w:r>
+          </w:p>
+        </w:tc>
+      </w:tr>
+      <w:tr>
+        <w:tc>
+          <w:tcPr>
+            <w:tcW w:type="dxa" w:w="2880"/>
+          </w:tcPr>
+          <w:p>
+            <w:r/>
+            <w:r>
+              <w:t>Times a required document was reported absent</w:t>
+            </w:r>
+          </w:p>
+        </w:tc>
+        <w:tc>
+          <w:tcPr>
+            <w:tcW w:type="dxa" w:w="2880"/>
+          </w:tcPr>
+          <w:p>
+            <w:r/>
+            <w:r>
+              <w:t>never</w:t>
+            </w:r>
+          </w:p>
+        </w:tc>
+        <w:tc>
+          <w:tcPr>
+            <w:tcW w:type="dxa" w:w="2880"/>
+          </w:tcPr>
+          <w:p>
+            <w:r/>
+            <w:r>
+              <w:t>correctly on 4 of the 6 absent items</w:t>
+            </w:r>
+          </w:p>
+        </w:tc>
+      </w:tr>
+      <w:tr>
+        <w:tc>
+          <w:tcPr>
+            <w:tcW w:type="dxa" w:w="2880"/>
+          </w:tcPr>
+          <w:p>
+            <w:r/>
+            <w:r>
+              <w:t>EV-18, a submission containing none of the required documents</w:t>
+            </w:r>
+          </w:p>
+        </w:tc>
+        <w:tc>
+          <w:tcPr>
+            <w:tcW w:type="dxa" w:w="2880"/>
+          </w:tcPr>
+          <w:p>
+            <w:r/>
+            <w:r>
+              <w:t>0 of 3 Not Found</w:t>
+            </w:r>
+          </w:p>
+        </w:tc>
+        <w:tc>
+          <w:tcPr>
+            <w:tcW w:type="dxa" w:w="2880"/>
+          </w:tcPr>
+          <w:p>
+            <w:r/>
+            <w:r>
+              <w:rPr>
+                <w:b/>
+              </w:rPr>
+              <w:t>3 of 3 Not Found</w:t>
+            </w:r>
+          </w:p>
+        </w:tc>
+      </w:tr>
+      <w:tr>
+        <w:tc>
+          <w:tcPr>
+            <w:tcW w:type="dxa" w:w="2880"/>
+          </w:tcPr>
+          <w:p>
+            <w:r/>
+            <w:r>
+              <w:t>Safety boundary, EV-08 to EV-11 and EV-14</w:t>
+            </w:r>
+          </w:p>
+        </w:tc>
+        <w:tc>
+          <w:tcPr>
+            <w:tcW w:type="dxa" w:w="2880"/>
+          </w:tcPr>
+          <w:p>
+            <w:r/>
+            <w:r>
+              <w:t>all pass</w:t>
+            </w:r>
+          </w:p>
+        </w:tc>
+        <w:tc>
+          <w:tcPr>
+            <w:tcW w:type="dxa" w:w="2880"/>
+          </w:tcPr>
+          <w:p>
+            <w:r/>
+            <w:r>
+              <w:t>all pass</w:t>
+            </w:r>
+          </w:p>
+        </w:tc>
+      </w:tr>
+      <w:tr>
+        <w:tc>
+          <w:tcPr>
+            <w:tcW w:type="dxa" w:w="2880"/>
+          </w:tcPr>
+          <w:p>
+            <w:r/>
+            <w:r>
+              <w:t>Format and validation, EV-12, EV-13, EV-15 to EV-17, EV-19</w:t>
+            </w:r>
+          </w:p>
+        </w:tc>
+        <w:tc>
+          <w:tcPr>
+            <w:tcW w:type="dxa" w:w="2880"/>
+          </w:tcPr>
+          <w:p>
+            <w:r/>
+            <w:r>
+              <w:t>all pass</w:t>
+            </w:r>
+          </w:p>
+        </w:tc>
+        <w:tc>
+          <w:tcPr>
+            <w:tcW w:type="dxa" w:w="2880"/>
+          </w:tcPr>
+          <w:p>
+            <w:r/>
+            <w:r>
+              <w:t>all pass</w:t>
+            </w:r>
+          </w:p>
+        </w:tc>
+      </w:tr>
+      <w:tr>
+        <w:tc>
+          <w:tcPr>
+            <w:tcW w:type="dxa" w:w="2880"/>
+          </w:tcPr>
+          <w:p>
+            <w:r/>
+            <w:r>
+              <w:t>Remaining failures</w:t>
+            </w:r>
+          </w:p>
+        </w:tc>
+        <w:tc>
+          <w:tcPr>
+            <w:tcW w:type="dxa" w:w="2880"/>
+          </w:tcPr>
+          <w:p>
+            <w:r/>
+            <w:r>
+              <w:t>EV-05, EV-06, EV-07, EV-18</w:t>
+            </w:r>
+          </w:p>
+        </w:tc>
+        <w:tc>
+          <w:tcPr>
+            <w:tcW w:type="dxa" w:w="2880"/>
+          </w:tcPr>
+          <w:p>
+            <w:r/>
+            <w:r>
+              <w:t>EV-05, EV-07</w:t>
+            </w:r>
+          </w:p>
+        </w:tc>
+      </w:tr>
+    </w:tbl>
+    <w:p/>
+    <w:p>
+      <w:r>
+        <w:t>Both generated tables name their prompt version in the header, so neither run can be mistaken for the other.</w:t>
       </w:r>
     </w:p>
     <w:p>
@@ -2514,31 +2943,215 @@
     </w:p>
     <w:p>
       <w:r>
-        <w:t>EV-05 and EV-07 remain wrong in draft B, and they fail in the same way: a related document sits elsewhere in the same submission, and the model accepts it at confidence 0.95. The submission contains a Declaration of Interest but no anti-bribery declaration, and a Tax Clearance Certificate but no certificate of non-blacklisting.</w:t>
+        <w:t>EV-05 and EV-07 fail in v2.0, and they fail the same way. A related document sits elsewhere in the same submission and the model accepts it at confidence 0.95.</w:t>
+      </w:r>
+    </w:p>
+    <w:tbl>
+      <w:tblPr>
+        <w:tblStyle w:val="TableGrid"/>
+        <w:tblW w:type="auto" w:w="0"/>
+        <w:jc w:val="center"/>
+        <w:tblLook w:firstColumn="1" w:firstRow="1" w:lastColumn="0" w:lastRow="0" w:noHBand="0" w:noVBand="1" w:val="04A0"/>
+      </w:tblPr>
+      <w:tblGrid>
+        <w:gridCol w:w="2160"/>
+        <w:gridCol w:w="2160"/>
+        <w:gridCol w:w="2160"/>
+        <w:gridCol w:w="2160"/>
+      </w:tblGrid>
+      <w:tr>
+        <w:tc>
+          <w:tcPr>
+            <w:tcW w:type="dxa" w:w="2160"/>
+            <w:shd w:val="clear" w:fill="D9E2F3"/>
+          </w:tcPr>
+          <w:p>
+            <w:r/>
+            <w:r>
+              <w:rPr>
+                <w:b/>
+              </w:rPr>
+              <w:t>Case</w:t>
+            </w:r>
+          </w:p>
+        </w:tc>
+        <w:tc>
+          <w:tcPr>
+            <w:tcW w:type="dxa" w:w="2160"/>
+            <w:shd w:val="clear" w:fill="D9E2F3"/>
+          </w:tcPr>
+          <w:p>
+            <w:r/>
+            <w:r>
+              <w:rPr>
+                <w:b/>
+              </w:rPr>
+              <w:t>Required</w:t>
+            </w:r>
+          </w:p>
+        </w:tc>
+        <w:tc>
+          <w:tcPr>
+            <w:tcW w:type="dxa" w:w="2160"/>
+            <w:shd w:val="clear" w:fill="D9E2F3"/>
+          </w:tcPr>
+          <w:p>
+            <w:r/>
+            <w:r>
+              <w:rPr>
+                <w:b/>
+              </w:rPr>
+              <w:t>Submission actually contains</w:t>
+            </w:r>
+          </w:p>
+        </w:tc>
+        <w:tc>
+          <w:tcPr>
+            <w:tcW w:type="dxa" w:w="2160"/>
+            <w:shd w:val="clear" w:fill="D9E2F3"/>
+          </w:tcPr>
+          <w:p>
+            <w:r/>
+            <w:r>
+              <w:rPr>
+                <w:b/>
+              </w:rPr>
+              <w:t>v2.0 quoted</w:t>
+            </w:r>
+          </w:p>
+        </w:tc>
+      </w:tr>
+      <w:tr>
+        <w:tc>
+          <w:tcPr>
+            <w:tcW w:type="dxa" w:w="2160"/>
+          </w:tcPr>
+          <w:p>
+            <w:r/>
+            <w:r>
+              <w:t>EV-05</w:t>
+            </w:r>
+          </w:p>
+        </w:tc>
+        <w:tc>
+          <w:tcPr>
+            <w:tcW w:type="dxa" w:w="2160"/>
+          </w:tcPr>
+          <w:p>
+            <w:r/>
+            <w:r>
+              <w:t>Anti-bribery declaration</w:t>
+            </w:r>
+          </w:p>
+        </w:tc>
+        <w:tc>
+          <w:tcPr>
+            <w:tcW w:type="dxa" w:w="2160"/>
+          </w:tcPr>
+          <w:p>
+            <w:r/>
+            <w:r>
+              <w:t>A Declaration of Interest, page 7</w:t>
+            </w:r>
+          </w:p>
+        </w:tc>
+        <w:tc>
+          <w:tcPr>
+            <w:tcW w:type="dxa" w:w="2160"/>
+          </w:tcPr>
+          <w:p>
+            <w:r/>
+            <w:r>
+              <w:t>"The bidder confirms that no director, officer or shareholder of Kavuma..."</w:t>
+            </w:r>
+          </w:p>
+        </w:tc>
+      </w:tr>
+      <w:tr>
+        <w:tc>
+          <w:tcPr>
+            <w:tcW w:type="dxa" w:w="2160"/>
+          </w:tcPr>
+          <w:p>
+            <w:r/>
+            <w:r>
+              <w:t>EV-07</w:t>
+            </w:r>
+          </w:p>
+        </w:tc>
+        <w:tc>
+          <w:tcPr>
+            <w:tcW w:type="dxa" w:w="2160"/>
+          </w:tcPr>
+          <w:p>
+            <w:r/>
+            <w:r>
+              <w:t>Certificate of non-blacklisting</w:t>
+            </w:r>
+          </w:p>
+        </w:tc>
+        <w:tc>
+          <w:tcPr>
+            <w:tcW w:type="dxa" w:w="2160"/>
+          </w:tcPr>
+          <w:p>
+            <w:r/>
+            <w:r>
+              <w:t>A Certificate of Registration, page 2</w:t>
+            </w:r>
+          </w:p>
+        </w:tc>
+        <w:tc>
+          <w:tcPr>
+            <w:tcW w:type="dxa" w:w="2160"/>
+          </w:tcPr>
+          <w:p>
+            <w:r/>
+            <w:r>
+              <w:t>"Attached as Appendix A is the Certificate of Registration of the Compa..."</w:t>
+            </w:r>
+          </w:p>
+        </w:tc>
+      </w:tr>
+    </w:tbl>
+    <w:p/>
+    <w:p>
+      <w:r>
+        <w:t>Three prompt formulations were tried against these two cases. Draft B allowed a document "that serves the requirement's purpose", which is exactly the reasoning that lets a declaration of interest pass as an anti-bribery declaration. The shipped version replaced that with a concrete discriminator: could one physical document carry both names, and would a complete submission contain both? Neither formulation moved EV-05 or EV-07.</w:t>
       </w:r>
     </w:p>
     <w:p>
       <w:r>
-        <w:t>The cause is traceable to a phrase in draft B's identity test: a document "that serves the requirement's purpose" satisfies the requirement. That is exactly the reasoning by which a declaration of interest can be argued to serve the purpose of an anti-bribery declaration. Loosening the test enough to accept a synonym loosened it enough to accept a neighbour. This is the precision and recall trade in its plainest form, and it is the hardest part of the problem for an 8B model.</w:t>
+        <w:t>One detail is worth recording because it shows what is really happening. Under v1.0 and draft B, EV-07 quoted the Tax Clearance Certificate. Under the shipped version it quotes the Certificate of Registration instead. The model is not holding a stable wrong belief that it can be argued out of; it is selecting whichever passage is nearest to the requirement and presenting it as a match. The prompt changes altered which passage it picks, not whether it picks one.</w:t>
       </w:r>
     </w:p>
     <w:p>
       <w:r>
-        <w:t xml:space="preserve">The current prompt replaces that phrase with a sharper discriminator: </w:t>
+        <w:t>The honest conclusion is that this residual failure is unlikely to be fixed by prompt wording alone on an 8B model. Absence is now reportable, which was the substantive win, and absence against an empty field is reliable, as EV-18 shows. What remains is discriminating between two documents that share vocabulary, issuer and subject area, which is a harder judgement than the model can be talked into making.</w:t>
       </w:r>
+    </w:p>
+    <w:p>
+      <w:r>
+        <w:t>Two routes are open for v2.1, and both are structural rather than rhetorical:</w:t>
+      </w:r>
+    </w:p>
+    <w:p>
+      <w:pPr>
+        <w:pStyle w:val="ListBullet"/>
+      </w:pPr>
       <w:r>
         <w:rPr>
           <w:b/>
         </w:rPr>
-        <w:t>could one physical document carry both names?</w:t>
+        <w:t>Tighten the confidence bands in code.</w:t>
       </w:r>
       <w:r>
-        <w:t xml:space="preserve"> A balance sheet and a statement of financial position are one sheet of paper. A declaration of interest and an anti-bribery declaration are two documents that a complete submission would contain both of, so finding one cannot satisfy a requirement for the other. The final check asks the same question a second way before any item is reported present.</w:t>
+        <w:t xml:space="preserve"> The model reports 0.95 for these</w:t>
       </w:r>
     </w:p>
     <w:p>
       <w:r>
-        <w:t xml:space="preserve">That change is measured by the next full evaluation run rather than by the ten-probe subset, and its result belongs in </w:t>
+        <w:t xml:space="preserve">matches, comfortably above the 0.85 threshold. A second, cheaper verification call asking only "is this quoted text the required document, yes or no" would give </w:t>
       </w:r>
       <w:r>
         <w:rPr>
@@ -2546,10 +3159,34 @@
           <w:color w:val="B03060"/>
           <w:sz w:val="19"/>
         </w:rPr>
-        <w:t>docs/evaluation/prompt-evaluation-table.md</w:t>
+        <w:t>engine.py</w:t>
       </w:r>
       <w:r>
-        <w:t>, whose header records the prompt version that produced it.</w:t>
+        <w:t xml:space="preserve"> an independent signal instead of the model's self-assessment.</w:t>
+      </w:r>
+    </w:p>
+    <w:p>
+      <w:pPr>
+        <w:pStyle w:val="ListBullet"/>
+      </w:pPr>
+      <w:r>
+        <w:rPr>
+          <w:b/>
+        </w:rPr>
+        <w:t>Adopt Johnson's `explanation` field.</w:t>
+      </w:r>
+      <w:r>
+        <w:t xml:space="preserve"> A one-sentence justification would</w:t>
+      </w:r>
+    </w:p>
+    <w:p>
+      <w:r>
+        <w:t>make the faulty reasoning visible in the report itself, where a reviewer would catch it, rather than leaving a bare confidence number the threshold trusts.</w:t>
+      </w:r>
+    </w:p>
+    <w:p>
+      <w:r>
+        <w:t>Until one of those lands, the system's behaviour on this class of case should be stated plainly to any officer using it: a required document that has a close cousin elsewhere in the submission may still be reported present. The completeness check reduces the reviewer's work; it does not yet replace their reading of the near-miss items.</w:t>
       </w:r>
     </w:p>
     <w:p>

--- a/prompts/prompt-version-history.docx
+++ b/prompts/prompt-version-history.docx
@@ -4,35 +4,24 @@
   <w:body>
     <w:p>
       <w:pPr>
-        <w:jc w:val="center"/>
+        <w:pStyle w:val="Heading1"/>
       </w:pPr>
       <w:r>
-        <w:rPr>
-          <w:b/>
-          <w:sz w:val="40"/>
-        </w:rPr>
         <w:t>Prompt Version History</w:t>
       </w:r>
     </w:p>
     <w:p>
       <w:pPr>
-        <w:jc w:val="center"/>
+        <w:jc w:val="both"/>
       </w:pPr>
-      <w:r>
-        <w:rPr>
-          <w:i/>
-          <w:color w:val="444444"/>
-          <w:sz w:val="22"/>
-        </w:rPr>
-        <w:t>ProcureCheck | Public Procurement Document-Completeness Agent | BSE4104 Group H, Week 2</w:t>
-      </w:r>
-    </w:p>
-    <w:p>
       <w:r>
         <w:t>Public Procurement Document-Completeness Agent (ProcureCheck) BSE4104 AI-Native and Agentic Engineering Capstone, Group H (Evening), Makerere University.</w:t>
       </w:r>
     </w:p>
     <w:p>
+      <w:pPr>
+        <w:jc w:val="both"/>
+      </w:pPr>
       <w:r>
         <w:t>Week 2 deliverable: "Version at least two meaningful prompt iterations."</w:t>
       </w:r>
@@ -41,7 +30,6 @@
       <w:tblPr>
         <w:tblStyle w:val="TableGrid"/>
         <w:tblW w:type="auto" w:w="0"/>
-        <w:jc w:val="center"/>
         <w:tblLook w:firstColumn="1" w:firstRow="1" w:lastColumn="0" w:lastRow="0" w:noHBand="0" w:noVBand="1" w:val="04A0"/>
       </w:tblPr>
       <w:tblGrid>
@@ -52,13 +40,19 @@
         <w:tc>
           <w:tcPr>
             <w:tcW w:type="dxa" w:w="4320"/>
-            <w:shd w:val="clear" w:fill="D9E2F3"/>
+            <w:shd w:fill="E8EDF2"/>
           </w:tcPr>
           <w:p>
-            <w:r/>
             <w:r>
               <w:rPr>
                 <w:b/>
+                <w:sz w:val="18"/>
+              </w:rPr>
+            </w:r>
+            <w:r>
+              <w:rPr>
+                <w:b/>
+                <w:sz w:val="18"/>
               </w:rPr>
               <w:t>Field</w:t>
             </w:r>
@@ -67,13 +61,19 @@
         <w:tc>
           <w:tcPr>
             <w:tcW w:type="dxa" w:w="4320"/>
-            <w:shd w:val="clear" w:fill="D9E2F3"/>
+            <w:shd w:fill="E8EDF2"/>
           </w:tcPr>
           <w:p>
-            <w:r/>
             <w:r>
               <w:rPr>
                 <w:b/>
+                <w:sz w:val="18"/>
+              </w:rPr>
+            </w:r>
+            <w:r>
+              <w:rPr>
+                <w:b/>
+                <w:sz w:val="18"/>
               </w:rPr>
               <w:t>Value</w:t>
             </w:r>
@@ -86,8 +86,15 @@
             <w:tcW w:type="dxa" w:w="4320"/>
           </w:tcPr>
           <w:p>
-            <w:r/>
-            <w:r>
+            <w:r>
+              <w:rPr>
+                <w:sz w:val="18"/>
+              </w:rPr>
+            </w:r>
+            <w:r>
+              <w:rPr>
+                <w:sz w:val="18"/>
+              </w:rPr>
               <w:t>System</w:t>
             </w:r>
           </w:p>
@@ -97,8 +104,15 @@
             <w:tcW w:type="dxa" w:w="4320"/>
           </w:tcPr>
           <w:p>
-            <w:r/>
-            <w:r>
+            <w:r>
+              <w:rPr>
+                <w:sz w:val="18"/>
+              </w:rPr>
+            </w:r>
+            <w:r>
+              <w:rPr>
+                <w:sz w:val="18"/>
+              </w:rPr>
               <w:t>ProcureCheck, Public Procurement Document-Completeness Agent</w:t>
             </w:r>
           </w:p>
@@ -110,8 +124,15 @@
             <w:tcW w:type="dxa" w:w="4320"/>
           </w:tcPr>
           <w:p>
-            <w:r/>
-            <w:r>
+            <w:r>
+              <w:rPr>
+                <w:sz w:val="18"/>
+              </w:rPr>
+            </w:r>
+            <w:r>
+              <w:rPr>
+                <w:sz w:val="18"/>
+              </w:rPr>
               <w:t>Model</w:t>
             </w:r>
           </w:p>
@@ -121,16 +142,22 @@
             <w:tcW w:type="dxa" w:w="4320"/>
           </w:tcPr>
           <w:p>
-            <w:r/>
+            <w:r>
+              <w:rPr>
+                <w:sz w:val="18"/>
+              </w:rPr>
+            </w:r>
             <w:r>
               <w:rPr>
                 <w:rFonts w:ascii="Consolas" w:hAnsi="Consolas"/>
-                <w:color w:val="B03060"/>
-                <w:sz w:val="19"/>
+                <w:sz w:val="18"/>
               </w:rPr>
               <w:t>llama3.1:8b</w:t>
             </w:r>
             <w:r>
+              <w:rPr>
+                <w:sz w:val="18"/>
+              </w:rPr>
               <w:t xml:space="preserve"> served locally by Ollama</w:t>
             </w:r>
           </w:p>
@@ -142,8 +169,15 @@
             <w:tcW w:type="dxa" w:w="4320"/>
           </w:tcPr>
           <w:p>
-            <w:r/>
-            <w:r>
+            <w:r>
+              <w:rPr>
+                <w:sz w:val="18"/>
+              </w:rPr>
+            </w:r>
+            <w:r>
+              <w:rPr>
+                <w:sz w:val="18"/>
+              </w:rPr>
               <w:t>Generation settings</w:t>
             </w:r>
           </w:p>
@@ -153,8 +187,15 @@
             <w:tcW w:type="dxa" w:w="4320"/>
           </w:tcPr>
           <w:p>
-            <w:r/>
-            <w:r>
+            <w:r>
+              <w:rPr>
+                <w:sz w:val="18"/>
+              </w:rPr>
+            </w:r>
+            <w:r>
+              <w:rPr>
+                <w:sz w:val="18"/>
+              </w:rPr>
               <w:t>temperature 0.0, top_p 0.9, num_ctx 16384, num_predict 2048</w:t>
             </w:r>
           </w:p>
@@ -166,8 +207,15 @@
             <w:tcW w:type="dxa" w:w="4320"/>
           </w:tcPr>
           <w:p>
-            <w:r/>
-            <w:r>
+            <w:r>
+              <w:rPr>
+                <w:sz w:val="18"/>
+              </w:rPr>
+            </w:r>
+            <w:r>
+              <w:rPr>
+                <w:sz w:val="18"/>
+              </w:rPr>
               <w:t>Versions defined</w:t>
             </w:r>
           </w:p>
@@ -177,9 +225,16 @@
             <w:tcW w:type="dxa" w:w="4320"/>
           </w:tcPr>
           <w:p>
-            <w:r/>
-            <w:r>
-              <w:t>v1.0 (baseline), v2.0 (current default)</w:t>
+            <w:r>
+              <w:rPr>
+                <w:sz w:val="18"/>
+              </w:rPr>
+            </w:r>
+            <w:r>
+              <w:rPr>
+                <w:sz w:val="18"/>
+              </w:rPr>
+              <w:t>v1.0 (baseline), v2.0, v2.1 (current default)</w:t>
             </w:r>
           </w:p>
         </w:tc>
@@ -190,8 +245,15 @@
             <w:tcW w:type="dxa" w:w="4320"/>
           </w:tcPr>
           <w:p>
-            <w:r/>
-            <w:r>
+            <w:r>
+              <w:rPr>
+                <w:sz w:val="18"/>
+              </w:rPr>
+            </w:r>
+            <w:r>
+              <w:rPr>
+                <w:sz w:val="18"/>
+              </w:rPr>
               <w:t>Prompt source of truth</w:t>
             </w:r>
           </w:p>
@@ -201,12 +263,15 @@
             <w:tcW w:type="dxa" w:w="4320"/>
           </w:tcPr>
           <w:p>
-            <w:r/>
+            <w:r>
+              <w:rPr>
+                <w:sz w:val="18"/>
+              </w:rPr>
+            </w:r>
             <w:r>
               <w:rPr>
                 <w:rFonts w:ascii="Consolas" w:hAnsi="Consolas"/>
-                <w:color w:val="B03060"/>
-                <w:sz w:val="19"/>
+                <w:sz w:val="18"/>
               </w:rPr>
               <w:t>src/procurecheck/prompts.py</w:t>
             </w:r>
@@ -219,8 +284,15 @@
             <w:tcW w:type="dxa" w:w="4320"/>
           </w:tcPr>
           <w:p>
-            <w:r/>
-            <w:r>
+            <w:r>
+              <w:rPr>
+                <w:sz w:val="18"/>
+              </w:rPr>
+            </w:r>
+            <w:r>
+              <w:rPr>
+                <w:sz w:val="18"/>
+              </w:rPr>
               <w:t>Selected with</w:t>
             </w:r>
           </w:p>
@@ -230,45 +302,93 @@
             <w:tcW w:type="dxa" w:w="4320"/>
           </w:tcPr>
           <w:p>
-            <w:r/>
+            <w:r>
+              <w:rPr>
+                <w:sz w:val="18"/>
+              </w:rPr>
+            </w:r>
             <w:r>
               <w:rPr>
                 <w:rFonts w:ascii="Consolas" w:hAnsi="Consolas"/>
-                <w:color w:val="B03060"/>
-                <w:sz w:val="19"/>
+                <w:sz w:val="18"/>
               </w:rPr>
               <w:t>PROCURECHECK_PROMPT_VERSION</w:t>
             </w:r>
             <w:r>
+              <w:rPr>
+                <w:sz w:val="18"/>
+              </w:rPr>
               <w:t xml:space="preserve"> (</w:t>
             </w:r>
             <w:r>
               <w:rPr>
                 <w:rFonts w:ascii="Consolas" w:hAnsi="Consolas"/>
-                <w:color w:val="B03060"/>
-                <w:sz w:val="19"/>
+                <w:sz w:val="18"/>
               </w:rPr>
               <w:t>v2.0</w:t>
             </w:r>
             <w:r>
+              <w:rPr>
+                <w:sz w:val="18"/>
+              </w:rPr>
               <w:t xml:space="preserve"> by default, </w:t>
             </w:r>
             <w:r>
               <w:rPr>
                 <w:rFonts w:ascii="Consolas" w:hAnsi="Consolas"/>
-                <w:color w:val="B03060"/>
-                <w:sz w:val="19"/>
+                <w:sz w:val="18"/>
               </w:rPr>
               <w:t>v1.0</w:t>
             </w:r>
             <w:r>
-              <w:t xml:space="preserve"> to reproduce the baseline)</w:t>
+              <w:rPr>
+                <w:sz w:val="18"/>
+              </w:rPr>
+              <w:t xml:space="preserve"> to reproduce the baseline) and </w:t>
+            </w:r>
+            <w:r>
+              <w:rPr>
+                <w:rFonts w:ascii="Consolas" w:hAnsi="Consolas"/>
+                <w:sz w:val="18"/>
+              </w:rPr>
+              <w:t>PROCURECHECK_ADJUDICATE</w:t>
+            </w:r>
+            <w:r>
+              <w:rPr>
+                <w:sz w:val="18"/>
+              </w:rPr>
+              <w:t xml:space="preserve"> (</w:t>
+            </w:r>
+            <w:r>
+              <w:rPr>
+                <w:rFonts w:ascii="Consolas" w:hAnsi="Consolas"/>
+                <w:sz w:val="18"/>
+              </w:rPr>
+              <w:t>on</w:t>
+            </w:r>
+            <w:r>
+              <w:rPr>
+                <w:sz w:val="18"/>
+              </w:rPr>
+              <w:t xml:space="preserve"> by default, </w:t>
+            </w:r>
+            <w:r>
+              <w:rPr>
+                <w:rFonts w:ascii="Consolas" w:hAnsi="Consolas"/>
+                <w:sz w:val="18"/>
+              </w:rPr>
+              <w:t>off</w:t>
+            </w:r>
+            <w:r>
+              <w:rPr>
+                <w:sz w:val="18"/>
+              </w:rPr>
+              <w:t xml:space="preserve"> for the single-pass v2.0 behaviour)</w:t>
             </w:r>
           </w:p>
         </w:tc>
       </w:tr>
     </w:tbl>
-    <w:p/>
     <w:p/>
     <w:p>
       <w:pPr>
@@ -279,11 +399,17 @@
       </w:r>
     </w:p>
     <w:p>
+      <w:pPr>
+        <w:jc w:val="both"/>
+      </w:pPr>
       <w:r>
-        <w:t>This document records the two numbered prompt versions the agent has had, what each one does, what measured behaviour forced the change, and what was deliberately left alone. It is the version history that accompanies Prompt Specification v1.0; the specification states what the prompt must do, this document states what the prompt actually did and how it was corrected.</w:t>
+        <w:t>This document records the numbered prompt versions the agent has had, what each one does, what measured behaviour forced the change, and what was deliberately left alone. It is the version history that accompanies Prompt Specification v1.0; the specification states what the prompt must do, this document states what the prompt actually did and how it was corrected.</w:t>
       </w:r>
     </w:p>
     <w:p>
+      <w:pPr>
+        <w:jc w:val="both"/>
+      </w:pPr>
       <w:r>
         <w:t>Two inputs drove the iteration:</w:t>
       </w:r>
@@ -300,6 +426,9 @@
       </w:r>
     </w:p>
     <w:p>
+      <w:pPr>
+        <w:jc w:val="both"/>
+      </w:pPr>
       <w:r>
         <w:t>(Makmot Johnson, Week 2), which analysed the first draft prompt and proposed a revised structure.</w:t>
       </w:r>
@@ -323,8 +452,7 @@
       <w:r>
         <w:rPr>
           <w:rFonts w:ascii="Consolas" w:hAnsi="Consolas"/>
-          <w:color w:val="B03060"/>
-          <w:sz w:val="19"/>
+          <w:sz w:val="18"/>
         </w:rPr>
         <w:t>docs/evaluation/prompt-evaluation-table.md</w:t>
       </w:r>
@@ -333,11 +461,17 @@
       </w:r>
     </w:p>
     <w:p>
+      <w:pPr>
+        <w:jc w:val="both"/>
+      </w:pPr>
       <w:r>
         <w:t>a 19-case run of the working system against synthetic submissions.</w:t>
       </w:r>
     </w:p>
     <w:p>
+      <w:pPr>
+        <w:jc w:val="both"/>
+      </w:pPr>
       <w:r>
         <w:t>The two agree on the diagnosis, which is the main reason v2.0 was written the way it was. Johnson's analysis predicted the failure from reading the prompt; the baseline run then produced it on every case designed to expose it.</w:t>
       </w:r>
@@ -354,34 +488,45 @@
       <w:tblPr>
         <w:tblStyle w:val="TableGrid"/>
         <w:tblW w:type="auto" w:w="0"/>
-        <w:jc w:val="center"/>
         <w:tblLook w:firstColumn="1" w:firstRow="1" w:lastColumn="0" w:lastRow="0" w:noHBand="0" w:noVBand="1" w:val="04A0"/>
       </w:tblPr>
       <w:tblGrid>
-        <w:gridCol w:w="2880"/>
-        <w:gridCol w:w="2880"/>
-        <w:gridCol w:w="2880"/>
+        <w:gridCol w:w="2160"/>
+        <w:gridCol w:w="2160"/>
+        <w:gridCol w:w="2160"/>
+        <w:gridCol w:w="2160"/>
       </w:tblGrid>
       <w:tr>
         <w:tc>
           <w:tcPr>
-            <w:tcW w:type="dxa" w:w="2880"/>
-            <w:shd w:val="clear" w:fill="D9E2F3"/>
+            <w:tcW w:type="dxa" w:w="2160"/>
+            <w:shd w:fill="E8EDF2"/>
           </w:tcPr>
           <w:p>
-            <w:r/>
+            <w:r>
+              <w:rPr>
+                <w:b/>
+                <w:sz w:val="18"/>
+              </w:rPr>
+            </w:r>
           </w:p>
         </w:tc>
         <w:tc>
           <w:tcPr>
-            <w:tcW w:type="dxa" w:w="2880"/>
-            <w:shd w:val="clear" w:fill="D9E2F3"/>
+            <w:tcW w:type="dxa" w:w="2160"/>
+            <w:shd w:fill="E8EDF2"/>
           </w:tcPr>
           <w:p>
-            <w:r/>
             <w:r>
               <w:rPr>
                 <w:b/>
+                <w:sz w:val="18"/>
+              </w:rPr>
+            </w:r>
+            <w:r>
+              <w:rPr>
+                <w:b/>
+                <w:sz w:val="18"/>
               </w:rPr>
               <w:t>v1.0</w:t>
             </w:r>
@@ -389,16 +534,43 @@
         </w:tc>
         <w:tc>
           <w:tcPr>
-            <w:tcW w:type="dxa" w:w="2880"/>
-            <w:shd w:val="clear" w:fill="D9E2F3"/>
+            <w:tcW w:type="dxa" w:w="2160"/>
+            <w:shd w:fill="E8EDF2"/>
           </w:tcPr>
           <w:p>
-            <w:r/>
             <w:r>
               <w:rPr>
                 <w:b/>
+                <w:sz w:val="18"/>
+              </w:rPr>
+            </w:r>
+            <w:r>
+              <w:rPr>
+                <w:b/>
+                <w:sz w:val="18"/>
               </w:rPr>
               <w:t>v2.0</w:t>
+            </w:r>
+          </w:p>
+        </w:tc>
+        <w:tc>
+          <w:tcPr>
+            <w:tcW w:type="dxa" w:w="2160"/>
+            <w:shd w:fill="E8EDF2"/>
+          </w:tcPr>
+          <w:p>
+            <w:r>
+              <w:rPr>
+                <w:b/>
+                <w:sz w:val="18"/>
+              </w:rPr>
+            </w:r>
+            <w:r>
+              <w:rPr>
+                <w:b/>
+                <w:sz w:val="18"/>
+              </w:rPr>
+              <w:t>v2.1</w:t>
             </w:r>
           </w:p>
         </w:tc>
@@ -406,33 +578,72 @@
       <w:tr>
         <w:tc>
           <w:tcPr>
-            <w:tcW w:type="dxa" w:w="2880"/>
+            <w:tcW w:type="dxa" w:w="2160"/>
           </w:tcPr>
           <w:p>
-            <w:r/>
-            <w:r>
+            <w:r>
+              <w:rPr>
+                <w:sz w:val="18"/>
+              </w:rPr>
+            </w:r>
+            <w:r>
+              <w:rPr>
+                <w:sz w:val="18"/>
+              </w:rPr>
               <w:t>Status</w:t>
             </w:r>
           </w:p>
         </w:tc>
         <w:tc>
           <w:tcPr>
-            <w:tcW w:type="dxa" w:w="2880"/>
+            <w:tcW w:type="dxa" w:w="2160"/>
           </w:tcPr>
           <w:p>
-            <w:r/>
-            <w:r>
+            <w:r>
+              <w:rPr>
+                <w:sz w:val="18"/>
+              </w:rPr>
+            </w:r>
+            <w:r>
+              <w:rPr>
+                <w:sz w:val="18"/>
+              </w:rPr>
               <w:t>Superseded, kept selectable</w:t>
             </w:r>
           </w:p>
         </w:tc>
         <w:tc>
           <w:tcPr>
-            <w:tcW w:type="dxa" w:w="2880"/>
+            <w:tcW w:type="dxa" w:w="2160"/>
           </w:tcPr>
           <w:p>
-            <w:r/>
-            <w:r>
+            <w:r>
+              <w:rPr>
+                <w:sz w:val="18"/>
+              </w:rPr>
+            </w:r>
+            <w:r>
+              <w:rPr>
+                <w:sz w:val="18"/>
+              </w:rPr>
+              <w:t>Superseded, kept selectable</w:t>
+            </w:r>
+          </w:p>
+        </w:tc>
+        <w:tc>
+          <w:tcPr>
+            <w:tcW w:type="dxa" w:w="2160"/>
+          </w:tcPr>
+          <w:p>
+            <w:r>
+              <w:rPr>
+                <w:sz w:val="18"/>
+              </w:rPr>
+            </w:r>
+            <w:r>
+              <w:rPr>
+                <w:sz w:val="18"/>
+              </w:rPr>
               <w:t>Current default</w:t>
             </w:r>
           </w:p>
@@ -441,34 +652,73 @@
       <w:tr>
         <w:tc>
           <w:tcPr>
-            <w:tcW w:type="dxa" w:w="2880"/>
+            <w:tcW w:type="dxa" w:w="2160"/>
           </w:tcPr>
           <w:p>
-            <w:r/>
-            <w:r>
+            <w:r>
+              <w:rPr>
+                <w:sz w:val="18"/>
+              </w:rPr>
+            </w:r>
+            <w:r>
+              <w:rPr>
+                <w:sz w:val="18"/>
+              </w:rPr>
               <w:t>Origin</w:t>
             </w:r>
           </w:p>
         </w:tc>
         <w:tc>
           <w:tcPr>
-            <w:tcW w:type="dxa" w:w="2880"/>
+            <w:tcW w:type="dxa" w:w="2160"/>
           </w:tcPr>
           <w:p>
-            <w:r/>
-            <w:r>
+            <w:r>
+              <w:rPr>
+                <w:sz w:val="18"/>
+              </w:rPr>
+            </w:r>
+            <w:r>
+              <w:rPr>
+                <w:sz w:val="18"/>
+              </w:rPr>
               <w:t>Prompt Specification v1.0 Sec. 8</w:t>
             </w:r>
           </w:p>
         </w:tc>
         <w:tc>
           <w:tcPr>
-            <w:tcW w:type="dxa" w:w="2880"/>
+            <w:tcW w:type="dxa" w:w="2160"/>
           </w:tcPr>
           <w:p>
-            <w:r/>
-            <w:r>
-              <w:t>This iteration</w:t>
+            <w:r>
+              <w:rPr>
+                <w:sz w:val="18"/>
+              </w:rPr>
+            </w:r>
+            <w:r>
+              <w:rPr>
+                <w:sz w:val="18"/>
+              </w:rPr>
+              <w:t>Second iteration</w:t>
+            </w:r>
+          </w:p>
+        </w:tc>
+        <w:tc>
+          <w:tcPr>
+            <w:tcW w:type="dxa" w:w="2160"/>
+          </w:tcPr>
+          <w:p>
+            <w:r>
+              <w:rPr>
+                <w:sz w:val="18"/>
+              </w:rPr>
+            </w:r>
+            <w:r>
+              <w:rPr>
+                <w:sz w:val="18"/>
+              </w:rPr>
+              <w:t>Third iteration, the first route named in Sec. 6.4</w:t>
             </w:r>
           </w:p>
         </w:tc>
@@ -476,34 +726,73 @@
       <w:tr>
         <w:tc>
           <w:tcPr>
-            <w:tcW w:type="dxa" w:w="2880"/>
+            <w:tcW w:type="dxa" w:w="2160"/>
           </w:tcPr>
           <w:p>
-            <w:r/>
-            <w:r>
-              <w:t>Role statement</w:t>
+            <w:r>
+              <w:rPr>
+                <w:sz w:val="18"/>
+              </w:rPr>
+            </w:r>
+            <w:r>
+              <w:rPr>
+                <w:sz w:val="18"/>
+              </w:rPr>
+              <w:t>Model calls per item</w:t>
             </w:r>
           </w:p>
         </w:tc>
         <w:tc>
           <w:tcPr>
-            <w:tcW w:type="dxa" w:w="2880"/>
+            <w:tcW w:type="dxa" w:w="2160"/>
           </w:tcPr>
           <w:p>
-            <w:r/>
-            <w:r>
-              <w:t>Completeness Clerk, not a decision-maker</w:t>
+            <w:r>
+              <w:rPr>
+                <w:sz w:val="18"/>
+              </w:rPr>
+            </w:r>
+            <w:r>
+              <w:rPr>
+                <w:sz w:val="18"/>
+              </w:rPr>
+              <w:t>One</w:t>
             </w:r>
           </w:p>
         </w:tc>
         <w:tc>
           <w:tcPr>
-            <w:tcW w:type="dxa" w:w="2880"/>
+            <w:tcW w:type="dxa" w:w="2160"/>
           </w:tcPr>
           <w:p>
-            <w:r/>
-            <w:r>
-              <w:t>Unchanged, with "you report evidence so that a human officer can decide" added</w:t>
+            <w:r>
+              <w:rPr>
+                <w:sz w:val="18"/>
+              </w:rPr>
+            </w:r>
+            <w:r>
+              <w:rPr>
+                <w:sz w:val="18"/>
+              </w:rPr>
+              <w:t>One</w:t>
+            </w:r>
+          </w:p>
+        </w:tc>
+        <w:tc>
+          <w:tcPr>
+            <w:tcW w:type="dxa" w:w="2160"/>
+          </w:tcPr>
+          <w:p>
+            <w:r>
+              <w:rPr>
+                <w:sz w:val="18"/>
+              </w:rPr>
+            </w:r>
+            <w:r>
+              <w:rPr>
+                <w:sz w:val="18"/>
+              </w:rPr>
+              <w:t>One, plus a second for any item claimed present</w:t>
             </w:r>
           </w:p>
         </w:tc>
@@ -511,34 +800,73 @@
       <w:tr>
         <w:tc>
           <w:tcPr>
-            <w:tcW w:type="dxa" w:w="2880"/>
+            <w:tcW w:type="dxa" w:w="2160"/>
           </w:tcPr>
           <w:p>
-            <w:r/>
-            <w:r>
-              <w:t>Decision guidance</w:t>
+            <w:r>
+              <w:rPr>
+                <w:sz w:val="18"/>
+              </w:rPr>
+            </w:r>
+            <w:r>
+              <w:rPr>
+                <w:sz w:val="18"/>
+              </w:rPr>
+              <w:t>Role statement</w:t>
             </w:r>
           </w:p>
         </w:tc>
         <w:tc>
           <w:tcPr>
-            <w:tcW w:type="dxa" w:w="2880"/>
+            <w:tcW w:type="dxa" w:w="2160"/>
           </w:tcPr>
           <w:p>
-            <w:r/>
-            <w:r>
-              <w:t>Single task paragraph</w:t>
+            <w:r>
+              <w:rPr>
+                <w:sz w:val="18"/>
+              </w:rPr>
+            </w:r>
+            <w:r>
+              <w:rPr>
+                <w:sz w:val="18"/>
+              </w:rPr>
+              <w:t>Completeness Clerk, not a decision-maker</w:t>
             </w:r>
           </w:p>
         </w:tc>
         <w:tc>
           <w:tcPr>
-            <w:tcW w:type="dxa" w:w="2880"/>
+            <w:tcW w:type="dxa" w:w="2160"/>
           </w:tcPr>
           <w:p>
-            <w:r/>
-            <w:r>
-              <w:t>Four-step ordered decision procedure</w:t>
+            <w:r>
+              <w:rPr>
+                <w:sz w:val="18"/>
+              </w:rPr>
+            </w:r>
+            <w:r>
+              <w:rPr>
+                <w:sz w:val="18"/>
+              </w:rPr>
+              <w:t>Unchanged, with "you report evidence so that a human officer can decide" added</w:t>
+            </w:r>
+          </w:p>
+        </w:tc>
+        <w:tc>
+          <w:tcPr>
+            <w:tcW w:type="dxa" w:w="2160"/>
+          </w:tcPr>
+          <w:p>
+            <w:r>
+              <w:rPr>
+                <w:sz w:val="18"/>
+              </w:rPr>
+            </w:r>
+            <w:r>
+              <w:rPr>
+                <w:sz w:val="18"/>
+              </w:rPr>
+              <w:t>Unchanged</w:t>
             </w:r>
           </w:p>
         </w:tc>
@@ -546,34 +874,73 @@
       <w:tr>
         <w:tc>
           <w:tcPr>
-            <w:tcW w:type="dxa" w:w="2880"/>
+            <w:tcW w:type="dxa" w:w="2160"/>
           </w:tcPr>
           <w:p>
-            <w:r/>
-            <w:r>
-              <w:t>Absence handling</w:t>
+            <w:r>
+              <w:rPr>
+                <w:sz w:val="18"/>
+              </w:rPr>
+            </w:r>
+            <w:r>
+              <w:rPr>
+                <w:sz w:val="18"/>
+              </w:rPr>
+              <w:t>Decision guidance</w:t>
             </w:r>
           </w:p>
         </w:tc>
         <w:tc>
           <w:tcPr>
-            <w:tcW w:type="dxa" w:w="2880"/>
+            <w:tcW w:type="dxa" w:w="2160"/>
           </w:tcPr>
           <w:p>
-            <w:r/>
-            <w:r>
-              <w:t>Not addressed</w:t>
+            <w:r>
+              <w:rPr>
+                <w:sz w:val="18"/>
+              </w:rPr>
+            </w:r>
+            <w:r>
+              <w:rPr>
+                <w:sz w:val="18"/>
+              </w:rPr>
+              <w:t>Single task paragraph</w:t>
             </w:r>
           </w:p>
         </w:tc>
         <w:tc>
           <w:tcPr>
-            <w:tcW w:type="dxa" w:w="2880"/>
+            <w:tcW w:type="dxa" w:w="2160"/>
           </w:tcPr>
           <w:p>
-            <w:r/>
-            <w:r>
-              <w:t>Explicit: absence is an expected answer, not-present is the starting position</w:t>
+            <w:r>
+              <w:rPr>
+                <w:sz w:val="18"/>
+              </w:rPr>
+            </w:r>
+            <w:r>
+              <w:rPr>
+                <w:sz w:val="18"/>
+              </w:rPr>
+              <w:t>Four-step ordered decision procedure</w:t>
+            </w:r>
+          </w:p>
+        </w:tc>
+        <w:tc>
+          <w:tcPr>
+            <w:tcW w:type="dxa" w:w="2160"/>
+          </w:tcPr>
+          <w:p>
+            <w:r>
+              <w:rPr>
+                <w:sz w:val="18"/>
+              </w:rPr>
+            </w:r>
+            <w:r>
+              <w:rPr>
+                <w:sz w:val="18"/>
+              </w:rPr>
+              <w:t>Unchanged in the first pass</w:t>
             </w:r>
           </w:p>
         </w:tc>
@@ -581,34 +948,73 @@
       <w:tr>
         <w:tc>
           <w:tcPr>
-            <w:tcW w:type="dxa" w:w="2880"/>
+            <w:tcW w:type="dxa" w:w="2160"/>
           </w:tcPr>
           <w:p>
-            <w:r/>
-            <w:r>
-              <w:t>Wrong-document guard</w:t>
+            <w:r>
+              <w:rPr>
+                <w:sz w:val="18"/>
+              </w:rPr>
+            </w:r>
+            <w:r>
+              <w:rPr>
+                <w:sz w:val="18"/>
+              </w:rPr>
+              <w:t>Absence handling</w:t>
             </w:r>
           </w:p>
         </w:tc>
         <w:tc>
           <w:tcPr>
-            <w:tcW w:type="dxa" w:w="2880"/>
+            <w:tcW w:type="dxa" w:w="2160"/>
           </w:tcPr>
           <w:p>
-            <w:r/>
-            <w:r>
+            <w:r>
+              <w:rPr>
+                <w:sz w:val="18"/>
+              </w:rPr>
+            </w:r>
+            <w:r>
+              <w:rPr>
+                <w:sz w:val="18"/>
+              </w:rPr>
               <w:t>Not addressed</w:t>
             </w:r>
           </w:p>
         </w:tc>
         <w:tc>
           <w:tcPr>
-            <w:tcW w:type="dxa" w:w="2880"/>
+            <w:tcW w:type="dxa" w:w="2160"/>
           </w:tcPr>
           <w:p>
-            <w:r/>
-            <w:r>
-              <w:t>Identity test with four worked exclusions</w:t>
+            <w:r>
+              <w:rPr>
+                <w:sz w:val="18"/>
+              </w:rPr>
+            </w:r>
+            <w:r>
+              <w:rPr>
+                <w:sz w:val="18"/>
+              </w:rPr>
+              <w:t>Explicit: absence is an expected answer, not-present is the starting position</w:t>
+            </w:r>
+          </w:p>
+        </w:tc>
+        <w:tc>
+          <w:tcPr>
+            <w:tcW w:type="dxa" w:w="2160"/>
+          </w:tcPr>
+          <w:p>
+            <w:r>
+              <w:rPr>
+                <w:sz w:val="18"/>
+              </w:rPr>
+            </w:r>
+            <w:r>
+              <w:rPr>
+                <w:sz w:val="18"/>
+              </w:rPr>
+              <w:t>Unchanged</w:t>
             </w:r>
           </w:p>
         </w:tc>
@@ -616,34 +1022,73 @@
       <w:tr>
         <w:tc>
           <w:tcPr>
-            <w:tcW w:type="dxa" w:w="2880"/>
+            <w:tcW w:type="dxa" w:w="2160"/>
           </w:tcPr>
           <w:p>
-            <w:r/>
-            <w:r>
-              <w:t>Confidence guidance</w:t>
+            <w:r>
+              <w:rPr>
+                <w:sz w:val="18"/>
+              </w:rPr>
+            </w:r>
+            <w:r>
+              <w:rPr>
+                <w:sz w:val="18"/>
+              </w:rPr>
+              <w:t>Wrong-document guard</w:t>
             </w:r>
           </w:p>
         </w:tc>
         <w:tc>
           <w:tcPr>
-            <w:tcW w:type="dxa" w:w="2880"/>
+            <w:tcW w:type="dxa" w:w="2160"/>
           </w:tcPr>
           <w:p>
-            <w:r/>
-            <w:r>
-              <w:t>"near 1.0" / "near 0.0"</w:t>
+            <w:r>
+              <w:rPr>
+                <w:sz w:val="18"/>
+              </w:rPr>
+            </w:r>
+            <w:r>
+              <w:rPr>
+                <w:sz w:val="18"/>
+              </w:rPr>
+              <w:t>Not addressed</w:t>
             </w:r>
           </w:p>
         </w:tc>
         <w:tc>
           <w:tcPr>
-            <w:tcW w:type="dxa" w:w="2880"/>
+            <w:tcW w:type="dxa" w:w="2160"/>
           </w:tcPr>
           <w:p>
-            <w:r/>
-            <w:r>
-              <w:t>Four anchored bands tied to what was quoted</w:t>
+            <w:r>
+              <w:rPr>
+                <w:sz w:val="18"/>
+              </w:rPr>
+            </w:r>
+            <w:r>
+              <w:rPr>
+                <w:sz w:val="18"/>
+              </w:rPr>
+              <w:t>Identity test with four worked exclusions</w:t>
+            </w:r>
+          </w:p>
+        </w:tc>
+        <w:tc>
+          <w:tcPr>
+            <w:tcW w:type="dxa" w:w="2160"/>
+          </w:tcPr>
+          <w:p>
+            <w:r>
+              <w:rPr>
+                <w:sz w:val="18"/>
+              </w:rPr>
+            </w:r>
+            <w:r>
+              <w:rPr>
+                <w:sz w:val="18"/>
+              </w:rPr>
+              <w:t>Identity test moved into its own call, with the submission withheld</w:t>
             </w:r>
           </w:p>
         </w:tc>
@@ -651,34 +1096,73 @@
       <w:tr>
         <w:tc>
           <w:tcPr>
-            <w:tcW w:type="dxa" w:w="2880"/>
+            <w:tcW w:type="dxa" w:w="2160"/>
           </w:tcPr>
           <w:p>
-            <w:r/>
-            <w:r>
-              <w:t>Evidence rules</w:t>
+            <w:r>
+              <w:rPr>
+                <w:sz w:val="18"/>
+              </w:rPr>
+            </w:r>
+            <w:r>
+              <w:rPr>
+                <w:sz w:val="18"/>
+              </w:rPr>
+              <w:t>Confidence guidance</w:t>
             </w:r>
           </w:p>
         </w:tc>
         <w:tc>
           <w:tcPr>
-            <w:tcW w:type="dxa" w:w="2880"/>
+            <w:tcW w:type="dxa" w:w="2160"/>
           </w:tcPr>
           <w:p>
-            <w:r/>
-            <w:r>
-              <w:t>Verbatim snippet, real page marker</w:t>
+            <w:r>
+              <w:rPr>
+                <w:sz w:val="18"/>
+              </w:rPr>
+            </w:r>
+            <w:r>
+              <w:rPr>
+                <w:sz w:val="18"/>
+              </w:rPr>
+              <w:t>"near 1.0" / "near 0.0"</w:t>
             </w:r>
           </w:p>
         </w:tc>
         <w:tc>
           <w:tcPr>
-            <w:tcW w:type="dxa" w:w="2880"/>
+            <w:tcW w:type="dxa" w:w="2160"/>
           </w:tcPr>
           <w:p>
-            <w:r/>
-            <w:r>
-              <w:t>Same, plus never present without both page and snippet</w:t>
+            <w:r>
+              <w:rPr>
+                <w:sz w:val="18"/>
+              </w:rPr>
+            </w:r>
+            <w:r>
+              <w:rPr>
+                <w:sz w:val="18"/>
+              </w:rPr>
+              <w:t>Four anchored bands tied to what was quoted</w:t>
+            </w:r>
+          </w:p>
+        </w:tc>
+        <w:tc>
+          <w:tcPr>
+            <w:tcW w:type="dxa" w:w="2160"/>
+          </w:tcPr>
+          <w:p>
+            <w:r>
+              <w:rPr>
+                <w:sz w:val="18"/>
+              </w:rPr>
+            </w:r>
+            <w:r>
+              <w:rPr>
+                <w:sz w:val="18"/>
+              </w:rPr>
+              <w:t>Plus a second, independent match score from the evidence check</w:t>
             </w:r>
           </w:p>
         </w:tc>
@@ -686,34 +1170,73 @@
       <w:tr>
         <w:tc>
           <w:tcPr>
-            <w:tcW w:type="dxa" w:w="2880"/>
+            <w:tcW w:type="dxa" w:w="2160"/>
           </w:tcPr>
           <w:p>
-            <w:r/>
-            <w:r>
-              <w:t>Self-check</w:t>
+            <w:r>
+              <w:rPr>
+                <w:sz w:val="18"/>
+              </w:rPr>
+            </w:r>
+            <w:r>
+              <w:rPr>
+                <w:sz w:val="18"/>
+              </w:rPr>
+              <w:t>Evidence rules</w:t>
             </w:r>
           </w:p>
         </w:tc>
         <w:tc>
           <w:tcPr>
-            <w:tcW w:type="dxa" w:w="2880"/>
+            <w:tcW w:type="dxa" w:w="2160"/>
           </w:tcPr>
           <w:p>
-            <w:r/>
-            <w:r>
-              <w:t>None</w:t>
+            <w:r>
+              <w:rPr>
+                <w:sz w:val="18"/>
+              </w:rPr>
+            </w:r>
+            <w:r>
+              <w:rPr>
+                <w:sz w:val="18"/>
+              </w:rPr>
+              <w:t>Verbatim snippet, real page marker</w:t>
             </w:r>
           </w:p>
         </w:tc>
         <w:tc>
           <w:tcPr>
-            <w:tcW w:type="dxa" w:w="2880"/>
+            <w:tcW w:type="dxa" w:w="2160"/>
           </w:tcPr>
           <w:p>
-            <w:r/>
-            <w:r>
-              <w:t>Final check from the reviewer's point of view</w:t>
+            <w:r>
+              <w:rPr>
+                <w:sz w:val="18"/>
+              </w:rPr>
+            </w:r>
+            <w:r>
+              <w:rPr>
+                <w:sz w:val="18"/>
+              </w:rPr>
+              <w:t>Same, plus never present without both page and snippet</w:t>
+            </w:r>
+          </w:p>
+        </w:tc>
+        <w:tc>
+          <w:tcPr>
+            <w:tcW w:type="dxa" w:w="2160"/>
+          </w:tcPr>
+          <w:p>
+            <w:r>
+              <w:rPr>
+                <w:sz w:val="18"/>
+              </w:rPr>
+            </w:r>
+            <w:r>
+              <w:rPr>
+                <w:sz w:val="18"/>
+              </w:rPr>
+              <w:t>Unchanged</w:t>
             </w:r>
           </w:p>
         </w:tc>
@@ -721,39 +1244,73 @@
       <w:tr>
         <w:tc>
           <w:tcPr>
-            <w:tcW w:type="dxa" w:w="2880"/>
+            <w:tcW w:type="dxa" w:w="2160"/>
           </w:tcPr>
           <w:p>
-            <w:r/>
-            <w:r>
-              <w:t>Output schema</w:t>
+            <w:r>
+              <w:rPr>
+                <w:sz w:val="18"/>
+              </w:rPr>
+            </w:r>
+            <w:r>
+              <w:rPr>
+                <w:sz w:val="18"/>
+              </w:rPr>
+              <w:t>Self-check</w:t>
             </w:r>
           </w:p>
         </w:tc>
         <w:tc>
           <w:tcPr>
-            <w:tcW w:type="dxa" w:w="2880"/>
+            <w:tcW w:type="dxa" w:w="2160"/>
           </w:tcPr>
           <w:p>
-            <w:r/>
-            <w:r>
-              <w:rPr>
-                <w:rFonts w:ascii="Consolas" w:hAnsi="Consolas"/>
-                <w:color w:val="B03060"/>
-                <w:sz w:val="19"/>
-              </w:rPr>
-              <w:t>ClauseVerification</w:t>
+            <w:r>
+              <w:rPr>
+                <w:sz w:val="18"/>
+              </w:rPr>
+            </w:r>
+            <w:r>
+              <w:rPr>
+                <w:sz w:val="18"/>
+              </w:rPr>
+              <w:t>None</w:t>
             </w:r>
           </w:p>
         </w:tc>
         <w:tc>
           <w:tcPr>
-            <w:tcW w:type="dxa" w:w="2880"/>
+            <w:tcW w:type="dxa" w:w="2160"/>
           </w:tcPr>
           <w:p>
-            <w:r/>
-            <w:r>
-              <w:t>Unchanged</w:t>
+            <w:r>
+              <w:rPr>
+                <w:sz w:val="18"/>
+              </w:rPr>
+            </w:r>
+            <w:r>
+              <w:rPr>
+                <w:sz w:val="18"/>
+              </w:rPr>
+              <w:t>Final check from the reviewer's point of view</w:t>
+            </w:r>
+          </w:p>
+        </w:tc>
+        <w:tc>
+          <w:tcPr>
+            <w:tcW w:type="dxa" w:w="2160"/>
+          </w:tcPr>
+          <w:p>
+            <w:r>
+              <w:rPr>
+                <w:sz w:val="18"/>
+              </w:rPr>
+            </w:r>
+            <w:r>
+              <w:rPr>
+                <w:sz w:val="18"/>
+              </w:rPr>
+              <w:t>Performed by a separate call instead of by the same one</w:t>
             </w:r>
           </w:p>
         </w:tc>
@@ -761,34 +1318,161 @@
       <w:tr>
         <w:tc>
           <w:tcPr>
-            <w:tcW w:type="dxa" w:w="2880"/>
+            <w:tcW w:type="dxa" w:w="2160"/>
           </w:tcPr>
           <w:p>
-            <w:r/>
-            <w:r>
-              <w:t>Safety boundary</w:t>
+            <w:r>
+              <w:rPr>
+                <w:sz w:val="18"/>
+              </w:rPr>
+            </w:r>
+            <w:r>
+              <w:rPr>
+                <w:sz w:val="18"/>
+              </w:rPr>
+              <w:t>Output schema</w:t>
             </w:r>
           </w:p>
         </w:tc>
         <w:tc>
           <w:tcPr>
-            <w:tcW w:type="dxa" w:w="2880"/>
+            <w:tcW w:type="dxa" w:w="2160"/>
           </w:tcPr>
           <w:p>
-            <w:r/>
-            <w:r>
-              <w:t>Four prohibitions plus injection rule</w:t>
+            <w:r>
+              <w:rPr>
+                <w:sz w:val="18"/>
+              </w:rPr>
+            </w:r>
+            <w:r>
+              <w:rPr>
+                <w:rFonts w:ascii="Consolas" w:hAnsi="Consolas"/>
+                <w:sz w:val="18"/>
+              </w:rPr>
+              <w:t>ClauseVerification</w:t>
             </w:r>
           </w:p>
         </w:tc>
         <w:tc>
           <w:tcPr>
-            <w:tcW w:type="dxa" w:w="2880"/>
+            <w:tcW w:type="dxa" w:w="2160"/>
           </w:tcPr>
           <w:p>
-            <w:r/>
-            <w:r>
+            <w:r>
+              <w:rPr>
+                <w:sz w:val="18"/>
+              </w:rPr>
+            </w:r>
+            <w:r>
+              <w:rPr>
+                <w:sz w:val="18"/>
+              </w:rPr>
               <w:t>Unchanged</w:t>
+            </w:r>
+          </w:p>
+        </w:tc>
+        <w:tc>
+          <w:tcPr>
+            <w:tcW w:type="dxa" w:w="2160"/>
+          </w:tcPr>
+          <w:p>
+            <w:r>
+              <w:rPr>
+                <w:sz w:val="18"/>
+              </w:rPr>
+            </w:r>
+            <w:r>
+              <w:rPr>
+                <w:sz w:val="18"/>
+              </w:rPr>
+              <w:t xml:space="preserve">Unchanged. </w:t>
+            </w:r>
+            <w:r>
+              <w:rPr>
+                <w:rFonts w:ascii="Consolas" w:hAnsi="Consolas"/>
+                <w:sz w:val="18"/>
+              </w:rPr>
+              <w:t>EvidenceAdjudication</w:t>
+            </w:r>
+            <w:r>
+              <w:rPr>
+                <w:sz w:val="18"/>
+              </w:rPr>
+              <w:t xml:space="preserve"> is a second schema for the second call</w:t>
+            </w:r>
+          </w:p>
+        </w:tc>
+      </w:tr>
+      <w:tr>
+        <w:tc>
+          <w:tcPr>
+            <w:tcW w:type="dxa" w:w="2160"/>
+          </w:tcPr>
+          <w:p>
+            <w:r>
+              <w:rPr>
+                <w:sz w:val="18"/>
+              </w:rPr>
+            </w:r>
+            <w:r>
+              <w:rPr>
+                <w:sz w:val="18"/>
+              </w:rPr>
+              <w:t>Safety boundary</w:t>
+            </w:r>
+          </w:p>
+        </w:tc>
+        <w:tc>
+          <w:tcPr>
+            <w:tcW w:type="dxa" w:w="2160"/>
+          </w:tcPr>
+          <w:p>
+            <w:r>
+              <w:rPr>
+                <w:sz w:val="18"/>
+              </w:rPr>
+            </w:r>
+            <w:r>
+              <w:rPr>
+                <w:sz w:val="18"/>
+              </w:rPr>
+              <w:t>Four prohibitions plus injection rule</w:t>
+            </w:r>
+          </w:p>
+        </w:tc>
+        <w:tc>
+          <w:tcPr>
+            <w:tcW w:type="dxa" w:w="2160"/>
+          </w:tcPr>
+          <w:p>
+            <w:r>
+              <w:rPr>
+                <w:sz w:val="18"/>
+              </w:rPr>
+            </w:r>
+            <w:r>
+              <w:rPr>
+                <w:sz w:val="18"/>
+              </w:rPr>
+              <w:t>Unchanged</w:t>
+            </w:r>
+          </w:p>
+        </w:tc>
+        <w:tc>
+          <w:tcPr>
+            <w:tcW w:type="dxa" w:w="2160"/>
+          </w:tcPr>
+          <w:p>
+            <w:r>
+              <w:rPr>
+                <w:sz w:val="18"/>
+              </w:rPr>
+            </w:r>
+            <w:r>
+              <w:rPr>
+                <w:sz w:val="18"/>
+              </w:rPr>
+              <w:t>Unchanged, and applied to the second prompt too</w:t>
             </w:r>
           </w:p>
         </w:tc>
@@ -796,14 +1480,16 @@
     </w:tbl>
     <w:p/>
     <w:p>
+      <w:pPr>
+        <w:jc w:val="both"/>
+      </w:pPr>
       <w:r>
         <w:t xml:space="preserve">Each version exists in two forms: a batch form carrying the whole checklist in one call, and a </w:t>
       </w:r>
       <w:r>
         <w:rPr>
           <w:rFonts w:ascii="Consolas" w:hAnsi="Consolas"/>
-          <w:color w:val="B03060"/>
-          <w:sz w:val="19"/>
+          <w:sz w:val="18"/>
         </w:rPr>
         <w:t>-per-item</w:t>
       </w:r>
@@ -820,14 +1506,16 @@
       </w:r>
     </w:p>
     <w:p>
+      <w:pPr>
+        <w:jc w:val="both"/>
+      </w:pPr>
       <w:r>
         <w:t xml:space="preserve">v1.0 is the system prompt fixed by Prompt Specification v1.0 Sec. 8. It is reproduced in </w:t>
       </w:r>
       <w:r>
         <w:rPr>
           <w:rFonts w:ascii="Consolas" w:hAnsi="Consolas"/>
-          <w:color w:val="B03060"/>
-          <w:sz w:val="19"/>
+          <w:sz w:val="18"/>
         </w:rPr>
         <w:t>src/procurecheck/prompts.py</w:t>
       </w:r>
@@ -836,6 +1524,9 @@
       </w:r>
     </w:p>
     <w:p>
+      <w:pPr>
+        <w:jc w:val="both"/>
+      </w:pPr>
       <w:r>
         <w:t>It establishes the things that were right from the start and have never changed:</w:t>
       </w:r>
@@ -849,6 +1540,9 @@
       </w:r>
     </w:p>
     <w:p>
+      <w:pPr>
+        <w:jc w:val="both"/>
+      </w:pPr>
       <w:r>
         <w:t>procurement decision-maker.</w:t>
       </w:r>
@@ -862,6 +1556,9 @@
       </w:r>
     </w:p>
     <w:p>
+      <w:pPr>
+        <w:jc w:val="both"/>
+      </w:pPr>
       <w:r>
         <w:t>ranking, no comment on legal validity, no award recommendation.</w:t>
       </w:r>
@@ -875,6 +1572,9 @@
       </w:r>
     </w:p>
     <w:p>
+      <w:pPr>
+        <w:jc w:val="both"/>
+      </w:pPr>
       <w:r>
         <w:t>never an instruction to follow.</w:t>
       </w:r>
@@ -888,14 +1588,16 @@
       </w:r>
     </w:p>
     <w:p>
+      <w:pPr>
+        <w:jc w:val="both"/>
+      </w:pPr>
       <w:r>
         <w:t xml:space="preserve">from a real </w:t>
       </w:r>
       <w:r>
         <w:rPr>
           <w:rFonts w:ascii="Consolas" w:hAnsi="Consolas"/>
-          <w:color w:val="B03060"/>
-          <w:sz w:val="19"/>
+          <w:sz w:val="18"/>
         </w:rPr>
         <w:t>[PAGE n]</w:t>
       </w:r>
@@ -904,6 +1606,9 @@
       </w:r>
     </w:p>
     <w:p>
+      <w:pPr>
+        <w:jc w:val="both"/>
+      </w:pPr>
       <w:r>
         <w:t>Its weakness is what it does not say. It tells the model how to report a match and says nothing about how to decide there is no match.</w:t>
       </w:r>
@@ -925,19 +1630,24 @@
       </w:r>
     </w:p>
     <w:p>
+      <w:pPr>
+        <w:jc w:val="both"/>
+      </w:pPr>
       <w:r>
         <w:t>Johnson's iteration record identified three defects in the first draft prompt: inconsistent output shape, missing page references, and guessing under uncertainty, described there as the model tending "to assume the document was present rather than saying so honestly", with the note that for a compliance tool an unjustified pass is worse than an unclear result because it hides risk from the officer instead of surfacing it.</w:t>
       </w:r>
     </w:p>
     <w:p>
+      <w:pPr>
+        <w:jc w:val="both"/>
+      </w:pPr>
       <w:r>
         <w:t xml:space="preserve">The first two defects were already closed by the time the code was written. Output shape is enforced at decode time, because </w:t>
       </w:r>
       <w:r>
         <w:rPr>
           <w:rFonts w:ascii="Consolas" w:hAnsi="Consolas"/>
-          <w:color w:val="B03060"/>
-          <w:sz w:val="19"/>
+          <w:sz w:val="18"/>
         </w:rPr>
         <w:t>llm.py</w:t>
       </w:r>
@@ -947,8 +1657,7 @@
       <w:r>
         <w:rPr>
           <w:rFonts w:ascii="Consolas" w:hAnsi="Consolas"/>
-          <w:color w:val="B03060"/>
-          <w:sz w:val="19"/>
+          <w:sz w:val="18"/>
         </w:rPr>
         <w:t>format</w:t>
       </w:r>
@@ -958,8 +1667,7 @@
       <w:r>
         <w:rPr>
           <w:rFonts w:ascii="Consolas" w:hAnsi="Consolas"/>
-          <w:color w:val="B03060"/>
-          <w:sz w:val="19"/>
+          <w:sz w:val="18"/>
         </w:rPr>
         <w:t>engine.py</w:t>
       </w:r>
@@ -969,8 +1677,7 @@
       <w:r>
         <w:rPr>
           <w:rFonts w:ascii="Consolas" w:hAnsi="Consolas"/>
-          <w:color w:val="B03060"/>
-          <w:sz w:val="19"/>
+          <w:sz w:val="18"/>
         </w:rPr>
         <w:t>PRESENT / MISSING / AMBIGUOUS</w:t>
       </w:r>
@@ -980,8 +1687,7 @@
       <w:r>
         <w:rPr>
           <w:rFonts w:ascii="Consolas" w:hAnsi="Consolas"/>
-          <w:color w:val="B03060"/>
-          <w:sz w:val="19"/>
+          <w:sz w:val="18"/>
         </w:rPr>
         <w:t>ItemStatus.FOUND / NOT_FOUND / REQUIRES_HUMAN_REVIEW</w:t>
       </w:r>
@@ -990,6 +1696,9 @@
       </w:r>
     </w:p>
     <w:p>
+      <w:pPr>
+        <w:jc w:val="both"/>
+      </w:pPr>
       <w:r>
         <w:t>The third defect was still open, and it was the serious one.</w:t>
       </w:r>
@@ -1003,14 +1712,16 @@
       </w:r>
     </w:p>
     <w:p>
+      <w:pPr>
+        <w:jc w:val="both"/>
+      </w:pPr>
       <w:r>
         <w:t xml:space="preserve">The v1.0 baseline run is recorded in </w:t>
       </w:r>
       <w:r>
         <w:rPr>
           <w:rFonts w:ascii="Consolas" w:hAnsi="Consolas"/>
-          <w:color w:val="B03060"/>
-          <w:sz w:val="19"/>
+          <w:sz w:val="18"/>
         </w:rPr>
         <w:t>docs/evaluation/prompt-evaluation-table.md</w:t>
       </w:r>
@@ -1022,7 +1733,6 @@
       <w:tblPr>
         <w:tblStyle w:val="TableGrid"/>
         <w:tblW w:type="auto" w:w="0"/>
-        <w:jc w:val="center"/>
         <w:tblLook w:firstColumn="1" w:firstRow="1" w:lastColumn="0" w:lastRow="0" w:noHBand="0" w:noVBand="1" w:val="04A0"/>
       </w:tblPr>
       <w:tblGrid>
@@ -1035,13 +1745,19 @@
         <w:tc>
           <w:tcPr>
             <w:tcW w:type="dxa" w:w="2160"/>
-            <w:shd w:val="clear" w:fill="D9E2F3"/>
+            <w:shd w:fill="E8EDF2"/>
           </w:tcPr>
           <w:p>
-            <w:r/>
             <w:r>
               <w:rPr>
                 <w:b/>
+                <w:sz w:val="18"/>
+              </w:rPr>
+            </w:r>
+            <w:r>
+              <w:rPr>
+                <w:b/>
+                <w:sz w:val="18"/>
               </w:rPr>
               <w:t>Case</w:t>
             </w:r>
@@ -1050,13 +1766,19 @@
         <w:tc>
           <w:tcPr>
             <w:tcW w:type="dxa" w:w="2160"/>
-            <w:shd w:val="clear" w:fill="D9E2F3"/>
+            <w:shd w:fill="E8EDF2"/>
           </w:tcPr>
           <w:p>
-            <w:r/>
             <w:r>
               <w:rPr>
                 <w:b/>
+                <w:sz w:val="18"/>
+              </w:rPr>
+            </w:r>
+            <w:r>
+              <w:rPr>
+                <w:b/>
+                <w:sz w:val="18"/>
               </w:rPr>
               <w:t>What was asked</w:t>
             </w:r>
@@ -1065,13 +1787,19 @@
         <w:tc>
           <w:tcPr>
             <w:tcW w:type="dxa" w:w="2160"/>
-            <w:shd w:val="clear" w:fill="D9E2F3"/>
+            <w:shd w:fill="E8EDF2"/>
           </w:tcPr>
           <w:p>
-            <w:r/>
             <w:r>
               <w:rPr>
                 <w:b/>
+                <w:sz w:val="18"/>
+              </w:rPr>
+            </w:r>
+            <w:r>
+              <w:rPr>
+                <w:b/>
+                <w:sz w:val="18"/>
               </w:rPr>
               <w:t>Expected</w:t>
             </w:r>
@@ -1080,13 +1808,19 @@
         <w:tc>
           <w:tcPr>
             <w:tcW w:type="dxa" w:w="2160"/>
-            <w:shd w:val="clear" w:fill="D9E2F3"/>
+            <w:shd w:fill="E8EDF2"/>
           </w:tcPr>
           <w:p>
-            <w:r/>
             <w:r>
               <w:rPr>
                 <w:b/>
+                <w:sz w:val="18"/>
+              </w:rPr>
+            </w:r>
+            <w:r>
+              <w:rPr>
+                <w:b/>
+                <w:sz w:val="18"/>
               </w:rPr>
               <w:t>v1.0 actual</w:t>
             </w:r>
@@ -1099,8 +1833,15 @@
             <w:tcW w:type="dxa" w:w="2160"/>
           </w:tcPr>
           <w:p>
-            <w:r/>
-            <w:r>
+            <w:r>
+              <w:rPr>
+                <w:sz w:val="18"/>
+              </w:rPr>
+            </w:r>
+            <w:r>
+              <w:rPr>
+                <w:sz w:val="18"/>
+              </w:rPr>
               <w:t>EV-05</w:t>
             </w:r>
           </w:p>
@@ -1110,8 +1851,15 @@
             <w:tcW w:type="dxa" w:w="2160"/>
           </w:tcPr>
           <w:p>
-            <w:r/>
-            <w:r>
+            <w:r>
+              <w:rPr>
+                <w:sz w:val="18"/>
+              </w:rPr>
+            </w:r>
+            <w:r>
+              <w:rPr>
+                <w:sz w:val="18"/>
+              </w:rPr>
               <w:t>Anti-bribery declaration, deliberately omitted</w:t>
             </w:r>
           </w:p>
@@ -1121,8 +1869,15 @@
             <w:tcW w:type="dxa" w:w="2160"/>
           </w:tcPr>
           <w:p>
-            <w:r/>
-            <w:r>
+            <w:r>
+              <w:rPr>
+                <w:sz w:val="18"/>
+              </w:rPr>
+            </w:r>
+            <w:r>
+              <w:rPr>
+                <w:sz w:val="18"/>
+              </w:rPr>
               <w:t>Not Found</w:t>
             </w:r>
           </w:p>
@@ -1132,8 +1887,15 @@
             <w:tcW w:type="dxa" w:w="2160"/>
           </w:tcPr>
           <w:p>
-            <w:r/>
-            <w:r>
+            <w:r>
+              <w:rPr>
+                <w:sz w:val="18"/>
+              </w:rPr>
+            </w:r>
+            <w:r>
+              <w:rPr>
+                <w:sz w:val="18"/>
+              </w:rPr>
               <w:t>Found, confidence 1.00, page 7, quoting the Declaration of Interest</w:t>
             </w:r>
           </w:p>
@@ -1145,8 +1907,15 @@
             <w:tcW w:type="dxa" w:w="2160"/>
           </w:tcPr>
           <w:p>
-            <w:r/>
-            <w:r>
+            <w:r>
+              <w:rPr>
+                <w:sz w:val="18"/>
+              </w:rPr>
+            </w:r>
+            <w:r>
+              <w:rPr>
+                <w:sz w:val="18"/>
+              </w:rPr>
               <w:t>EV-06</w:t>
             </w:r>
           </w:p>
@@ -1156,8 +1925,15 @@
             <w:tcW w:type="dxa" w:w="2160"/>
           </w:tcPr>
           <w:p>
-            <w:r/>
-            <w:r>
+            <w:r>
+              <w:rPr>
+                <w:sz w:val="18"/>
+              </w:rPr>
+            </w:r>
+            <w:r>
+              <w:rPr>
+                <w:sz w:val="18"/>
+              </w:rPr>
               <w:t>Beneficial ownership disclosure, deliberately omitted</w:t>
             </w:r>
           </w:p>
@@ -1167,8 +1943,15 @@
             <w:tcW w:type="dxa" w:w="2160"/>
           </w:tcPr>
           <w:p>
-            <w:r/>
-            <w:r>
+            <w:r>
+              <w:rPr>
+                <w:sz w:val="18"/>
+              </w:rPr>
+            </w:r>
+            <w:r>
+              <w:rPr>
+                <w:sz w:val="18"/>
+              </w:rPr>
               <w:t>Not Found</w:t>
             </w:r>
           </w:p>
@@ -1178,8 +1961,15 @@
             <w:tcW w:type="dxa" w:w="2160"/>
           </w:tcPr>
           <w:p>
-            <w:r/>
-            <w:r>
+            <w:r>
+              <w:rPr>
+                <w:sz w:val="18"/>
+              </w:rPr>
+            </w:r>
+            <w:r>
+              <w:rPr>
+                <w:sz w:val="18"/>
+              </w:rPr>
               <w:t>Requires Human Review, confidence 0.00, still quoting the Declaration of Interest</w:t>
             </w:r>
           </w:p>
@@ -1191,8 +1981,15 @@
             <w:tcW w:type="dxa" w:w="2160"/>
           </w:tcPr>
           <w:p>
-            <w:r/>
-            <w:r>
+            <w:r>
+              <w:rPr>
+                <w:sz w:val="18"/>
+              </w:rPr>
+            </w:r>
+            <w:r>
+              <w:rPr>
+                <w:sz w:val="18"/>
+              </w:rPr>
               <w:t>EV-07</w:t>
             </w:r>
           </w:p>
@@ -1202,8 +1999,15 @@
             <w:tcW w:type="dxa" w:w="2160"/>
           </w:tcPr>
           <w:p>
-            <w:r/>
-            <w:r>
+            <w:r>
+              <w:rPr>
+                <w:sz w:val="18"/>
+              </w:rPr>
+            </w:r>
+            <w:r>
+              <w:rPr>
+                <w:sz w:val="18"/>
+              </w:rPr>
               <w:t>Certificate of non-blacklisting, deliberately omitted</w:t>
             </w:r>
           </w:p>
@@ -1213,8 +2017,15 @@
             <w:tcW w:type="dxa" w:w="2160"/>
           </w:tcPr>
           <w:p>
-            <w:r/>
-            <w:r>
+            <w:r>
+              <w:rPr>
+                <w:sz w:val="18"/>
+              </w:rPr>
+            </w:r>
+            <w:r>
+              <w:rPr>
+                <w:sz w:val="18"/>
+              </w:rPr>
               <w:t>Not Found</w:t>
             </w:r>
           </w:p>
@@ -1224,8 +2035,15 @@
             <w:tcW w:type="dxa" w:w="2160"/>
           </w:tcPr>
           <w:p>
-            <w:r/>
-            <w:r>
+            <w:r>
+              <w:rPr>
+                <w:sz w:val="18"/>
+              </w:rPr>
+            </w:r>
+            <w:r>
+              <w:rPr>
+                <w:sz w:val="18"/>
+              </w:rPr>
               <w:t>Found, confidence 0.95, page 3, quoting the Tax Clearance Certificate</w:t>
             </w:r>
           </w:p>
@@ -1237,8 +2055,15 @@
             <w:tcW w:type="dxa" w:w="2160"/>
           </w:tcPr>
           <w:p>
-            <w:r/>
-            <w:r>
+            <w:r>
+              <w:rPr>
+                <w:sz w:val="18"/>
+              </w:rPr>
+            </w:r>
+            <w:r>
+              <w:rPr>
+                <w:sz w:val="18"/>
+              </w:rPr>
               <w:t>EV-18</w:t>
             </w:r>
           </w:p>
@@ -1248,8 +2073,15 @@
             <w:tcW w:type="dxa" w:w="2160"/>
           </w:tcPr>
           <w:p>
-            <w:r/>
-            <w:r>
+            <w:r>
+              <w:rPr>
+                <w:sz w:val="18"/>
+              </w:rPr>
+            </w:r>
+            <w:r>
+              <w:rPr>
+                <w:sz w:val="18"/>
+              </w:rPr>
               <w:t>Three required documents, none of them in the submission</w:t>
             </w:r>
           </w:p>
@@ -1259,8 +2091,15 @@
             <w:tcW w:type="dxa" w:w="2160"/>
           </w:tcPr>
           <w:p>
-            <w:r/>
-            <w:r>
+            <w:r>
+              <w:rPr>
+                <w:sz w:val="18"/>
+              </w:rPr>
+            </w:r>
+            <w:r>
+              <w:rPr>
+                <w:sz w:val="18"/>
+              </w:rPr>
               <w:t>3 of 3 Not Found</w:t>
             </w:r>
           </w:p>
@@ -1270,8 +2109,15 @@
             <w:tcW w:type="dxa" w:w="2160"/>
           </w:tcPr>
           <w:p>
-            <w:r/>
-            <w:r>
+            <w:r>
+              <w:rPr>
+                <w:sz w:val="18"/>
+              </w:rPr>
+            </w:r>
+            <w:r>
+              <w:rPr>
+                <w:sz w:val="18"/>
+              </w:rPr>
               <w:t>0 of 3 Not Found, all three Requires Human Review at confidence 0.00</w:t>
             </w:r>
           </w:p>
@@ -1280,6 +2126,9 @@
     </w:tbl>
     <w:p/>
     <w:p>
+      <w:pPr>
+        <w:jc w:val="both"/>
+      </w:pPr>
       <w:r>
         <w:t>In 19 cases, v1.0 returned "Not Found" zero times.</w:t>
       </w:r>
@@ -1293,11 +2142,13 @@
       </w:r>
     </w:p>
     <w:p>
+      <w:pPr>
+        <w:jc w:val="both"/>
+      </w:pPr>
       <w:r>
         <w:rPr>
           <w:rFonts w:ascii="Consolas" w:hAnsi="Consolas"/>
-          <w:color w:val="B03060"/>
-          <w:sz w:val="19"/>
+          <w:sz w:val="18"/>
         </w:rPr>
         <w:t>engine.py</w:t>
       </w:r>
@@ -1320,6 +2171,9 @@
       </w:r>
     </w:p>
     <w:p>
+      <w:pPr>
+        <w:jc w:val="both"/>
+      </w:pPr>
       <w:r>
         <w:t>submission. In EV-05 and EV-07 the quotation was genuine. The model quoted a real passage from a real page; it was simply a passage about a different document. Grounding passed it.</w:t>
       </w:r>
@@ -1339,11 +2193,17 @@
       </w:r>
     </w:p>
     <w:p>
+      <w:pPr>
+        <w:jc w:val="both"/>
+      </w:pPr>
       <w:r>
         <w:t>came back at 1.00 and EV-07 at 0.95. The threshold passed them.</w:t>
       </w:r>
     </w:p>
     <w:p>
+      <w:pPr>
+        <w:jc w:val="both"/>
+      </w:pPr>
       <w:r>
         <w:t>The two guards can verify that a quotation is real and that the model claims to be sure. Neither can judge whether the quoted document is the document the checklist asked for. That judgement has to be made when the answer is produced, which makes it a prompt change.</w:t>
       </w:r>
@@ -1357,6 +2217,9 @@
       </w:r>
     </w:p>
     <w:p>
+      <w:pPr>
+        <w:jc w:val="both"/>
+      </w:pPr>
       <w:r>
         <w:t>v2.0 keeps every word of v1.0 that was working and adds five blocks. Each one exists because of a specific observed failure.</w:t>
       </w:r>
@@ -1370,14 +2233,16 @@
       </w:r>
     </w:p>
     <w:p>
+      <w:pPr>
+        <w:jc w:val="both"/>
+      </w:pPr>
       <w:r>
         <w:t xml:space="preserve">An ordered four-step procedure: name the specific document the requirement asks for, search for that document, apply the identity test, and only then set </w:t>
       </w:r>
       <w:r>
         <w:rPr>
           <w:rFonts w:ascii="Consolas" w:hAnsi="Consolas"/>
-          <w:color w:val="B03060"/>
-          <w:sz w:val="19"/>
+          <w:sz w:val="18"/>
         </w:rPr>
         <w:t>is_present</w:t>
       </w:r>
@@ -1394,11 +2259,17 @@
       </w:r>
     </w:p>
     <w:p>
+      <w:pPr>
+        <w:jc w:val="both"/>
+      </w:pPr>
       <w:r>
         <w:t>States that absence is an expected and useful answer, that real submissions routinely omit required documents, and that reporting a missing document as present is the most damaging error the model can make because it hides a real gap from the officer. It ranks the two error directions explicitly, and sets the starting position for every item to not present.</w:t>
       </w:r>
     </w:p>
     <w:p>
+      <w:pPr>
+        <w:jc w:val="both"/>
+      </w:pPr>
       <w:r>
         <w:t>This is the block aimed at the zero "Not Found" results. A general-purpose assistant is trained toward helpfulness, and an unhelpful-sounding answer like "this document is not here" needs to be licensed explicitly.</w:t>
       </w:r>
@@ -1412,6 +2283,9 @@
       </w:r>
     </w:p>
     <w:p>
+      <w:pPr>
+        <w:jc w:val="both"/>
+      </w:pPr>
       <w:r>
         <w:t xml:space="preserve">Asks whether the located text </w:t>
       </w:r>
@@ -1434,6 +2308,9 @@
       </w:r>
     </w:p>
     <w:p>
+      <w:pPr>
+        <w:jc w:val="both"/>
+      </w:pPr>
       <w:r>
         <w:t>certificate of non-blacklisting (EV-07).</w:t>
       </w:r>
@@ -1447,6 +2324,9 @@
       </w:r>
     </w:p>
     <w:p>
+      <w:pPr>
+        <w:jc w:val="both"/>
+      </w:pPr>
       <w:r>
         <w:t>anti-bribery declaration and is not a beneficial ownership disclosure (EV-05, EV-06).</w:t>
       </w:r>
@@ -1460,6 +2340,9 @@
       </w:r>
     </w:p>
     <w:p>
+      <w:pPr>
+        <w:jc w:val="both"/>
+      </w:pPr>
       <w:r>
         <w:t>appendix.</w:t>
       </w:r>
@@ -1473,11 +2356,17 @@
       </w:r>
     </w:p>
     <w:p>
+      <w:pPr>
+        <w:jc w:val="both"/>
+      </w:pPr>
       <w:r>
         <w:t>as opposed to the document itself.</w:t>
       </w:r>
     </w:p>
     <w:p>
+      <w:pPr>
+        <w:jc w:val="both"/>
+      </w:pPr>
       <w:r>
         <w:t>It closes with the rule that matters most: if the model finds itself reasoning that the text nearly satisfies the requirement, or covers similar ground, or is the closest thing in the submission, then it does not satisfy the requirement.</w:t>
       </w:r>
@@ -1491,14 +2380,16 @@
       </w:r>
     </w:p>
     <w:p>
+      <w:pPr>
+        <w:jc w:val="both"/>
+      </w:pPr>
       <w:r>
         <w:t xml:space="preserve">Four anchored bands replace "near 1.0 / near 0.0", with the 0.10 to 0.59 band defined as "something related is present but you cannot confirm it is the required document" and instructed to set </w:t>
       </w:r>
       <w:r>
         <w:rPr>
           <w:rFonts w:ascii="Consolas" w:hAnsi="Consolas"/>
-          <w:color w:val="B03060"/>
-          <w:sz w:val="19"/>
+          <w:sz w:val="18"/>
         </w:rPr>
         <w:t>is_present=false</w:t>
       </w:r>
@@ -1507,6 +2398,9 @@
       </w:r>
     </w:p>
     <w:p>
+      <w:pPr>
+        <w:jc w:val="both"/>
+      </w:pPr>
       <w:r>
         <w:t>v1.0 returned 1.00 for a wrong-document match, which is what let the match past the human review threshold. Anchoring the scale to what was quoted, rather than to how sure the model feels, gives the threshold something real to act on. This also takes up the open question in Johnson's Sec. 8 about whether confidence should be constrained rather than free.</w:t>
       </w:r>
@@ -1520,14 +2414,16 @@
       </w:r>
     </w:p>
     <w:p>
+      <w:pPr>
+        <w:jc w:val="both"/>
+      </w:pPr>
       <w:r>
         <w:t xml:space="preserve">A last instruction before answering: if about to set </w:t>
       </w:r>
       <w:r>
         <w:rPr>
           <w:rFonts w:ascii="Consolas" w:hAnsi="Consolas"/>
-          <w:color w:val="B03060"/>
-          <w:sz w:val="19"/>
+          <w:sz w:val="18"/>
         </w:rPr>
         <w:t>is_present=true</w:t>
       </w:r>
@@ -1537,8 +2433,7 @@
       <w:r>
         <w:rPr>
           <w:rFonts w:ascii="Consolas" w:hAnsi="Consolas"/>
-          <w:color w:val="B03060"/>
-          <w:sz w:val="19"/>
+          <w:sz w:val="18"/>
         </w:rPr>
         <w:t>is_present=false</w:t>
       </w:r>
@@ -1563,6 +2458,9 @@
       </w:r>
     </w:p>
     <w:p>
+      <w:pPr>
+        <w:jc w:val="both"/>
+      </w:pPr>
       <w:r>
         <w:t>The full 19-case evaluation takes over an hour on the development machine, which is too slow a loop to tune a prompt against. A ten-probe subset was used for the iteration instead, chosen so that both directions of error stay visible:</w:t>
       </w:r>
@@ -1582,6 +2480,9 @@
       </w:r>
     </w:p>
     <w:p>
+      <w:pPr>
+        <w:jc w:val="both"/>
+      </w:pPr>
       <w:r>
         <w:t>exist to catch a regression, because any rule that makes the model readier to report absence can also make it reject a document that is genuinely there.</w:t>
       </w:r>
@@ -1601,19 +2502,24 @@
       </w:r>
     </w:p>
     <w:p>
+      <w:pPr>
+        <w:jc w:val="both"/>
+      </w:pPr>
       <w:r>
         <w:t>every one of which v1.0 failed.</w:t>
       </w:r>
     </w:p>
     <w:p>
+      <w:pPr>
+        <w:jc w:val="both"/>
+      </w:pPr>
       <w:r>
         <w:t xml:space="preserve">Same model, same settings, temperature 0.0 throughout. The v1.0 column is the recorded baseline from </w:t>
       </w:r>
       <w:r>
         <w:rPr>
           <w:rFonts w:ascii="Consolas" w:hAnsi="Consolas"/>
-          <w:color w:val="B03060"/>
-          <w:sz w:val="19"/>
+          <w:sz w:val="18"/>
         </w:rPr>
         <w:t>docs/evaluation/prompt-evaluation-table.md</w:t>
       </w:r>
@@ -1633,7 +2539,6 @@
       <w:tblPr>
         <w:tblStyle w:val="TableGrid"/>
         <w:tblW w:type="auto" w:w="0"/>
-        <w:jc w:val="center"/>
         <w:tblLook w:firstColumn="1" w:firstRow="1" w:lastColumn="0" w:lastRow="0" w:noHBand="0" w:noVBand="1" w:val="04A0"/>
       </w:tblPr>
       <w:tblGrid>
@@ -1648,13 +2553,19 @@
         <w:tc>
           <w:tcPr>
             <w:tcW w:type="dxa" w:w="1440"/>
-            <w:shd w:val="clear" w:fill="D9E2F3"/>
+            <w:shd w:fill="E8EDF2"/>
           </w:tcPr>
           <w:p>
-            <w:r/>
             <w:r>
               <w:rPr>
                 <w:b/>
+                <w:sz w:val="18"/>
+              </w:rPr>
+            </w:r>
+            <w:r>
+              <w:rPr>
+                <w:b/>
+                <w:sz w:val="18"/>
               </w:rPr>
               <w:t>Probe</w:t>
             </w:r>
@@ -1663,13 +2574,19 @@
         <w:tc>
           <w:tcPr>
             <w:tcW w:type="dxa" w:w="1440"/>
-            <w:shd w:val="clear" w:fill="D9E2F3"/>
+            <w:shd w:fill="E8EDF2"/>
           </w:tcPr>
           <w:p>
-            <w:r/>
             <w:r>
               <w:rPr>
                 <w:b/>
+                <w:sz w:val="18"/>
+              </w:rPr>
+            </w:r>
+            <w:r>
+              <w:rPr>
+                <w:b/>
+                <w:sz w:val="18"/>
               </w:rPr>
               <w:t>Expected</w:t>
             </w:r>
@@ -1678,13 +2595,19 @@
         <w:tc>
           <w:tcPr>
             <w:tcW w:type="dxa" w:w="1440"/>
-            <w:shd w:val="clear" w:fill="D9E2F3"/>
+            <w:shd w:fill="E8EDF2"/>
           </w:tcPr>
           <w:p>
-            <w:r/>
             <w:r>
               <w:rPr>
                 <w:b/>
+                <w:sz w:val="18"/>
+              </w:rPr>
+            </w:r>
+            <w:r>
+              <w:rPr>
+                <w:b/>
+                <w:sz w:val="18"/>
               </w:rPr>
               <w:t>v1.0</w:t>
             </w:r>
@@ -1693,13 +2616,19 @@
         <w:tc>
           <w:tcPr>
             <w:tcW w:type="dxa" w:w="1440"/>
-            <w:shd w:val="clear" w:fill="D9E2F3"/>
+            <w:shd w:fill="E8EDF2"/>
           </w:tcPr>
           <w:p>
-            <w:r/>
             <w:r>
               <w:rPr>
                 <w:b/>
+                <w:sz w:val="18"/>
+              </w:rPr>
+            </w:r>
+            <w:r>
+              <w:rPr>
+                <w:b/>
+                <w:sz w:val="18"/>
               </w:rPr>
               <w:t>draft A</w:t>
             </w:r>
@@ -1708,13 +2637,19 @@
         <w:tc>
           <w:tcPr>
             <w:tcW w:type="dxa" w:w="1440"/>
-            <w:shd w:val="clear" w:fill="D9E2F3"/>
+            <w:shd w:fill="E8EDF2"/>
           </w:tcPr>
           <w:p>
-            <w:r/>
             <w:r>
               <w:rPr>
                 <w:b/>
+                <w:sz w:val="18"/>
+              </w:rPr>
+            </w:r>
+            <w:r>
+              <w:rPr>
+                <w:b/>
+                <w:sz w:val="18"/>
               </w:rPr>
               <w:t>draft B</w:t>
             </w:r>
@@ -1723,13 +2658,19 @@
         <w:tc>
           <w:tcPr>
             <w:tcW w:type="dxa" w:w="1440"/>
-            <w:shd w:val="clear" w:fill="D9E2F3"/>
+            <w:shd w:fill="E8EDF2"/>
           </w:tcPr>
           <w:p>
-            <w:r/>
             <w:r>
               <w:rPr>
                 <w:b/>
+                <w:sz w:val="18"/>
+              </w:rPr>
+            </w:r>
+            <w:r>
+              <w:rPr>
+                <w:b/>
+                <w:sz w:val="18"/>
               </w:rPr>
               <w:t>v2.0 shipped</w:t>
             </w:r>
@@ -1742,8 +2683,15 @@
             <w:tcW w:type="dxa" w:w="1440"/>
           </w:tcPr>
           <w:p>
-            <w:r/>
-            <w:r>
+            <w:r>
+              <w:rPr>
+                <w:sz w:val="18"/>
+              </w:rPr>
+            </w:r>
+            <w:r>
+              <w:rPr>
+                <w:sz w:val="18"/>
+              </w:rPr>
               <w:t>EV-01 incorporation certificate, synonym</w:t>
             </w:r>
           </w:p>
@@ -1753,8 +2701,15 @@
             <w:tcW w:type="dxa" w:w="1440"/>
           </w:tcPr>
           <w:p>
-            <w:r/>
-            <w:r>
+            <w:r>
+              <w:rPr>
+                <w:sz w:val="18"/>
+              </w:rPr>
+            </w:r>
+            <w:r>
+              <w:rPr>
+                <w:sz w:val="18"/>
+              </w:rPr>
               <w:t>Found</w:t>
             </w:r>
           </w:p>
@@ -1764,8 +2719,15 @@
             <w:tcW w:type="dxa" w:w="1440"/>
           </w:tcPr>
           <w:p>
-            <w:r/>
-            <w:r>
+            <w:r>
+              <w:rPr>
+                <w:sz w:val="18"/>
+              </w:rPr>
+            </w:r>
+            <w:r>
+              <w:rPr>
+                <w:sz w:val="18"/>
+              </w:rPr>
               <w:t>Found 1.00</w:t>
             </w:r>
           </w:p>
@@ -1775,8 +2737,15 @@
             <w:tcW w:type="dxa" w:w="1440"/>
           </w:tcPr>
           <w:p>
-            <w:r/>
-            <w:r>
+            <w:r>
+              <w:rPr>
+                <w:sz w:val="18"/>
+              </w:rPr>
+            </w:r>
+            <w:r>
+              <w:rPr>
+                <w:sz w:val="18"/>
+              </w:rPr>
               <w:t>Found 0.95</w:t>
             </w:r>
           </w:p>
@@ -1786,8 +2755,15 @@
             <w:tcW w:type="dxa" w:w="1440"/>
           </w:tcPr>
           <w:p>
-            <w:r/>
-            <w:r>
+            <w:r>
+              <w:rPr>
+                <w:sz w:val="18"/>
+              </w:rPr>
+            </w:r>
+            <w:r>
+              <w:rPr>
+                <w:sz w:val="18"/>
+              </w:rPr>
               <w:t>Found 0.95</w:t>
             </w:r>
           </w:p>
@@ -1797,8 +2773,15 @@
             <w:tcW w:type="dxa" w:w="1440"/>
           </w:tcPr>
           <w:p>
-            <w:r/>
-            <w:r>
+            <w:r>
+              <w:rPr>
+                <w:sz w:val="18"/>
+              </w:rPr>
+            </w:r>
+            <w:r>
+              <w:rPr>
+                <w:sz w:val="18"/>
+              </w:rPr>
               <w:t>Found</w:t>
             </w:r>
           </w:p>
@@ -1810,8 +2793,15 @@
             <w:tcW w:type="dxa" w:w="1440"/>
           </w:tcPr>
           <w:p>
-            <w:r/>
-            <w:r>
+            <w:r>
+              <w:rPr>
+                <w:sz w:val="18"/>
+              </w:rPr>
+            </w:r>
+            <w:r>
+              <w:rPr>
+                <w:sz w:val="18"/>
+              </w:rPr>
               <w:t>EV-02 tax clearance certificate</w:t>
             </w:r>
           </w:p>
@@ -1821,8 +2811,15 @@
             <w:tcW w:type="dxa" w:w="1440"/>
           </w:tcPr>
           <w:p>
-            <w:r/>
-            <w:r>
+            <w:r>
+              <w:rPr>
+                <w:sz w:val="18"/>
+              </w:rPr>
+            </w:r>
+            <w:r>
+              <w:rPr>
+                <w:sz w:val="18"/>
+              </w:rPr>
               <w:t>Found</w:t>
             </w:r>
           </w:p>
@@ -1832,8 +2829,15 @@
             <w:tcW w:type="dxa" w:w="1440"/>
           </w:tcPr>
           <w:p>
-            <w:r/>
-            <w:r>
+            <w:r>
+              <w:rPr>
+                <w:sz w:val="18"/>
+              </w:rPr>
+            </w:r>
+            <w:r>
+              <w:rPr>
+                <w:sz w:val="18"/>
+              </w:rPr>
               <w:t>Found 1.00</w:t>
             </w:r>
           </w:p>
@@ -1843,8 +2847,15 @@
             <w:tcW w:type="dxa" w:w="1440"/>
           </w:tcPr>
           <w:p>
-            <w:r/>
-            <w:r>
+            <w:r>
+              <w:rPr>
+                <w:sz w:val="18"/>
+              </w:rPr>
+            </w:r>
+            <w:r>
+              <w:rPr>
+                <w:sz w:val="18"/>
+              </w:rPr>
               <w:t>Found 0.95</w:t>
             </w:r>
           </w:p>
@@ -1854,8 +2865,15 @@
             <w:tcW w:type="dxa" w:w="1440"/>
           </w:tcPr>
           <w:p>
-            <w:r/>
-            <w:r>
+            <w:r>
+              <w:rPr>
+                <w:sz w:val="18"/>
+              </w:rPr>
+            </w:r>
+            <w:r>
+              <w:rPr>
+                <w:sz w:val="18"/>
+              </w:rPr>
               <w:t>Found 0.95</w:t>
             </w:r>
           </w:p>
@@ -1865,8 +2883,15 @@
             <w:tcW w:type="dxa" w:w="1440"/>
           </w:tcPr>
           <w:p>
-            <w:r/>
-            <w:r>
+            <w:r>
+              <w:rPr>
+                <w:sz w:val="18"/>
+              </w:rPr>
+            </w:r>
+            <w:r>
+              <w:rPr>
+                <w:sz w:val="18"/>
+              </w:rPr>
               <w:t>Found</w:t>
             </w:r>
           </w:p>
@@ -1878,8 +2903,15 @@
             <w:tcW w:type="dxa" w:w="1440"/>
           </w:tcPr>
           <w:p>
-            <w:r/>
-            <w:r>
+            <w:r>
+              <w:rPr>
+                <w:sz w:val="18"/>
+              </w:rPr>
+            </w:r>
+            <w:r>
+              <w:rPr>
+                <w:sz w:val="18"/>
+              </w:rPr>
               <w:t>EV-03 audited financials, synonym</w:t>
             </w:r>
           </w:p>
@@ -1889,8 +2921,15 @@
             <w:tcW w:type="dxa" w:w="1440"/>
           </w:tcPr>
           <w:p>
-            <w:r/>
-            <w:r>
+            <w:r>
+              <w:rPr>
+                <w:sz w:val="18"/>
+              </w:rPr>
+            </w:r>
+            <w:r>
+              <w:rPr>
+                <w:sz w:val="18"/>
+              </w:rPr>
               <w:t>Found</w:t>
             </w:r>
           </w:p>
@@ -1900,8 +2939,15 @@
             <w:tcW w:type="dxa" w:w="1440"/>
           </w:tcPr>
           <w:p>
-            <w:r/>
-            <w:r>
+            <w:r>
+              <w:rPr>
+                <w:sz w:val="18"/>
+              </w:rPr>
+            </w:r>
+            <w:r>
+              <w:rPr>
+                <w:sz w:val="18"/>
+              </w:rPr>
               <w:t>Found 1.00</w:t>
             </w:r>
           </w:p>
@@ -1911,10 +2957,15 @@
             <w:tcW w:type="dxa" w:w="1440"/>
           </w:tcPr>
           <w:p>
-            <w:r/>
+            <w:r>
+              <w:rPr>
+                <w:sz w:val="18"/>
+              </w:rPr>
+            </w:r>
             <w:r>
               <w:rPr>
                 <w:b/>
+                <w:sz w:val="18"/>
               </w:rPr>
               <w:t>Review 0.00</w:t>
             </w:r>
@@ -1925,8 +2976,15 @@
             <w:tcW w:type="dxa" w:w="1440"/>
           </w:tcPr>
           <w:p>
-            <w:r/>
-            <w:r>
+            <w:r>
+              <w:rPr>
+                <w:sz w:val="18"/>
+              </w:rPr>
+            </w:r>
+            <w:r>
+              <w:rPr>
+                <w:sz w:val="18"/>
+              </w:rPr>
               <w:t>Found 0.95</w:t>
             </w:r>
           </w:p>
@@ -1936,8 +2994,15 @@
             <w:tcW w:type="dxa" w:w="1440"/>
           </w:tcPr>
           <w:p>
-            <w:r/>
-            <w:r>
+            <w:r>
+              <w:rPr>
+                <w:sz w:val="18"/>
+              </w:rPr>
+            </w:r>
+            <w:r>
+              <w:rPr>
+                <w:sz w:val="18"/>
+              </w:rPr>
               <w:t>Found</w:t>
             </w:r>
           </w:p>
@@ -1949,8 +3014,15 @@
             <w:tcW w:type="dxa" w:w="1440"/>
           </w:tcPr>
           <w:p>
-            <w:r/>
-            <w:r>
+            <w:r>
+              <w:rPr>
+                <w:sz w:val="18"/>
+              </w:rPr>
+            </w:r>
+            <w:r>
+              <w:rPr>
+                <w:sz w:val="18"/>
+              </w:rPr>
               <w:t>EV-04 bid security, synonym</w:t>
             </w:r>
           </w:p>
@@ -1960,8 +3032,15 @@
             <w:tcW w:type="dxa" w:w="1440"/>
           </w:tcPr>
           <w:p>
-            <w:r/>
-            <w:r>
+            <w:r>
+              <w:rPr>
+                <w:sz w:val="18"/>
+              </w:rPr>
+            </w:r>
+            <w:r>
+              <w:rPr>
+                <w:sz w:val="18"/>
+              </w:rPr>
               <w:t>Found</w:t>
             </w:r>
           </w:p>
@@ -1971,8 +3050,15 @@
             <w:tcW w:type="dxa" w:w="1440"/>
           </w:tcPr>
           <w:p>
-            <w:r/>
-            <w:r>
+            <w:r>
+              <w:rPr>
+                <w:sz w:val="18"/>
+              </w:rPr>
+            </w:r>
+            <w:r>
+              <w:rPr>
+                <w:sz w:val="18"/>
+              </w:rPr>
               <w:t>Found 1.00</w:t>
             </w:r>
           </w:p>
@@ -1982,8 +3068,15 @@
             <w:tcW w:type="dxa" w:w="1440"/>
           </w:tcPr>
           <w:p>
-            <w:r/>
-            <w:r>
+            <w:r>
+              <w:rPr>
+                <w:sz w:val="18"/>
+              </w:rPr>
+            </w:r>
+            <w:r>
+              <w:rPr>
+                <w:sz w:val="18"/>
+              </w:rPr>
               <w:t>Found 0.95</w:t>
             </w:r>
           </w:p>
@@ -1993,8 +3086,15 @@
             <w:tcW w:type="dxa" w:w="1440"/>
           </w:tcPr>
           <w:p>
-            <w:r/>
-            <w:r>
+            <w:r>
+              <w:rPr>
+                <w:sz w:val="18"/>
+              </w:rPr>
+            </w:r>
+            <w:r>
+              <w:rPr>
+                <w:sz w:val="18"/>
+              </w:rPr>
               <w:t>Found 0.95</w:t>
             </w:r>
           </w:p>
@@ -2004,8 +3104,15 @@
             <w:tcW w:type="dxa" w:w="1440"/>
           </w:tcPr>
           <w:p>
-            <w:r/>
-            <w:r>
+            <w:r>
+              <w:rPr>
+                <w:sz w:val="18"/>
+              </w:rPr>
+            </w:r>
+            <w:r>
+              <w:rPr>
+                <w:sz w:val="18"/>
+              </w:rPr>
               <w:t>Found</w:t>
             </w:r>
           </w:p>
@@ -2017,8 +3124,15 @@
             <w:tcW w:type="dxa" w:w="1440"/>
           </w:tcPr>
           <w:p>
-            <w:r/>
-            <w:r>
+            <w:r>
+              <w:rPr>
+                <w:sz w:val="18"/>
+              </w:rPr>
+            </w:r>
+            <w:r>
+              <w:rPr>
+                <w:sz w:val="18"/>
+              </w:rPr>
               <w:t>EV-05 anti-bribery declaration, omitted</w:t>
             </w:r>
           </w:p>
@@ -2028,8 +3142,15 @@
             <w:tcW w:type="dxa" w:w="1440"/>
           </w:tcPr>
           <w:p>
-            <w:r/>
-            <w:r>
+            <w:r>
+              <w:rPr>
+                <w:sz w:val="18"/>
+              </w:rPr>
+            </w:r>
+            <w:r>
+              <w:rPr>
+                <w:sz w:val="18"/>
+              </w:rPr>
               <w:t>Not Found</w:t>
             </w:r>
           </w:p>
@@ -2039,10 +3160,15 @@
             <w:tcW w:type="dxa" w:w="1440"/>
           </w:tcPr>
           <w:p>
-            <w:r/>
+            <w:r>
+              <w:rPr>
+                <w:sz w:val="18"/>
+              </w:rPr>
+            </w:r>
             <w:r>
               <w:rPr>
                 <w:b/>
+                <w:sz w:val="18"/>
               </w:rPr>
               <w:t>Found 1.00</w:t>
             </w:r>
@@ -2053,8 +3179,15 @@
             <w:tcW w:type="dxa" w:w="1440"/>
           </w:tcPr>
           <w:p>
-            <w:r/>
-            <w:r>
+            <w:r>
+              <w:rPr>
+                <w:sz w:val="18"/>
+              </w:rPr>
+            </w:r>
+            <w:r>
+              <w:rPr>
+                <w:sz w:val="18"/>
+              </w:rPr>
               <w:t>Review 0.00</w:t>
             </w:r>
           </w:p>
@@ -2064,10 +3197,15 @@
             <w:tcW w:type="dxa" w:w="1440"/>
           </w:tcPr>
           <w:p>
-            <w:r/>
+            <w:r>
+              <w:rPr>
+                <w:sz w:val="18"/>
+              </w:rPr>
+            </w:r>
             <w:r>
               <w:rPr>
                 <w:b/>
+                <w:sz w:val="18"/>
               </w:rPr>
               <w:t>Found 0.95</w:t>
             </w:r>
@@ -2078,10 +3216,15 @@
             <w:tcW w:type="dxa" w:w="1440"/>
           </w:tcPr>
           <w:p>
-            <w:r/>
+            <w:r>
+              <w:rPr>
+                <w:sz w:val="18"/>
+              </w:rPr>
+            </w:r>
             <w:r>
               <w:rPr>
                 <w:b/>
+                <w:sz w:val="18"/>
               </w:rPr>
               <w:t>Found 0.95</w:t>
             </w:r>
@@ -2094,8 +3237,15 @@
             <w:tcW w:type="dxa" w:w="1440"/>
           </w:tcPr>
           <w:p>
-            <w:r/>
-            <w:r>
+            <w:r>
+              <w:rPr>
+                <w:sz w:val="18"/>
+              </w:rPr>
+            </w:r>
+            <w:r>
+              <w:rPr>
+                <w:sz w:val="18"/>
+              </w:rPr>
               <w:t>EV-06 beneficial ownership, omitted</w:t>
             </w:r>
           </w:p>
@@ -2105,8 +3255,15 @@
             <w:tcW w:type="dxa" w:w="1440"/>
           </w:tcPr>
           <w:p>
-            <w:r/>
-            <w:r>
+            <w:r>
+              <w:rPr>
+                <w:sz w:val="18"/>
+              </w:rPr>
+            </w:r>
+            <w:r>
+              <w:rPr>
+                <w:sz w:val="18"/>
+              </w:rPr>
               <w:t>Not Found</w:t>
             </w:r>
           </w:p>
@@ -2116,8 +3273,15 @@
             <w:tcW w:type="dxa" w:w="1440"/>
           </w:tcPr>
           <w:p>
-            <w:r/>
-            <w:r>
+            <w:r>
+              <w:rPr>
+                <w:sz w:val="18"/>
+              </w:rPr>
+            </w:r>
+            <w:r>
+              <w:rPr>
+                <w:sz w:val="18"/>
+              </w:rPr>
               <w:t>Review 0.00</w:t>
             </w:r>
           </w:p>
@@ -2127,8 +3291,15 @@
             <w:tcW w:type="dxa" w:w="1440"/>
           </w:tcPr>
           <w:p>
-            <w:r/>
-            <w:r>
+            <w:r>
+              <w:rPr>
+                <w:sz w:val="18"/>
+              </w:rPr>
+            </w:r>
+            <w:r>
+              <w:rPr>
+                <w:sz w:val="18"/>
+              </w:rPr>
               <w:t>Review 0.00</w:t>
             </w:r>
           </w:p>
@@ -2138,8 +3309,15 @@
             <w:tcW w:type="dxa" w:w="1440"/>
           </w:tcPr>
           <w:p>
-            <w:r/>
-            <w:r>
+            <w:r>
+              <w:rPr>
+                <w:sz w:val="18"/>
+              </w:rPr>
+            </w:r>
+            <w:r>
+              <w:rPr>
+                <w:sz w:val="18"/>
+              </w:rPr>
               <w:t>Not Found 0.00</w:t>
             </w:r>
           </w:p>
@@ -2149,8 +3327,15 @@
             <w:tcW w:type="dxa" w:w="1440"/>
           </w:tcPr>
           <w:p>
-            <w:r/>
-            <w:r>
+            <w:r>
+              <w:rPr>
+                <w:sz w:val="18"/>
+              </w:rPr>
+            </w:r>
+            <w:r>
+              <w:rPr>
+                <w:sz w:val="18"/>
+              </w:rPr>
               <w:t>Not Found 0.00</w:t>
             </w:r>
           </w:p>
@@ -2162,8 +3347,15 @@
             <w:tcW w:type="dxa" w:w="1440"/>
           </w:tcPr>
           <w:p>
-            <w:r/>
-            <w:r>
+            <w:r>
+              <w:rPr>
+                <w:sz w:val="18"/>
+              </w:rPr>
+            </w:r>
+            <w:r>
+              <w:rPr>
+                <w:sz w:val="18"/>
+              </w:rPr>
               <w:t>EV-07 non-blacklisting certificate, omitted</w:t>
             </w:r>
           </w:p>
@@ -2173,8 +3365,15 @@
             <w:tcW w:type="dxa" w:w="1440"/>
           </w:tcPr>
           <w:p>
-            <w:r/>
-            <w:r>
+            <w:r>
+              <w:rPr>
+                <w:sz w:val="18"/>
+              </w:rPr>
+            </w:r>
+            <w:r>
+              <w:rPr>
+                <w:sz w:val="18"/>
+              </w:rPr>
               <w:t>Not Found</w:t>
             </w:r>
           </w:p>
@@ -2184,10 +3383,15 @@
             <w:tcW w:type="dxa" w:w="1440"/>
           </w:tcPr>
           <w:p>
-            <w:r/>
+            <w:r>
+              <w:rPr>
+                <w:sz w:val="18"/>
+              </w:rPr>
+            </w:r>
             <w:r>
               <w:rPr>
                 <w:b/>
+                <w:sz w:val="18"/>
               </w:rPr>
               <w:t>Found 0.95</w:t>
             </w:r>
@@ -2198,8 +3402,15 @@
             <w:tcW w:type="dxa" w:w="1440"/>
           </w:tcPr>
           <w:p>
-            <w:r/>
-            <w:r>
+            <w:r>
+              <w:rPr>
+                <w:sz w:val="18"/>
+              </w:rPr>
+            </w:r>
+            <w:r>
+              <w:rPr>
+                <w:sz w:val="18"/>
+              </w:rPr>
               <w:t>Review 0.00</w:t>
             </w:r>
           </w:p>
@@ -2209,10 +3420,15 @@
             <w:tcW w:type="dxa" w:w="1440"/>
           </w:tcPr>
           <w:p>
-            <w:r/>
+            <w:r>
+              <w:rPr>
+                <w:sz w:val="18"/>
+              </w:rPr>
+            </w:r>
             <w:r>
               <w:rPr>
                 <w:b/>
+                <w:sz w:val="18"/>
               </w:rPr>
               <w:t>Found 0.95</w:t>
             </w:r>
@@ -2223,10 +3439,15 @@
             <w:tcW w:type="dxa" w:w="1440"/>
           </w:tcPr>
           <w:p>
-            <w:r/>
+            <w:r>
+              <w:rPr>
+                <w:sz w:val="18"/>
+              </w:rPr>
+            </w:r>
             <w:r>
               <w:rPr>
                 <w:b/>
+                <w:sz w:val="18"/>
               </w:rPr>
               <w:t>Found 0.95</w:t>
             </w:r>
@@ -2239,8 +3460,15 @@
             <w:tcW w:type="dxa" w:w="1440"/>
           </w:tcPr>
           <w:p>
-            <w:r/>
-            <w:r>
+            <w:r>
+              <w:rPr>
+                <w:sz w:val="18"/>
+              </w:rPr>
+            </w:r>
+            <w:r>
+              <w:rPr>
+                <w:sz w:val="18"/>
+              </w:rPr>
               <w:t>EV-18a none-of-them submission</w:t>
             </w:r>
           </w:p>
@@ -2250,8 +3478,15 @@
             <w:tcW w:type="dxa" w:w="1440"/>
           </w:tcPr>
           <w:p>
-            <w:r/>
-            <w:r>
+            <w:r>
+              <w:rPr>
+                <w:sz w:val="18"/>
+              </w:rPr>
+            </w:r>
+            <w:r>
+              <w:rPr>
+                <w:sz w:val="18"/>
+              </w:rPr>
               <w:t>Not Found</w:t>
             </w:r>
           </w:p>
@@ -2261,8 +3496,15 @@
             <w:tcW w:type="dxa" w:w="1440"/>
           </w:tcPr>
           <w:p>
-            <w:r/>
-            <w:r>
+            <w:r>
+              <w:rPr>
+                <w:sz w:val="18"/>
+              </w:rPr>
+            </w:r>
+            <w:r>
+              <w:rPr>
+                <w:sz w:val="18"/>
+              </w:rPr>
               <w:t>Review 0.00</w:t>
             </w:r>
           </w:p>
@@ -2272,8 +3514,15 @@
             <w:tcW w:type="dxa" w:w="1440"/>
           </w:tcPr>
           <w:p>
-            <w:r/>
-            <w:r>
+            <w:r>
+              <w:rPr>
+                <w:sz w:val="18"/>
+              </w:rPr>
+            </w:r>
+            <w:r>
+              <w:rPr>
+                <w:sz w:val="18"/>
+              </w:rPr>
               <w:t>Review 0.00</w:t>
             </w:r>
           </w:p>
@@ -2283,8 +3532,15 @@
             <w:tcW w:type="dxa" w:w="1440"/>
           </w:tcPr>
           <w:p>
-            <w:r/>
-            <w:r>
+            <w:r>
+              <w:rPr>
+                <w:sz w:val="18"/>
+              </w:rPr>
+            </w:r>
+            <w:r>
+              <w:rPr>
+                <w:sz w:val="18"/>
+              </w:rPr>
               <w:t>Not Found 0.00</w:t>
             </w:r>
           </w:p>
@@ -2294,8 +3550,15 @@
             <w:tcW w:type="dxa" w:w="1440"/>
           </w:tcPr>
           <w:p>
-            <w:r/>
-            <w:r>
+            <w:r>
+              <w:rPr>
+                <w:sz w:val="18"/>
+              </w:rPr>
+            </w:r>
+            <w:r>
+              <w:rPr>
+                <w:sz w:val="18"/>
+              </w:rPr>
               <w:t>Not Found 0.00</w:t>
             </w:r>
           </w:p>
@@ -2307,8 +3570,15 @@
             <w:tcW w:type="dxa" w:w="1440"/>
           </w:tcPr>
           <w:p>
-            <w:r/>
-            <w:r>
+            <w:r>
+              <w:rPr>
+                <w:sz w:val="18"/>
+              </w:rPr>
+            </w:r>
+            <w:r>
+              <w:rPr>
+                <w:sz w:val="18"/>
+              </w:rPr>
               <w:t>EV-18b none-of-them submission</w:t>
             </w:r>
           </w:p>
@@ -2318,8 +3588,15 @@
             <w:tcW w:type="dxa" w:w="1440"/>
           </w:tcPr>
           <w:p>
-            <w:r/>
-            <w:r>
+            <w:r>
+              <w:rPr>
+                <w:sz w:val="18"/>
+              </w:rPr>
+            </w:r>
+            <w:r>
+              <w:rPr>
+                <w:sz w:val="18"/>
+              </w:rPr>
               <w:t>Not Found</w:t>
             </w:r>
           </w:p>
@@ -2329,8 +3606,15 @@
             <w:tcW w:type="dxa" w:w="1440"/>
           </w:tcPr>
           <w:p>
-            <w:r/>
-            <w:r>
+            <w:r>
+              <w:rPr>
+                <w:sz w:val="18"/>
+              </w:rPr>
+            </w:r>
+            <w:r>
+              <w:rPr>
+                <w:sz w:val="18"/>
+              </w:rPr>
               <w:t>Review 0.00</w:t>
             </w:r>
           </w:p>
@@ -2340,8 +3624,15 @@
             <w:tcW w:type="dxa" w:w="1440"/>
           </w:tcPr>
           <w:p>
-            <w:r/>
-            <w:r>
+            <w:r>
+              <w:rPr>
+                <w:sz w:val="18"/>
+              </w:rPr>
+            </w:r>
+            <w:r>
+              <w:rPr>
+                <w:sz w:val="18"/>
+              </w:rPr>
               <w:t>Review 0.00</w:t>
             </w:r>
           </w:p>
@@ -2351,8 +3642,15 @@
             <w:tcW w:type="dxa" w:w="1440"/>
           </w:tcPr>
           <w:p>
-            <w:r/>
-            <w:r>
+            <w:r>
+              <w:rPr>
+                <w:sz w:val="18"/>
+              </w:rPr>
+            </w:r>
+            <w:r>
+              <w:rPr>
+                <w:sz w:val="18"/>
+              </w:rPr>
               <w:t>Not Found 0.00</w:t>
             </w:r>
           </w:p>
@@ -2362,8 +3660,15 @@
             <w:tcW w:type="dxa" w:w="1440"/>
           </w:tcPr>
           <w:p>
-            <w:r/>
-            <w:r>
+            <w:r>
+              <w:rPr>
+                <w:sz w:val="18"/>
+              </w:rPr>
+            </w:r>
+            <w:r>
+              <w:rPr>
+                <w:sz w:val="18"/>
+              </w:rPr>
               <w:t>Not Found 0.00</w:t>
             </w:r>
           </w:p>
@@ -2375,8 +3680,15 @@
             <w:tcW w:type="dxa" w:w="1440"/>
           </w:tcPr>
           <w:p>
-            <w:r/>
-            <w:r>
+            <w:r>
+              <w:rPr>
+                <w:sz w:val="18"/>
+              </w:rPr>
+            </w:r>
+            <w:r>
+              <w:rPr>
+                <w:sz w:val="18"/>
+              </w:rPr>
               <w:t>EV-18c none-of-them submission</w:t>
             </w:r>
           </w:p>
@@ -2386,8 +3698,15 @@
             <w:tcW w:type="dxa" w:w="1440"/>
           </w:tcPr>
           <w:p>
-            <w:r/>
-            <w:r>
+            <w:r>
+              <w:rPr>
+                <w:sz w:val="18"/>
+              </w:rPr>
+            </w:r>
+            <w:r>
+              <w:rPr>
+                <w:sz w:val="18"/>
+              </w:rPr>
               <w:t>Not Found</w:t>
             </w:r>
           </w:p>
@@ -2397,8 +3716,15 @@
             <w:tcW w:type="dxa" w:w="1440"/>
           </w:tcPr>
           <w:p>
-            <w:r/>
-            <w:r>
+            <w:r>
+              <w:rPr>
+                <w:sz w:val="18"/>
+              </w:rPr>
+            </w:r>
+            <w:r>
+              <w:rPr>
+                <w:sz w:val="18"/>
+              </w:rPr>
               <w:t>Review 0.00</w:t>
             </w:r>
           </w:p>
@@ -2408,8 +3734,15 @@
             <w:tcW w:type="dxa" w:w="1440"/>
           </w:tcPr>
           <w:p>
-            <w:r/>
-            <w:r>
+            <w:r>
+              <w:rPr>
+                <w:sz w:val="18"/>
+              </w:rPr>
+            </w:r>
+            <w:r>
+              <w:rPr>
+                <w:sz w:val="18"/>
+              </w:rPr>
               <w:t>Review 0.00</w:t>
             </w:r>
           </w:p>
@@ -2419,8 +3752,15 @@
             <w:tcW w:type="dxa" w:w="1440"/>
           </w:tcPr>
           <w:p>
-            <w:r/>
-            <w:r>
+            <w:r>
+              <w:rPr>
+                <w:sz w:val="18"/>
+              </w:rPr>
+            </w:r>
+            <w:r>
+              <w:rPr>
+                <w:sz w:val="18"/>
+              </w:rPr>
               <w:t>Not Found 0.00</w:t>
             </w:r>
           </w:p>
@@ -2430,8 +3770,15 @@
             <w:tcW w:type="dxa" w:w="1440"/>
           </w:tcPr>
           <w:p>
-            <w:r/>
-            <w:r>
+            <w:r>
+              <w:rPr>
+                <w:sz w:val="18"/>
+              </w:rPr>
+            </w:r>
+            <w:r>
+              <w:rPr>
+                <w:sz w:val="18"/>
+              </w:rPr>
               <w:t>Not Found 0.00</w:t>
             </w:r>
           </w:p>
@@ -2443,10 +3790,15 @@
             <w:tcW w:type="dxa" w:w="1440"/>
           </w:tcPr>
           <w:p>
-            <w:r/>
+            <w:r>
+              <w:rPr>
+                <w:sz w:val="18"/>
+              </w:rPr>
+            </w:r>
             <w:r>
               <w:rPr>
                 <w:b/>
+                <w:sz w:val="18"/>
               </w:rPr>
               <w:t>Correct</w:t>
             </w:r>
@@ -2457,7 +3809,11 @@
             <w:tcW w:type="dxa" w:w="1440"/>
           </w:tcPr>
           <w:p>
-            <w:r/>
+            <w:r>
+              <w:rPr>
+                <w:sz w:val="18"/>
+              </w:rPr>
+            </w:r>
           </w:p>
         </w:tc>
         <w:tc>
@@ -2465,10 +3821,15 @@
             <w:tcW w:type="dxa" w:w="1440"/>
           </w:tcPr>
           <w:p>
-            <w:r/>
+            <w:r>
+              <w:rPr>
+                <w:sz w:val="18"/>
+              </w:rPr>
+            </w:r>
             <w:r>
               <w:rPr>
                 <w:b/>
+                <w:sz w:val="18"/>
               </w:rPr>
               <w:t>4 of 10</w:t>
             </w:r>
@@ -2479,10 +3840,15 @@
             <w:tcW w:type="dxa" w:w="1440"/>
           </w:tcPr>
           <w:p>
-            <w:r/>
+            <w:r>
+              <w:rPr>
+                <w:sz w:val="18"/>
+              </w:rPr>
+            </w:r>
             <w:r>
               <w:rPr>
                 <w:b/>
+                <w:sz w:val="18"/>
               </w:rPr>
               <w:t>3 of 10</w:t>
             </w:r>
@@ -2493,10 +3859,15 @@
             <w:tcW w:type="dxa" w:w="1440"/>
           </w:tcPr>
           <w:p>
-            <w:r/>
+            <w:r>
+              <w:rPr>
+                <w:sz w:val="18"/>
+              </w:rPr>
+            </w:r>
             <w:r>
               <w:rPr>
                 <w:b/>
+                <w:sz w:val="18"/>
               </w:rPr>
               <w:t>8 of 10</w:t>
             </w:r>
@@ -2507,10 +3878,15 @@
             <w:tcW w:type="dxa" w:w="1440"/>
           </w:tcPr>
           <w:p>
-            <w:r/>
+            <w:r>
+              <w:rPr>
+                <w:sz w:val="18"/>
+              </w:rPr>
+            </w:r>
             <w:r>
               <w:rPr>
                 <w:b/>
+                <w:sz w:val="18"/>
               </w:rPr>
               <w:t>8 of 10</w:t>
             </w:r>
@@ -2520,6 +3896,9 @@
     </w:tbl>
     <w:p/>
     <w:p>
+      <w:pPr>
+        <w:jc w:val="both"/>
+      </w:pPr>
       <w:r>
         <w:t xml:space="preserve">The single most important line here is not the score. v1.0 returned "Not Found" </w:t>
       </w:r>
@@ -2542,6 +3921,9 @@
       </w:r>
     </w:p>
     <w:p>
+      <w:pPr>
+        <w:jc w:val="both"/>
+      </w:pPr>
       <w:r>
         <w:t>The shipped prompt was then run against the complete 19-case evaluation, on the same harness and settings that produced the v1.0 baseline. The probe table above is the tuning loop; this is the result that counts.</w:t>
       </w:r>
@@ -2550,25 +3932,31 @@
       <w:tblPr>
         <w:tblStyle w:val="TableGrid"/>
         <w:tblW w:type="auto" w:w="0"/>
-        <w:jc w:val="center"/>
         <w:tblLook w:firstColumn="1" w:firstRow="1" w:lastColumn="0" w:lastRow="0" w:noHBand="0" w:noVBand="1" w:val="04A0"/>
       </w:tblPr>
       <w:tblGrid>
-        <w:gridCol w:w="2880"/>
-        <w:gridCol w:w="2880"/>
-        <w:gridCol w:w="2880"/>
+        <w:gridCol w:w="2160"/>
+        <w:gridCol w:w="2160"/>
+        <w:gridCol w:w="2160"/>
+        <w:gridCol w:w="2160"/>
       </w:tblGrid>
       <w:tr>
         <w:tc>
           <w:tcPr>
-            <w:tcW w:type="dxa" w:w="2880"/>
-            <w:shd w:val="clear" w:fill="D9E2F3"/>
+            <w:tcW w:type="dxa" w:w="2160"/>
+            <w:shd w:fill="E8EDF2"/>
           </w:tcPr>
           <w:p>
-            <w:r/>
             <w:r>
               <w:rPr>
                 <w:b/>
+                <w:sz w:val="18"/>
+              </w:rPr>
+            </w:r>
+            <w:r>
+              <w:rPr>
+                <w:b/>
+                <w:sz w:val="18"/>
               </w:rPr>
               <w:t>Measure</w:t>
             </w:r>
@@ -2576,14 +3964,20 @@
         </w:tc>
         <w:tc>
           <w:tcPr>
-            <w:tcW w:type="dxa" w:w="2880"/>
-            <w:shd w:val="clear" w:fill="D9E2F3"/>
+            <w:tcW w:type="dxa" w:w="2160"/>
+            <w:shd w:fill="E8EDF2"/>
           </w:tcPr>
           <w:p>
-            <w:r/>
             <w:r>
               <w:rPr>
                 <w:b/>
+                <w:sz w:val="18"/>
+              </w:rPr>
+            </w:r>
+            <w:r>
+              <w:rPr>
+                <w:b/>
+                <w:sz w:val="18"/>
               </w:rPr>
               <w:t>v1.0</w:t>
             </w:r>
@@ -2591,16 +3985,43 @@
         </w:tc>
         <w:tc>
           <w:tcPr>
-            <w:tcW w:type="dxa" w:w="2880"/>
-            <w:shd w:val="clear" w:fill="D9E2F3"/>
+            <w:tcW w:type="dxa" w:w="2160"/>
+            <w:shd w:fill="E8EDF2"/>
           </w:tcPr>
           <w:p>
-            <w:r/>
             <w:r>
               <w:rPr>
                 <w:b/>
+                <w:sz w:val="18"/>
+              </w:rPr>
+            </w:r>
+            <w:r>
+              <w:rPr>
+                <w:b/>
+                <w:sz w:val="18"/>
               </w:rPr>
               <w:t>v2.0</w:t>
+            </w:r>
+          </w:p>
+        </w:tc>
+        <w:tc>
+          <w:tcPr>
+            <w:tcW w:type="dxa" w:w="2160"/>
+            <w:shd w:fill="E8EDF2"/>
+          </w:tcPr>
+          <w:p>
+            <w:r>
+              <w:rPr>
+                <w:b/>
+                <w:sz w:val="18"/>
+              </w:rPr>
+            </w:r>
+            <w:r>
+              <w:rPr>
+                <w:b/>
+                <w:sz w:val="18"/>
+              </w:rPr>
+              <w:t>v2.1</w:t>
             </w:r>
           </w:p>
         </w:tc>
@@ -2608,37 +4029,74 @@
       <w:tr>
         <w:tc>
           <w:tcPr>
-            <w:tcW w:type="dxa" w:w="2880"/>
+            <w:tcW w:type="dxa" w:w="2160"/>
           </w:tcPr>
           <w:p>
-            <w:r/>
-            <w:r>
+            <w:r>
+              <w:rPr>
+                <w:sz w:val="18"/>
+              </w:rPr>
+            </w:r>
+            <w:r>
+              <w:rPr>
+                <w:sz w:val="18"/>
+              </w:rPr>
               <w:t>Cases meeting expectation</w:t>
             </w:r>
           </w:p>
         </w:tc>
         <w:tc>
           <w:tcPr>
-            <w:tcW w:type="dxa" w:w="2880"/>
+            <w:tcW w:type="dxa" w:w="2160"/>
           </w:tcPr>
           <w:p>
-            <w:r/>
-            <w:r>
+            <w:r>
+              <w:rPr>
+                <w:sz w:val="18"/>
+              </w:rPr>
+            </w:r>
+            <w:r>
+              <w:rPr>
+                <w:sz w:val="18"/>
+              </w:rPr>
               <w:t>15 of 19</w:t>
             </w:r>
           </w:p>
         </w:tc>
         <w:tc>
           <w:tcPr>
-            <w:tcW w:type="dxa" w:w="2880"/>
+            <w:tcW w:type="dxa" w:w="2160"/>
           </w:tcPr>
           <w:p>
-            <w:r/>
+            <w:r>
+              <w:rPr>
+                <w:sz w:val="18"/>
+              </w:rPr>
+            </w:r>
+            <w:r>
+              <w:rPr>
+                <w:sz w:val="18"/>
+              </w:rPr>
+              <w:t>17 of 19</w:t>
+            </w:r>
+          </w:p>
+        </w:tc>
+        <w:tc>
+          <w:tcPr>
+            <w:tcW w:type="dxa" w:w="2160"/>
+          </w:tcPr>
+          <w:p>
+            <w:r>
+              <w:rPr>
+                <w:sz w:val="18"/>
+              </w:rPr>
+            </w:r>
             <w:r>
               <w:rPr>
                 <w:b/>
-              </w:rPr>
-              <w:t>17 of 19</w:t>
+                <w:sz w:val="18"/>
+              </w:rPr>
+              <w:t>19 of 19</w:t>
             </w:r>
           </w:p>
         </w:tc>
@@ -2646,34 +4104,74 @@
       <w:tr>
         <w:tc>
           <w:tcPr>
-            <w:tcW w:type="dxa" w:w="2880"/>
+            <w:tcW w:type="dxa" w:w="2160"/>
           </w:tcPr>
           <w:p>
-            <w:r/>
-            <w:r>
+            <w:r>
+              <w:rPr>
+                <w:sz w:val="18"/>
+              </w:rPr>
+            </w:r>
+            <w:r>
+              <w:rPr>
+                <w:sz w:val="18"/>
+              </w:rPr>
               <w:t>Times a required document was reported absent</w:t>
             </w:r>
           </w:p>
         </w:tc>
         <w:tc>
           <w:tcPr>
-            <w:tcW w:type="dxa" w:w="2880"/>
+            <w:tcW w:type="dxa" w:w="2160"/>
           </w:tcPr>
           <w:p>
-            <w:r/>
-            <w:r>
+            <w:r>
+              <w:rPr>
+                <w:sz w:val="18"/>
+              </w:rPr>
+            </w:r>
+            <w:r>
+              <w:rPr>
+                <w:sz w:val="18"/>
+              </w:rPr>
               <w:t>never</w:t>
             </w:r>
           </w:p>
         </w:tc>
         <w:tc>
           <w:tcPr>
-            <w:tcW w:type="dxa" w:w="2880"/>
+            <w:tcW w:type="dxa" w:w="2160"/>
           </w:tcPr>
           <w:p>
-            <w:r/>
-            <w:r>
+            <w:r>
+              <w:rPr>
+                <w:sz w:val="18"/>
+              </w:rPr>
+            </w:r>
+            <w:r>
+              <w:rPr>
+                <w:sz w:val="18"/>
+              </w:rPr>
               <w:t>correctly on 4 of the 6 absent items</w:t>
+            </w:r>
+          </w:p>
+        </w:tc>
+        <w:tc>
+          <w:tcPr>
+            <w:tcW w:type="dxa" w:w="2160"/>
+          </w:tcPr>
+          <w:p>
+            <w:r>
+              <w:rPr>
+                <w:sz w:val="18"/>
+              </w:rPr>
+            </w:r>
+            <w:r>
+              <w:rPr>
+                <w:b/>
+                <w:sz w:val="18"/>
+              </w:rPr>
+              <w:t>correctly on all 6</w:t>
             </w:r>
           </w:p>
         </w:tc>
@@ -2681,35 +4179,71 @@
       <w:tr>
         <w:tc>
           <w:tcPr>
-            <w:tcW w:type="dxa" w:w="2880"/>
+            <w:tcW w:type="dxa" w:w="2160"/>
           </w:tcPr>
           <w:p>
-            <w:r/>
-            <w:r>
+            <w:r>
+              <w:rPr>
+                <w:sz w:val="18"/>
+              </w:rPr>
+            </w:r>
+            <w:r>
+              <w:rPr>
+                <w:sz w:val="18"/>
+              </w:rPr>
               <w:t>EV-18, a submission containing none of the required documents</w:t>
             </w:r>
           </w:p>
         </w:tc>
         <w:tc>
           <w:tcPr>
-            <w:tcW w:type="dxa" w:w="2880"/>
+            <w:tcW w:type="dxa" w:w="2160"/>
           </w:tcPr>
           <w:p>
-            <w:r/>
-            <w:r>
+            <w:r>
+              <w:rPr>
+                <w:sz w:val="18"/>
+              </w:rPr>
+            </w:r>
+            <w:r>
+              <w:rPr>
+                <w:sz w:val="18"/>
+              </w:rPr>
               <w:t>0 of 3 Not Found</w:t>
             </w:r>
           </w:p>
         </w:tc>
         <w:tc>
           <w:tcPr>
-            <w:tcW w:type="dxa" w:w="2880"/>
+            <w:tcW w:type="dxa" w:w="2160"/>
           </w:tcPr>
           <w:p>
-            <w:r/>
-            <w:r>
-              <w:rPr>
-                <w:b/>
+            <w:r>
+              <w:rPr>
+                <w:sz w:val="18"/>
+              </w:rPr>
+            </w:r>
+            <w:r>
+              <w:rPr>
+                <w:sz w:val="18"/>
+              </w:rPr>
+              <w:t>3 of 3 Not Found</w:t>
+            </w:r>
+          </w:p>
+        </w:tc>
+        <w:tc>
+          <w:tcPr>
+            <w:tcW w:type="dxa" w:w="2160"/>
+          </w:tcPr>
+          <w:p>
+            <w:r>
+              <w:rPr>
+                <w:sz w:val="18"/>
+              </w:rPr>
+            </w:r>
+            <w:r>
+              <w:rPr>
+                <w:sz w:val="18"/>
               </w:rPr>
               <w:t>3 of 3 Not Found</w:t>
             </w:r>
@@ -2719,33 +4253,72 @@
       <w:tr>
         <w:tc>
           <w:tcPr>
-            <w:tcW w:type="dxa" w:w="2880"/>
+            <w:tcW w:type="dxa" w:w="2160"/>
           </w:tcPr>
           <w:p>
-            <w:r/>
-            <w:r>
+            <w:r>
+              <w:rPr>
+                <w:sz w:val="18"/>
+              </w:rPr>
+            </w:r>
+            <w:r>
+              <w:rPr>
+                <w:sz w:val="18"/>
+              </w:rPr>
               <w:t>Safety boundary, EV-08 to EV-11 and EV-14</w:t>
             </w:r>
           </w:p>
         </w:tc>
         <w:tc>
           <w:tcPr>
-            <w:tcW w:type="dxa" w:w="2880"/>
+            <w:tcW w:type="dxa" w:w="2160"/>
           </w:tcPr>
           <w:p>
-            <w:r/>
-            <w:r>
+            <w:r>
+              <w:rPr>
+                <w:sz w:val="18"/>
+              </w:rPr>
+            </w:r>
+            <w:r>
+              <w:rPr>
+                <w:sz w:val="18"/>
+              </w:rPr>
               <w:t>all pass</w:t>
             </w:r>
           </w:p>
         </w:tc>
         <w:tc>
           <w:tcPr>
-            <w:tcW w:type="dxa" w:w="2880"/>
+            <w:tcW w:type="dxa" w:w="2160"/>
           </w:tcPr>
           <w:p>
-            <w:r/>
-            <w:r>
+            <w:r>
+              <w:rPr>
+                <w:sz w:val="18"/>
+              </w:rPr>
+            </w:r>
+            <w:r>
+              <w:rPr>
+                <w:sz w:val="18"/>
+              </w:rPr>
+              <w:t>all pass</w:t>
+            </w:r>
+          </w:p>
+        </w:tc>
+        <w:tc>
+          <w:tcPr>
+            <w:tcW w:type="dxa" w:w="2160"/>
+          </w:tcPr>
+          <w:p>
+            <w:r>
+              <w:rPr>
+                <w:sz w:val="18"/>
+              </w:rPr>
+            </w:r>
+            <w:r>
+              <w:rPr>
+                <w:sz w:val="18"/>
+              </w:rPr>
               <w:t>all pass</w:t>
             </w:r>
           </w:p>
@@ -2754,33 +4327,72 @@
       <w:tr>
         <w:tc>
           <w:tcPr>
-            <w:tcW w:type="dxa" w:w="2880"/>
+            <w:tcW w:type="dxa" w:w="2160"/>
           </w:tcPr>
           <w:p>
-            <w:r/>
-            <w:r>
+            <w:r>
+              <w:rPr>
+                <w:sz w:val="18"/>
+              </w:rPr>
+            </w:r>
+            <w:r>
+              <w:rPr>
+                <w:sz w:val="18"/>
+              </w:rPr>
               <w:t>Format and validation, EV-12, EV-13, EV-15 to EV-17, EV-19</w:t>
             </w:r>
           </w:p>
         </w:tc>
         <w:tc>
           <w:tcPr>
-            <w:tcW w:type="dxa" w:w="2880"/>
+            <w:tcW w:type="dxa" w:w="2160"/>
           </w:tcPr>
           <w:p>
-            <w:r/>
-            <w:r>
+            <w:r>
+              <w:rPr>
+                <w:sz w:val="18"/>
+              </w:rPr>
+            </w:r>
+            <w:r>
+              <w:rPr>
+                <w:sz w:val="18"/>
+              </w:rPr>
               <w:t>all pass</w:t>
             </w:r>
           </w:p>
         </w:tc>
         <w:tc>
           <w:tcPr>
-            <w:tcW w:type="dxa" w:w="2880"/>
+            <w:tcW w:type="dxa" w:w="2160"/>
           </w:tcPr>
           <w:p>
-            <w:r/>
-            <w:r>
+            <w:r>
+              <w:rPr>
+                <w:sz w:val="18"/>
+              </w:rPr>
+            </w:r>
+            <w:r>
+              <w:rPr>
+                <w:sz w:val="18"/>
+              </w:rPr>
+              <w:t>all pass</w:t>
+            </w:r>
+          </w:p>
+        </w:tc>
+        <w:tc>
+          <w:tcPr>
+            <w:tcW w:type="dxa" w:w="2160"/>
+          </w:tcPr>
+          <w:p>
+            <w:r>
+              <w:rPr>
+                <w:sz w:val="18"/>
+              </w:rPr>
+            </w:r>
+            <w:r>
+              <w:rPr>
+                <w:sz w:val="18"/>
+              </w:rPr>
               <w:t>all pass</w:t>
             </w:r>
           </w:p>
@@ -2789,34 +4401,74 @@
       <w:tr>
         <w:tc>
           <w:tcPr>
-            <w:tcW w:type="dxa" w:w="2880"/>
+            <w:tcW w:type="dxa" w:w="2160"/>
           </w:tcPr>
           <w:p>
-            <w:r/>
-            <w:r>
+            <w:r>
+              <w:rPr>
+                <w:sz w:val="18"/>
+              </w:rPr>
+            </w:r>
+            <w:r>
+              <w:rPr>
+                <w:sz w:val="18"/>
+              </w:rPr>
               <w:t>Remaining failures</w:t>
             </w:r>
           </w:p>
         </w:tc>
         <w:tc>
           <w:tcPr>
-            <w:tcW w:type="dxa" w:w="2880"/>
+            <w:tcW w:type="dxa" w:w="2160"/>
           </w:tcPr>
           <w:p>
-            <w:r/>
-            <w:r>
+            <w:r>
+              <w:rPr>
+                <w:sz w:val="18"/>
+              </w:rPr>
+            </w:r>
+            <w:r>
+              <w:rPr>
+                <w:sz w:val="18"/>
+              </w:rPr>
               <w:t>EV-05, EV-06, EV-07, EV-18</w:t>
             </w:r>
           </w:p>
         </w:tc>
         <w:tc>
           <w:tcPr>
-            <w:tcW w:type="dxa" w:w="2880"/>
+            <w:tcW w:type="dxa" w:w="2160"/>
           </w:tcPr>
           <w:p>
-            <w:r/>
-            <w:r>
+            <w:r>
+              <w:rPr>
+                <w:sz w:val="18"/>
+              </w:rPr>
+            </w:r>
+            <w:r>
+              <w:rPr>
+                <w:sz w:val="18"/>
+              </w:rPr>
               <w:t>EV-05, EV-07</w:t>
+            </w:r>
+          </w:p>
+        </w:tc>
+        <w:tc>
+          <w:tcPr>
+            <w:tcW w:type="dxa" w:w="2160"/>
+          </w:tcPr>
+          <w:p>
+            <w:r>
+              <w:rPr>
+                <w:sz w:val="18"/>
+              </w:rPr>
+            </w:r>
+            <w:r>
+              <w:rPr>
+                <w:b/>
+                <w:sz w:val="18"/>
+              </w:rPr>
+              <w:t>none</w:t>
             </w:r>
           </w:p>
         </w:tc>
@@ -2824,8 +4476,19 @@
     </w:tbl>
     <w:p/>
     <w:p>
+      <w:pPr>
+        <w:jc w:val="both"/>
+      </w:pPr>
       <w:r>
-        <w:t>Both generated tables name their prompt version in the header, so neither run can be mistaken for the other.</w:t>
+        <w:t>The v2.1 row is recorded here for the comparison; Sec. 7 is where that version is described.</w:t>
+      </w:r>
+    </w:p>
+    <w:p>
+      <w:pPr>
+        <w:jc w:val="both"/>
+      </w:pPr>
+      <w:r>
+        <w:t>Every generated table names the pipeline that produced it in its header, so no two runs can be mistaken for each other.</w:t>
       </w:r>
     </w:p>
     <w:p>
@@ -2837,6 +4500,9 @@
       </w:r>
     </w:p>
     <w:p>
+      <w:pPr>
+        <w:jc w:val="both"/>
+      </w:pPr>
       <w:r>
         <w:rPr>
           <w:b/>
@@ -2849,8 +4515,7 @@
       <w:r>
         <w:rPr>
           <w:rFonts w:ascii="Consolas" w:hAnsi="Consolas"/>
-          <w:color w:val="B03060"/>
-          <w:sz w:val="19"/>
+          <w:sz w:val="18"/>
         </w:rPr>
         <w:t>is_present=false</w:t>
       </w:r>
@@ -2859,14 +4524,16 @@
       </w:r>
     </w:p>
     <w:p>
+      <w:pPr>
+        <w:jc w:val="both"/>
+      </w:pPr>
       <w:r>
         <w:t xml:space="preserve">What blocked those from resolving to "Not Found" was a defect in the prompt's own wording. Draft A set </w:t>
       </w:r>
       <w:r>
         <w:rPr>
           <w:rFonts w:ascii="Consolas" w:hAnsi="Consolas"/>
-          <w:color w:val="B03060"/>
-          <w:sz w:val="19"/>
+          <w:sz w:val="18"/>
         </w:rPr>
         <w:t>requires_human_review = true</w:t>
       </w:r>
@@ -2875,6 +4542,9 @@
       </w:r>
     </w:p>
     <w:p>
+      <w:pPr>
+        <w:jc w:val="both"/>
+      </w:pPr>
       <w:r>
         <w:t xml:space="preserve">Draft A also caused one regression. EV-03 supplies "audited accounts" where the checklist asks for "audited financial statements". Draft A's identity test listed only what does </w:t>
       </w:r>
@@ -2889,6 +4559,9 @@
       </w:r>
     </w:p>
     <w:p>
+      <w:pPr>
+        <w:jc w:val="both"/>
+      </w:pPr>
       <w:r>
         <w:rPr>
           <w:b/>
@@ -2901,8 +4574,7 @@
       <w:r>
         <w:rPr>
           <w:rFonts w:ascii="Consolas" w:hAnsi="Consolas"/>
-          <w:color w:val="B03060"/>
-          <w:sz w:val="19"/>
+          <w:sz w:val="18"/>
         </w:rPr>
         <w:t>requires_human_review = false</w:t>
       </w:r>
@@ -2929,6 +4601,9 @@
       </w:r>
     </w:p>
     <w:p>
+      <w:pPr>
+        <w:jc w:val="both"/>
+      </w:pPr>
       <w:r>
         <w:t>Worth noting for the method: the worked examples that fixed EV-03 are drawn from outside the evaluation checklist ("statement of financial position" for a balance sheet, "performance bond" for a performance guarantee). An earlier revision used the evaluation's own synonym pairs, which would have made three cases pass because the answer had been handed to the model rather than because the prompt taught the principle. A test now fails if any prompt names a document the evaluation cases turn on.</w:t>
       </w:r>
@@ -2942,6 +4617,9 @@
       </w:r>
     </w:p>
     <w:p>
+      <w:pPr>
+        <w:jc w:val="both"/>
+      </w:pPr>
       <w:r>
         <w:t>EV-05 and EV-07 fail in v2.0, and they fail the same way. A related document sits elsewhere in the same submission and the model accepts it at confidence 0.95.</w:t>
       </w:r>
@@ -2950,7 +4628,6 @@
       <w:tblPr>
         <w:tblStyle w:val="TableGrid"/>
         <w:tblW w:type="auto" w:w="0"/>
-        <w:jc w:val="center"/>
         <w:tblLook w:firstColumn="1" w:firstRow="1" w:lastColumn="0" w:lastRow="0" w:noHBand="0" w:noVBand="1" w:val="04A0"/>
       </w:tblPr>
       <w:tblGrid>
@@ -2963,13 +4640,19 @@
         <w:tc>
           <w:tcPr>
             <w:tcW w:type="dxa" w:w="2160"/>
-            <w:shd w:val="clear" w:fill="D9E2F3"/>
+            <w:shd w:fill="E8EDF2"/>
           </w:tcPr>
           <w:p>
-            <w:r/>
             <w:r>
               <w:rPr>
                 <w:b/>
+                <w:sz w:val="18"/>
+              </w:rPr>
+            </w:r>
+            <w:r>
+              <w:rPr>
+                <w:b/>
+                <w:sz w:val="18"/>
               </w:rPr>
               <w:t>Case</w:t>
             </w:r>
@@ -2978,13 +4661,19 @@
         <w:tc>
           <w:tcPr>
             <w:tcW w:type="dxa" w:w="2160"/>
-            <w:shd w:val="clear" w:fill="D9E2F3"/>
+            <w:shd w:fill="E8EDF2"/>
           </w:tcPr>
           <w:p>
-            <w:r/>
             <w:r>
               <w:rPr>
                 <w:b/>
+                <w:sz w:val="18"/>
+              </w:rPr>
+            </w:r>
+            <w:r>
+              <w:rPr>
+                <w:b/>
+                <w:sz w:val="18"/>
               </w:rPr>
               <w:t>Required</w:t>
             </w:r>
@@ -2993,13 +4682,19 @@
         <w:tc>
           <w:tcPr>
             <w:tcW w:type="dxa" w:w="2160"/>
-            <w:shd w:val="clear" w:fill="D9E2F3"/>
+            <w:shd w:fill="E8EDF2"/>
           </w:tcPr>
           <w:p>
-            <w:r/>
             <w:r>
               <w:rPr>
                 <w:b/>
+                <w:sz w:val="18"/>
+              </w:rPr>
+            </w:r>
+            <w:r>
+              <w:rPr>
+                <w:b/>
+                <w:sz w:val="18"/>
               </w:rPr>
               <w:t>Submission actually contains</w:t>
             </w:r>
@@ -3008,13 +4703,19 @@
         <w:tc>
           <w:tcPr>
             <w:tcW w:type="dxa" w:w="2160"/>
-            <w:shd w:val="clear" w:fill="D9E2F3"/>
+            <w:shd w:fill="E8EDF2"/>
           </w:tcPr>
           <w:p>
-            <w:r/>
             <w:r>
               <w:rPr>
                 <w:b/>
+                <w:sz w:val="18"/>
+              </w:rPr>
+            </w:r>
+            <w:r>
+              <w:rPr>
+                <w:b/>
+                <w:sz w:val="18"/>
               </w:rPr>
               <w:t>v2.0 quoted</w:t>
             </w:r>
@@ -3027,8 +4728,15 @@
             <w:tcW w:type="dxa" w:w="2160"/>
           </w:tcPr>
           <w:p>
-            <w:r/>
-            <w:r>
+            <w:r>
+              <w:rPr>
+                <w:sz w:val="18"/>
+              </w:rPr>
+            </w:r>
+            <w:r>
+              <w:rPr>
+                <w:sz w:val="18"/>
+              </w:rPr>
               <w:t>EV-05</w:t>
             </w:r>
           </w:p>
@@ -3038,8 +4746,15 @@
             <w:tcW w:type="dxa" w:w="2160"/>
           </w:tcPr>
           <w:p>
-            <w:r/>
-            <w:r>
+            <w:r>
+              <w:rPr>
+                <w:sz w:val="18"/>
+              </w:rPr>
+            </w:r>
+            <w:r>
+              <w:rPr>
+                <w:sz w:val="18"/>
+              </w:rPr>
               <w:t>Anti-bribery declaration</w:t>
             </w:r>
           </w:p>
@@ -3049,8 +4764,15 @@
             <w:tcW w:type="dxa" w:w="2160"/>
           </w:tcPr>
           <w:p>
-            <w:r/>
-            <w:r>
+            <w:r>
+              <w:rPr>
+                <w:sz w:val="18"/>
+              </w:rPr>
+            </w:r>
+            <w:r>
+              <w:rPr>
+                <w:sz w:val="18"/>
+              </w:rPr>
               <w:t>A Declaration of Interest, page 7</w:t>
             </w:r>
           </w:p>
@@ -3060,8 +4782,15 @@
             <w:tcW w:type="dxa" w:w="2160"/>
           </w:tcPr>
           <w:p>
-            <w:r/>
-            <w:r>
+            <w:r>
+              <w:rPr>
+                <w:sz w:val="18"/>
+              </w:rPr>
+            </w:r>
+            <w:r>
+              <w:rPr>
+                <w:sz w:val="18"/>
+              </w:rPr>
               <w:t>"The bidder confirms that no director, officer or shareholder of Kavuma..."</w:t>
             </w:r>
           </w:p>
@@ -3073,8 +4802,15 @@
             <w:tcW w:type="dxa" w:w="2160"/>
           </w:tcPr>
           <w:p>
-            <w:r/>
-            <w:r>
+            <w:r>
+              <w:rPr>
+                <w:sz w:val="18"/>
+              </w:rPr>
+            </w:r>
+            <w:r>
+              <w:rPr>
+                <w:sz w:val="18"/>
+              </w:rPr>
               <w:t>EV-07</w:t>
             </w:r>
           </w:p>
@@ -3084,8 +4820,15 @@
             <w:tcW w:type="dxa" w:w="2160"/>
           </w:tcPr>
           <w:p>
-            <w:r/>
-            <w:r>
+            <w:r>
+              <w:rPr>
+                <w:sz w:val="18"/>
+              </w:rPr>
+            </w:r>
+            <w:r>
+              <w:rPr>
+                <w:sz w:val="18"/>
+              </w:rPr>
               <w:t>Certificate of non-blacklisting</w:t>
             </w:r>
           </w:p>
@@ -3095,8 +4838,15 @@
             <w:tcW w:type="dxa" w:w="2160"/>
           </w:tcPr>
           <w:p>
-            <w:r/>
-            <w:r>
+            <w:r>
+              <w:rPr>
+                <w:sz w:val="18"/>
+              </w:rPr>
+            </w:r>
+            <w:r>
+              <w:rPr>
+                <w:sz w:val="18"/>
+              </w:rPr>
               <w:t>A Certificate of Registration, page 2</w:t>
             </w:r>
           </w:p>
@@ -3106,8 +4856,15 @@
             <w:tcW w:type="dxa" w:w="2160"/>
           </w:tcPr>
           <w:p>
-            <w:r/>
-            <w:r>
+            <w:r>
+              <w:rPr>
+                <w:sz w:val="18"/>
+              </w:rPr>
+            </w:r>
+            <w:r>
+              <w:rPr>
+                <w:sz w:val="18"/>
+              </w:rPr>
               <w:t>"Attached as Appendix A is the Certificate of Registration of the Compa..."</w:t>
             </w:r>
           </w:p>
@@ -3116,23 +4873,35 @@
     </w:tbl>
     <w:p/>
     <w:p>
+      <w:pPr>
+        <w:jc w:val="both"/>
+      </w:pPr>
       <w:r>
         <w:t>Three prompt formulations were tried against these two cases. Draft B allowed a document "that serves the requirement's purpose", which is exactly the reasoning that lets a declaration of interest pass as an anti-bribery declaration. The shipped version replaced that with a concrete discriminator: could one physical document carry both names, and would a complete submission contain both? Neither formulation moved EV-05 or EV-07.</w:t>
       </w:r>
     </w:p>
     <w:p>
+      <w:pPr>
+        <w:jc w:val="both"/>
+      </w:pPr>
       <w:r>
         <w:t>One detail is worth recording because it shows what is really happening. Under v1.0 and draft B, EV-07 quoted the Tax Clearance Certificate. Under the shipped version it quotes the Certificate of Registration instead. The model is not holding a stable wrong belief that it can be argued out of; it is selecting whichever passage is nearest to the requirement and presenting it as a match. The prompt changes altered which passage it picks, not whether it picks one.</w:t>
       </w:r>
     </w:p>
     <w:p>
+      <w:pPr>
+        <w:jc w:val="both"/>
+      </w:pPr>
       <w:r>
         <w:t>The honest conclusion is that this residual failure is unlikely to be fixed by prompt wording alone on an 8B model. Absence is now reportable, which was the substantive win, and absence against an empty field is reliable, as EV-18 shows. What remains is discriminating between two documents that share vocabulary, issuer and subject area, which is a harder judgement than the model can be talked into making.</w:t>
       </w:r>
     </w:p>
     <w:p>
+      <w:pPr>
+        <w:jc w:val="both"/>
+      </w:pPr>
       <w:r>
-        <w:t>Two routes are open for v2.1, and both are structural rather than rhetorical:</w:t>
+        <w:t>Two routes were open, and both are structural rather than rhetorical:</w:t>
       </w:r>
     </w:p>
     <w:p>
@@ -3143,21 +4912,23 @@
         <w:rPr>
           <w:b/>
         </w:rPr>
-        <w:t>Tighten the confidence bands in code.</w:t>
+        <w:t>A second verification call.</w:t>
       </w:r>
       <w:r>
-        <w:t xml:space="preserve"> The model reports 0.95 for these</w:t>
+        <w:t xml:space="preserve"> The model reports 0.95 for these matches,</w:t>
       </w:r>
     </w:p>
     <w:p>
+      <w:pPr>
+        <w:jc w:val="both"/>
+      </w:pPr>
       <w:r>
-        <w:t xml:space="preserve">matches, comfortably above the 0.85 threshold. A second, cheaper verification call asking only "is this quoted text the required document, yes or no" would give </w:t>
+        <w:t xml:space="preserve">comfortably above the 0.85 threshold. A second, cheaper call asking only "is this quoted text the required document, yes or no" would give </w:t>
       </w:r>
       <w:r>
         <w:rPr>
           <w:rFonts w:ascii="Consolas" w:hAnsi="Consolas"/>
-          <w:color w:val="B03060"/>
-          <w:sz w:val="19"/>
+          <w:sz w:val="18"/>
         </w:rPr>
         <w:t>engine.py</w:t>
       </w:r>
@@ -3180,13 +4951,19 @@
       </w:r>
     </w:p>
     <w:p>
+      <w:pPr>
+        <w:jc w:val="both"/>
+      </w:pPr>
       <w:r>
         <w:t>make the faulty reasoning visible in the report itself, where a reviewer would catch it, rather than leaving a bare confidence number the threshold trusts.</w:t>
       </w:r>
     </w:p>
     <w:p>
+      <w:pPr>
+        <w:jc w:val="both"/>
+      </w:pPr>
       <w:r>
-        <w:t>Until one of those lands, the system's behaviour on this class of case should be stated plainly to any officer using it: a required document that has a close cousin elsewhere in the submission may still be reported present. The completeness check reduces the reviewer's work; it does not yet replace their reading of the near-miss items.</w:t>
+        <w:t>The first route is v2.1 and is described in Sec. 7. The second is still open and is recorded in Sec. 10.</w:t>
       </w:r>
     </w:p>
     <w:p>
@@ -3194,7 +4971,1449 @@
         <w:pStyle w:val="Heading2"/>
       </w:pPr>
       <w:r>
-        <w:t>7. What deliberately did not change</w:t>
+        <w:t>7. Version 2.1, the evidence check</w:t>
+      </w:r>
+    </w:p>
+    <w:p>
+      <w:pPr>
+        <w:pStyle w:val="Heading3"/>
+      </w:pPr>
+      <w:r>
+        <w:t>7.1 Why a prompt could not finish the job</w:t>
+      </w:r>
+    </w:p>
+    <w:p>
+      <w:pPr>
+        <w:jc w:val="both"/>
+      </w:pPr>
+      <w:r>
+        <w:t>Sec. 6.4 records where v2.0 stopped and why. Three formulations of the identity test were tried against EV-05 and EV-07, and none moved either case. The diagnostic detail is the one in Sec. 6.4: across those formulations the model changed which passage it quoted but never stopped quoting one. It is not holding a wrong belief that better wording could argue it out of. It is answering the question it was asked, which is "find this in the document", and a search of a real submission always has a nearest match to return.</w:t>
+      </w:r>
+    </w:p>
+    <w:p>
+      <w:pPr>
+        <w:jc w:val="both"/>
+      </w:pPr>
+      <w:r>
+        <w:t>So v2.1 does not rewrite the instruction. It splits the work into two calls and changes what the second one is asked.</w:t>
+      </w:r>
+    </w:p>
+    <w:p>
+      <w:pPr>
+        <w:jc w:val="both"/>
+      </w:pPr>
+      <w:r>
+        <w:t xml:space="preserve">The judgement itself stays with the model, and has to. No rule in </w:t>
+      </w:r>
+      <w:r>
+        <w:rPr>
+          <w:rFonts w:ascii="Consolas" w:hAnsi="Consolas"/>
+          <w:sz w:val="18"/>
+        </w:rPr>
+        <w:t>engine.py</w:t>
+      </w:r>
+      <w:r>
+        <w:t xml:space="preserve"> can tell an anti-bribery declaration from a conflict of interest declaration: they share vocabulary, issuer, signatory and page. Deciding that two documents with the same subject are nonetheless two documents is the work this system exists to do, and the only component capable of it is the model. What code can do is choose the conditions under which the model is asked.</w:t>
+      </w:r>
+    </w:p>
+    <w:p>
+      <w:pPr>
+        <w:pStyle w:val="Heading3"/>
+      </w:pPr>
+      <w:r>
+        <w:t>7.2 What the second pass is</w:t>
+      </w:r>
+    </w:p>
+    <w:p>
+      <w:pPr>
+        <w:jc w:val="both"/>
+      </w:pPr>
+      <w:r>
+        <w:t>Every item the first pass claims to have found goes to a second call, carrying the requirement and the quoted passage and nothing else. The submission is withheld deliberately. With no document in front of it the model has nothing left to search, the task narrows from retrieval to a two-way comparison, and it has no answer of its own to defend, because the answer under review was produced by a separate call.</w:t>
+      </w:r>
+    </w:p>
+    <w:p>
+      <w:pPr>
+        <w:jc w:val="both"/>
+      </w:pPr>
+      <w:r>
+        <w:t xml:space="preserve">The prompt is </w:t>
+      </w:r>
+      <w:r>
+        <w:rPr>
+          <w:rFonts w:ascii="Consolas" w:hAnsi="Consolas"/>
+          <w:sz w:val="18"/>
+        </w:rPr>
+        <w:t>adjudicator-v1.0</w:t>
+      </w:r>
+      <w:r>
+        <w:t xml:space="preserve"> in </w:t>
+      </w:r>
+      <w:r>
+        <w:rPr>
+          <w:rFonts w:ascii="Consolas" w:hAnsi="Consolas"/>
+          <w:sz w:val="18"/>
+        </w:rPr>
+        <w:t>src/procurecheck/prompts.py</w:t>
+      </w:r>
+      <w:r>
+        <w:t xml:space="preserve">, and its schema, </w:t>
+      </w:r>
+      <w:r>
+        <w:rPr>
+          <w:rFonts w:ascii="Consolas" w:hAnsi="Consolas"/>
+          <w:sz w:val="18"/>
+        </w:rPr>
+        <w:t>EvidenceAdjudication</w:t>
+      </w:r>
+      <w:r>
+        <w:t>, orders the fields so that the naming comes before the verdict:</w:t>
+      </w:r>
+    </w:p>
+    <w:tbl>
+      <w:tblPr>
+        <w:tblStyle w:val="TableGrid"/>
+        <w:tblW w:type="auto" w:w="0"/>
+        <w:tblLook w:firstColumn="1" w:firstRow="1" w:lastColumn="0" w:lastRow="0" w:noHBand="0" w:noVBand="1" w:val="04A0"/>
+      </w:tblPr>
+      <w:tblGrid>
+        <w:gridCol w:w="4320"/>
+        <w:gridCol w:w="4320"/>
+      </w:tblGrid>
+      <w:tr>
+        <w:tc>
+          <w:tcPr>
+            <w:tcW w:type="dxa" w:w="4320"/>
+            <w:shd w:fill="E8EDF2"/>
+          </w:tcPr>
+          <w:p>
+            <w:r>
+              <w:rPr>
+                <w:b/>
+                <w:sz w:val="18"/>
+              </w:rPr>
+            </w:r>
+            <w:r>
+              <w:rPr>
+                <w:b/>
+                <w:sz w:val="18"/>
+              </w:rPr>
+              <w:t>Field</w:t>
+            </w:r>
+          </w:p>
+        </w:tc>
+        <w:tc>
+          <w:tcPr>
+            <w:tcW w:type="dxa" w:w="4320"/>
+            <w:shd w:fill="E8EDF2"/>
+          </w:tcPr>
+          <w:p>
+            <w:r>
+              <w:rPr>
+                <w:b/>
+                <w:sz w:val="18"/>
+              </w:rPr>
+            </w:r>
+            <w:r>
+              <w:rPr>
+                <w:b/>
+                <w:sz w:val="18"/>
+              </w:rPr>
+              <w:t>What it asks</w:t>
+            </w:r>
+          </w:p>
+        </w:tc>
+      </w:tr>
+      <w:tr>
+        <w:tc>
+          <w:tcPr>
+            <w:tcW w:type="dxa" w:w="4320"/>
+          </w:tcPr>
+          <w:p>
+            <w:r>
+              <w:rPr>
+                <w:sz w:val="18"/>
+              </w:rPr>
+            </w:r>
+            <w:r>
+              <w:rPr>
+                <w:rFonts w:ascii="Consolas" w:hAnsi="Consolas"/>
+                <w:sz w:val="18"/>
+              </w:rPr>
+              <w:t>required_document</w:t>
+            </w:r>
+          </w:p>
+        </w:tc>
+        <w:tc>
+          <w:tcPr>
+            <w:tcW w:type="dxa" w:w="4320"/>
+          </w:tcPr>
+          <w:p>
+            <w:r>
+              <w:rPr>
+                <w:sz w:val="18"/>
+              </w:rPr>
+            </w:r>
+            <w:r>
+              <w:rPr>
+                <w:sz w:val="18"/>
+              </w:rPr>
+              <w:t>Name the document the requirement asks for</w:t>
+            </w:r>
+          </w:p>
+        </w:tc>
+      </w:tr>
+      <w:tr>
+        <w:tc>
+          <w:tcPr>
+            <w:tcW w:type="dxa" w:w="4320"/>
+          </w:tcPr>
+          <w:p>
+            <w:r>
+              <w:rPr>
+                <w:sz w:val="18"/>
+              </w:rPr>
+            </w:r>
+            <w:r>
+              <w:rPr>
+                <w:rFonts w:ascii="Consolas" w:hAnsi="Consolas"/>
+                <w:sz w:val="18"/>
+              </w:rPr>
+              <w:t>quoted_document</w:t>
+            </w:r>
+          </w:p>
+        </w:tc>
+        <w:tc>
+          <w:tcPr>
+            <w:tcW w:type="dxa" w:w="4320"/>
+          </w:tcPr>
+          <w:p>
+            <w:r>
+              <w:rPr>
+                <w:sz w:val="18"/>
+              </w:rPr>
+            </w:r>
+            <w:r>
+              <w:rPr>
+                <w:sz w:val="18"/>
+              </w:rPr>
+              <w:t>Name what the passage actually is, not what it is near</w:t>
+            </w:r>
+          </w:p>
+        </w:tc>
+      </w:tr>
+      <w:tr>
+        <w:tc>
+          <w:tcPr>
+            <w:tcW w:type="dxa" w:w="4320"/>
+          </w:tcPr>
+          <w:p>
+            <w:r>
+              <w:rPr>
+                <w:sz w:val="18"/>
+              </w:rPr>
+            </w:r>
+            <w:r>
+              <w:rPr>
+                <w:rFonts w:ascii="Consolas" w:hAnsi="Consolas"/>
+                <w:sz w:val="18"/>
+              </w:rPr>
+              <w:t>same_document</w:t>
+            </w:r>
+          </w:p>
+        </w:tc>
+        <w:tc>
+          <w:tcPr>
+            <w:tcW w:type="dxa" w:w="4320"/>
+          </w:tcPr>
+          <w:p>
+            <w:r>
+              <w:rPr>
+                <w:sz w:val="18"/>
+              </w:rPr>
+            </w:r>
+            <w:r>
+              <w:rPr>
+                <w:sz w:val="18"/>
+              </w:rPr>
+              <w:t>Could one physical document carry both names?</w:t>
+            </w:r>
+          </w:p>
+        </w:tc>
+      </w:tr>
+      <w:tr>
+        <w:tc>
+          <w:tcPr>
+            <w:tcW w:type="dxa" w:w="4320"/>
+          </w:tcPr>
+          <w:p>
+            <w:r>
+              <w:rPr>
+                <w:sz w:val="18"/>
+              </w:rPr>
+            </w:r>
+            <w:r>
+              <w:rPr>
+                <w:rFonts w:ascii="Consolas" w:hAnsi="Consolas"/>
+                <w:sz w:val="18"/>
+              </w:rPr>
+              <w:t>both_required_separately</w:t>
+            </w:r>
+          </w:p>
+        </w:tc>
+        <w:tc>
+          <w:tcPr>
+            <w:tcW w:type="dxa" w:w="4320"/>
+          </w:tcPr>
+          <w:p>
+            <w:r>
+              <w:rPr>
+                <w:sz w:val="18"/>
+              </w:rPr>
+            </w:r>
+            <w:r>
+              <w:rPr>
+                <w:sz w:val="18"/>
+              </w:rPr>
+              <w:t>Would a complete submission contain both, as separate filings?</w:t>
+            </w:r>
+          </w:p>
+        </w:tc>
+      </w:tr>
+      <w:tr>
+        <w:tc>
+          <w:tcPr>
+            <w:tcW w:type="dxa" w:w="4320"/>
+          </w:tcPr>
+          <w:p>
+            <w:r>
+              <w:rPr>
+                <w:sz w:val="18"/>
+              </w:rPr>
+            </w:r>
+            <w:r>
+              <w:rPr>
+                <w:rFonts w:ascii="Consolas" w:hAnsi="Consolas"/>
+                <w:sz w:val="18"/>
+              </w:rPr>
+              <w:t>match_confidence</w:t>
+            </w:r>
+          </w:p>
+        </w:tc>
+        <w:tc>
+          <w:tcPr>
+            <w:tcW w:type="dxa" w:w="4320"/>
+          </w:tcPr>
+          <w:p>
+            <w:r>
+              <w:rPr>
+                <w:sz w:val="18"/>
+              </w:rPr>
+            </w:r>
+            <w:r>
+              <w:rPr>
+                <w:sz w:val="18"/>
+              </w:rPr>
+              <w:t>How strongly the passage satisfies the requirement</w:t>
+            </w:r>
+          </w:p>
+        </w:tc>
+      </w:tr>
+    </w:tbl>
+    <w:p/>
+    <w:p>
+      <w:pPr>
+        <w:jc w:val="both"/>
+      </w:pPr>
+      <w:r>
+        <w:t>Ollama constrains generation to that schema at decode time, so the fields are filled in order. The model must say what the passage is before it is allowed to judge, which stops the naming being written to fit a verdict already reached. The two booleans are redundant on purpose, and the evidence must clear both: rejecting a genuine document costs the officer one item to check by hand, while accepting a missing one hides a real gap behind a completed check.</w:t>
+      </w:r>
+    </w:p>
+    <w:p>
+      <w:pPr>
+        <w:jc w:val="both"/>
+      </w:pPr>
+      <w:r>
+        <w:rPr>
+          <w:rFonts w:ascii="Consolas" w:hAnsi="Consolas"/>
+          <w:sz w:val="18"/>
+        </w:rPr>
+        <w:t>match_confidence</w:t>
+      </w:r>
+      <w:r>
+        <w:t xml:space="preserve"> is a match score, not a meta-confidence. That is what the model reliably produces: asked how sure it is, an 8B model answers how well the passage fits. In the measured runs it returned 1.00 on every acceptance and 0.00 or 0.01 on every rejection, in agreement with its own booleans every time. The schema was named to match what the model does rather than fight it.</w:t>
+      </w:r>
+    </w:p>
+    <w:p>
+      <w:pPr>
+        <w:pStyle w:val="Heading3"/>
+      </w:pPr>
+      <w:r>
+        <w:t>7.3 What the engine does with the answer</w:t>
+      </w:r>
+    </w:p>
+    <w:p>
+      <w:pPr>
+        <w:jc w:val="both"/>
+      </w:pPr>
+      <w:r>
+        <w:t xml:space="preserve">Three outcomes, in </w:t>
+      </w:r>
+      <w:r>
+        <w:rPr>
+          <w:rFonts w:ascii="Consolas" w:hAnsi="Consolas"/>
+          <w:sz w:val="18"/>
+        </w:rPr>
+        <w:t>engine.py</w:t>
+      </w:r>
+      <w:r>
+        <w:t>:</w:t>
+      </w:r>
+    </w:p>
+    <w:p>
+      <w:pPr>
+        <w:pStyle w:val="ListBullet"/>
+      </w:pPr>
+      <w:r>
+        <w:rPr>
+          <w:b/>
+        </w:rPr>
+        <w:t>Accepted.</w:t>
+      </w:r>
+      <w:r>
+        <w:t xml:space="preserve"> The item stays Found, and its confidence becomes the weaker of</w:t>
+      </w:r>
+    </w:p>
+    <w:p>
+      <w:pPr>
+        <w:jc w:val="both"/>
+      </w:pPr>
+      <w:r>
+        <w:t>the two judgements. This is the first point in the pipeline where the 0.85 review threshold does real work: the first pass returns 0.95 for everything it finds, so on its own the threshold never fires.</w:t>
+      </w:r>
+    </w:p>
+    <w:p>
+      <w:pPr>
+        <w:pStyle w:val="ListBullet"/>
+      </w:pPr>
+      <w:r>
+        <w:t xml:space="preserve">**Rejected, match score below </w:t>
+      </w:r>
+      <w:r>
+        <w:rPr>
+          <w:rFonts w:ascii="Consolas" w:hAnsi="Consolas"/>
+          <w:sz w:val="18"/>
+        </w:rPr>
+        <w:t>PROCURECHECK_ADJUDICATION_CONFLICT_SCORE</w:t>
+      </w:r>
+    </w:p>
+    <w:p>
+      <w:pPr>
+        <w:jc w:val="both"/>
+      </w:pPr>
+      <w:r>
+        <w:t>(0.60).** The item becomes Not Found, and the reason is recorded on it and printed in the report, so an absence is explained rather than bare.</w:t>
+      </w:r>
+    </w:p>
+    <w:p>
+      <w:pPr>
+        <w:pStyle w:val="ListBullet"/>
+      </w:pPr>
+      <w:r>
+        <w:rPr>
+          <w:b/>
+        </w:rPr>
+        <w:t>Rejected while still scoring the passage at or above 0.60.</w:t>
+      </w:r>
+      <w:r>
+        <w:t xml:space="preserve"> The second pass</w:t>
+      </w:r>
+    </w:p>
+    <w:p>
+      <w:pPr>
+        <w:jc w:val="both"/>
+      </w:pPr>
+      <w:r>
+        <w:t>is arguing with itself, so the item goes to human review with its quotation intact. One torn model call must not be allowed to delete a document the bidder really filed.</w:t>
+      </w:r>
+    </w:p>
+    <w:p>
+      <w:pPr>
+        <w:jc w:val="both"/>
+      </w:pPr>
+      <w:r>
+        <w:t>Two further failure paths are handled rather than assumed away. An item the first pass reports absent is never sent for checking, because there is no evidence to doubt and no call worth spending. An evidence check that returns unusable output routes the item to human review: reporting it Found would present an unchecked answer as a checked one, and reporting it missing would invent a finding.</w:t>
+      </w:r>
+    </w:p>
+    <w:p>
+      <w:pPr>
+        <w:pStyle w:val="Heading3"/>
+      </w:pPr>
+      <w:r>
+        <w:t>7.4 Measured result</w:t>
+      </w:r>
+    </w:p>
+    <w:p>
+      <w:pPr>
+        <w:jc w:val="both"/>
+      </w:pPr>
+      <w:r>
+        <w:rPr>
+          <w:b/>
+        </w:rPr>
+        <w:t>19 of 19 cases met expectation</w:t>
+      </w:r>
+      <w:r>
+        <w:t xml:space="preserve">, against 17 of 19 for v2.0 and 15 of 19 for v1.0. That is the full evaluation harness, same fixtures, same model, same generation settings, regenerated by </w:t>
+      </w:r>
+      <w:r>
+        <w:rPr>
+          <w:rFonts w:ascii="Consolas" w:hAnsi="Consolas"/>
+          <w:sz w:val="18"/>
+        </w:rPr>
+        <w:t>python run.py evaluate</w:t>
+      </w:r>
+      <w:r>
+        <w:t xml:space="preserve"> and recorded in </w:t>
+      </w:r>
+      <w:r>
+        <w:rPr>
+          <w:rFonts w:ascii="Consolas" w:hAnsi="Consolas"/>
+          <w:sz w:val="18"/>
+        </w:rPr>
+        <w:t>docs/evaluation/prompt-evaluation-table.md</w:t>
+      </w:r>
+      <w:r>
+        <w:t xml:space="preserve">. The v2.0 tables are kept beside it as </w:t>
+      </w:r>
+      <w:r>
+        <w:rPr>
+          <w:rFonts w:ascii="Consolas" w:hAnsi="Consolas"/>
+          <w:sz w:val="18"/>
+        </w:rPr>
+        <w:t>prompt-evaluation-table.v2.0-single-pass.*</w:t>
+      </w:r>
+      <w:r>
+        <w:t xml:space="preserve"> so the comparison survives the re-run.</w:t>
+      </w:r>
+    </w:p>
+    <w:p>
+      <w:pPr>
+        <w:jc w:val="both"/>
+      </w:pPr>
+      <w:r>
+        <w:t>The six cases the change could move are set out below, taken from individual runs where the second pass's own answer was captured.</w:t>
+      </w:r>
+    </w:p>
+    <w:p>
+      <w:pPr>
+        <w:jc w:val="both"/>
+      </w:pPr>
+      <w:r>
+        <w:t>The two cases v2.0 could not fix:</w:t>
+      </w:r>
+    </w:p>
+    <w:tbl>
+      <w:tblPr>
+        <w:tblStyle w:val="TableGrid"/>
+        <w:tblW w:type="auto" w:w="0"/>
+        <w:tblLook w:firstColumn="1" w:firstRow="1" w:lastColumn="0" w:lastRow="0" w:noHBand="0" w:noVBand="1" w:val="04A0"/>
+      </w:tblPr>
+      <w:tblGrid>
+        <w:gridCol w:w="1728"/>
+        <w:gridCol w:w="1728"/>
+        <w:gridCol w:w="1728"/>
+        <w:gridCol w:w="1728"/>
+        <w:gridCol w:w="1728"/>
+      </w:tblGrid>
+      <w:tr>
+        <w:tc>
+          <w:tcPr>
+            <w:tcW w:type="dxa" w:w="1728"/>
+            <w:shd w:fill="E8EDF2"/>
+          </w:tcPr>
+          <w:p>
+            <w:r>
+              <w:rPr>
+                <w:b/>
+                <w:sz w:val="18"/>
+              </w:rPr>
+            </w:r>
+            <w:r>
+              <w:rPr>
+                <w:b/>
+                <w:sz w:val="18"/>
+              </w:rPr>
+              <w:t>Case</w:t>
+            </w:r>
+          </w:p>
+        </w:tc>
+        <w:tc>
+          <w:tcPr>
+            <w:tcW w:type="dxa" w:w="1728"/>
+            <w:shd w:fill="E8EDF2"/>
+          </w:tcPr>
+          <w:p>
+            <w:r>
+              <w:rPr>
+                <w:b/>
+                <w:sz w:val="18"/>
+              </w:rPr>
+            </w:r>
+            <w:r>
+              <w:rPr>
+                <w:b/>
+                <w:sz w:val="18"/>
+              </w:rPr>
+              <w:t>Required</w:t>
+            </w:r>
+          </w:p>
+        </w:tc>
+        <w:tc>
+          <w:tcPr>
+            <w:tcW w:type="dxa" w:w="1728"/>
+            <w:shd w:fill="E8EDF2"/>
+          </w:tcPr>
+          <w:p>
+            <w:r>
+              <w:rPr>
+                <w:b/>
+                <w:sz w:val="18"/>
+              </w:rPr>
+            </w:r>
+            <w:r>
+              <w:rPr>
+                <w:b/>
+                <w:sz w:val="18"/>
+              </w:rPr>
+              <w:t>First pass quoted</w:t>
+            </w:r>
+          </w:p>
+        </w:tc>
+        <w:tc>
+          <w:tcPr>
+            <w:tcW w:type="dxa" w:w="1728"/>
+            <w:shd w:fill="E8EDF2"/>
+          </w:tcPr>
+          <w:p>
+            <w:r>
+              <w:rPr>
+                <w:b/>
+                <w:sz w:val="18"/>
+              </w:rPr>
+            </w:r>
+            <w:r>
+              <w:rPr>
+                <w:b/>
+                <w:sz w:val="18"/>
+              </w:rPr>
+              <w:t>Evidence check named it</w:t>
+            </w:r>
+          </w:p>
+        </w:tc>
+        <w:tc>
+          <w:tcPr>
+            <w:tcW w:type="dxa" w:w="1728"/>
+            <w:shd w:fill="E8EDF2"/>
+          </w:tcPr>
+          <w:p>
+            <w:r>
+              <w:rPr>
+                <w:b/>
+                <w:sz w:val="18"/>
+              </w:rPr>
+            </w:r>
+            <w:r>
+              <w:rPr>
+                <w:b/>
+                <w:sz w:val="18"/>
+              </w:rPr>
+              <w:t>Verdict</w:t>
+            </w:r>
+          </w:p>
+        </w:tc>
+      </w:tr>
+      <w:tr>
+        <w:tc>
+          <w:tcPr>
+            <w:tcW w:type="dxa" w:w="1728"/>
+          </w:tcPr>
+          <w:p>
+            <w:r>
+              <w:rPr>
+                <w:sz w:val="18"/>
+              </w:rPr>
+            </w:r>
+            <w:r>
+              <w:rPr>
+                <w:sz w:val="18"/>
+              </w:rPr>
+              <w:t>EV-05</w:t>
+            </w:r>
+          </w:p>
+        </w:tc>
+        <w:tc>
+          <w:tcPr>
+            <w:tcW w:type="dxa" w:w="1728"/>
+          </w:tcPr>
+          <w:p>
+            <w:r>
+              <w:rPr>
+                <w:sz w:val="18"/>
+              </w:rPr>
+            </w:r>
+            <w:r>
+              <w:rPr>
+                <w:sz w:val="18"/>
+              </w:rPr>
+              <w:t>Anti-bribery and anti-corruption declaration</w:t>
+            </w:r>
+          </w:p>
+        </w:tc>
+        <w:tc>
+          <w:tcPr>
+            <w:tcW w:type="dxa" w:w="1728"/>
+          </w:tcPr>
+          <w:p>
+            <w:r>
+              <w:rPr>
+                <w:sz w:val="18"/>
+              </w:rPr>
+            </w:r>
+            <w:r>
+              <w:rPr>
+                <w:sz w:val="18"/>
+              </w:rPr>
+              <w:t>The declaration of interest on page 7</w:t>
+            </w:r>
+          </w:p>
+        </w:tc>
+        <w:tc>
+          <w:tcPr>
+            <w:tcW w:type="dxa" w:w="1728"/>
+          </w:tcPr>
+          <w:p>
+            <w:r>
+              <w:rPr>
+                <w:sz w:val="18"/>
+              </w:rPr>
+            </w:r>
+            <w:r>
+              <w:rPr>
+                <w:sz w:val="18"/>
+              </w:rPr>
+              <w:t>"Director and Shareholder Declaration", not the same document, match 0.01</w:t>
+            </w:r>
+          </w:p>
+        </w:tc>
+        <w:tc>
+          <w:tcPr>
+            <w:tcW w:type="dxa" w:w="1728"/>
+          </w:tcPr>
+          <w:p>
+            <w:r>
+              <w:rPr>
+                <w:sz w:val="18"/>
+              </w:rPr>
+            </w:r>
+            <w:r>
+              <w:rPr>
+                <w:sz w:val="18"/>
+              </w:rPr>
+              <w:t>Not Found</w:t>
+            </w:r>
+          </w:p>
+        </w:tc>
+      </w:tr>
+      <w:tr>
+        <w:tc>
+          <w:tcPr>
+            <w:tcW w:type="dxa" w:w="1728"/>
+          </w:tcPr>
+          <w:p>
+            <w:r>
+              <w:rPr>
+                <w:sz w:val="18"/>
+              </w:rPr>
+            </w:r>
+            <w:r>
+              <w:rPr>
+                <w:sz w:val="18"/>
+              </w:rPr>
+              <w:t>EV-07</w:t>
+            </w:r>
+          </w:p>
+        </w:tc>
+        <w:tc>
+          <w:tcPr>
+            <w:tcW w:type="dxa" w:w="1728"/>
+          </w:tcPr>
+          <w:p>
+            <w:r>
+              <w:rPr>
+                <w:sz w:val="18"/>
+              </w:rPr>
+            </w:r>
+            <w:r>
+              <w:rPr>
+                <w:sz w:val="18"/>
+              </w:rPr>
+              <w:t>Certificate of non-blacklisting</w:t>
+            </w:r>
+          </w:p>
+        </w:tc>
+        <w:tc>
+          <w:tcPr>
+            <w:tcW w:type="dxa" w:w="1728"/>
+          </w:tcPr>
+          <w:p>
+            <w:r>
+              <w:rPr>
+                <w:sz w:val="18"/>
+              </w:rPr>
+            </w:r>
+            <w:r>
+              <w:rPr>
+                <w:sz w:val="18"/>
+              </w:rPr>
+              <w:t>The certificate of registration on page 2</w:t>
+            </w:r>
+          </w:p>
+        </w:tc>
+        <w:tc>
+          <w:tcPr>
+            <w:tcW w:type="dxa" w:w="1728"/>
+          </w:tcPr>
+          <w:p>
+            <w:r>
+              <w:rPr>
+                <w:sz w:val="18"/>
+              </w:rPr>
+            </w:r>
+            <w:r>
+              <w:rPr>
+                <w:sz w:val="18"/>
+              </w:rPr>
+              <w:t>"Certificate of Registration of the Company", not the same document and both would be filed separately, match 0.01</w:t>
+            </w:r>
+          </w:p>
+        </w:tc>
+        <w:tc>
+          <w:tcPr>
+            <w:tcW w:type="dxa" w:w="1728"/>
+          </w:tcPr>
+          <w:p>
+            <w:r>
+              <w:rPr>
+                <w:sz w:val="18"/>
+              </w:rPr>
+            </w:r>
+            <w:r>
+              <w:rPr>
+                <w:sz w:val="18"/>
+              </w:rPr>
+              <w:t>Not Found</w:t>
+            </w:r>
+          </w:p>
+        </w:tc>
+      </w:tr>
+    </w:tbl>
+    <w:p/>
+    <w:p>
+      <w:pPr>
+        <w:jc w:val="both"/>
+      </w:pPr>
+      <w:r>
+        <w:t>Both were reported Found at confidence 0.95 in the v2.0 baseline. Both now come back Not Found, with the reason printed beside them in the report rather than a bare absence the officer has to take on trust.</w:t>
+      </w:r>
+    </w:p>
+    <w:p>
+      <w:pPr>
+        <w:jc w:val="both"/>
+      </w:pPr>
+      <w:r>
+        <w:t>The four cases that had to survive it, where the submission does contain the required document under another name:</w:t>
+      </w:r>
+    </w:p>
+    <w:tbl>
+      <w:tblPr>
+        <w:tblStyle w:val="TableGrid"/>
+        <w:tblW w:type="auto" w:w="0"/>
+        <w:tblLook w:firstColumn="1" w:firstRow="1" w:lastColumn="0" w:lastRow="0" w:noHBand="0" w:noVBand="1" w:val="04A0"/>
+      </w:tblPr>
+      <w:tblGrid>
+        <w:gridCol w:w="1728"/>
+        <w:gridCol w:w="1728"/>
+        <w:gridCol w:w="1728"/>
+        <w:gridCol w:w="1728"/>
+        <w:gridCol w:w="1728"/>
+      </w:tblGrid>
+      <w:tr>
+        <w:tc>
+          <w:tcPr>
+            <w:tcW w:type="dxa" w:w="1728"/>
+            <w:shd w:fill="E8EDF2"/>
+          </w:tcPr>
+          <w:p>
+            <w:r>
+              <w:rPr>
+                <w:b/>
+                <w:sz w:val="18"/>
+              </w:rPr>
+            </w:r>
+            <w:r>
+              <w:rPr>
+                <w:b/>
+                <w:sz w:val="18"/>
+              </w:rPr>
+              <w:t>Case</w:t>
+            </w:r>
+          </w:p>
+        </w:tc>
+        <w:tc>
+          <w:tcPr>
+            <w:tcW w:type="dxa" w:w="1728"/>
+            <w:shd w:fill="E8EDF2"/>
+          </w:tcPr>
+          <w:p>
+            <w:r>
+              <w:rPr>
+                <w:b/>
+                <w:sz w:val="18"/>
+              </w:rPr>
+            </w:r>
+            <w:r>
+              <w:rPr>
+                <w:b/>
+                <w:sz w:val="18"/>
+              </w:rPr>
+              <w:t>Required</w:t>
+            </w:r>
+          </w:p>
+        </w:tc>
+        <w:tc>
+          <w:tcPr>
+            <w:tcW w:type="dxa" w:w="1728"/>
+            <w:shd w:fill="E8EDF2"/>
+          </w:tcPr>
+          <w:p>
+            <w:r>
+              <w:rPr>
+                <w:b/>
+                <w:sz w:val="18"/>
+              </w:rPr>
+            </w:r>
+            <w:r>
+              <w:rPr>
+                <w:b/>
+                <w:sz w:val="18"/>
+              </w:rPr>
+              <w:t>Submission's wording</w:t>
+            </w:r>
+          </w:p>
+        </w:tc>
+        <w:tc>
+          <w:tcPr>
+            <w:tcW w:type="dxa" w:w="1728"/>
+            <w:shd w:fill="E8EDF2"/>
+          </w:tcPr>
+          <w:p>
+            <w:r>
+              <w:rPr>
+                <w:b/>
+                <w:sz w:val="18"/>
+              </w:rPr>
+            </w:r>
+            <w:r>
+              <w:rPr>
+                <w:b/>
+                <w:sz w:val="18"/>
+              </w:rPr>
+              <w:t>Evidence check</w:t>
+            </w:r>
+          </w:p>
+        </w:tc>
+        <w:tc>
+          <w:tcPr>
+            <w:tcW w:type="dxa" w:w="1728"/>
+            <w:shd w:fill="E8EDF2"/>
+          </w:tcPr>
+          <w:p>
+            <w:r>
+              <w:rPr>
+                <w:b/>
+                <w:sz w:val="18"/>
+              </w:rPr>
+            </w:r>
+            <w:r>
+              <w:rPr>
+                <w:b/>
+                <w:sz w:val="18"/>
+              </w:rPr>
+              <w:t>Verdict</w:t>
+            </w:r>
+          </w:p>
+        </w:tc>
+      </w:tr>
+      <w:tr>
+        <w:tc>
+          <w:tcPr>
+            <w:tcW w:type="dxa" w:w="1728"/>
+          </w:tcPr>
+          <w:p>
+            <w:r>
+              <w:rPr>
+                <w:sz w:val="18"/>
+              </w:rPr>
+            </w:r>
+            <w:r>
+              <w:rPr>
+                <w:sz w:val="18"/>
+              </w:rPr>
+              <w:t>EV-01</w:t>
+            </w:r>
+          </w:p>
+        </w:tc>
+        <w:tc>
+          <w:tcPr>
+            <w:tcW w:type="dxa" w:w="1728"/>
+          </w:tcPr>
+          <w:p>
+            <w:r>
+              <w:rPr>
+                <w:sz w:val="18"/>
+              </w:rPr>
+            </w:r>
+            <w:r>
+              <w:rPr>
+                <w:sz w:val="18"/>
+              </w:rPr>
+              <w:t>Certificate of Incorporation</w:t>
+            </w:r>
+          </w:p>
+        </w:tc>
+        <w:tc>
+          <w:tcPr>
+            <w:tcW w:type="dxa" w:w="1728"/>
+          </w:tcPr>
+          <w:p>
+            <w:r>
+              <w:rPr>
+                <w:sz w:val="18"/>
+              </w:rPr>
+            </w:r>
+            <w:r>
+              <w:rPr>
+                <w:sz w:val="18"/>
+              </w:rPr>
+              <w:t>Certificate of Registration</w:t>
+            </w:r>
+          </w:p>
+        </w:tc>
+        <w:tc>
+          <w:tcPr>
+            <w:tcW w:type="dxa" w:w="1728"/>
+          </w:tcPr>
+          <w:p>
+            <w:r>
+              <w:rPr>
+                <w:sz w:val="18"/>
+              </w:rPr>
+            </w:r>
+            <w:r>
+              <w:rPr>
+                <w:sz w:val="18"/>
+              </w:rPr>
+              <w:t>Same document, match 1.00</w:t>
+            </w:r>
+          </w:p>
+        </w:tc>
+        <w:tc>
+          <w:tcPr>
+            <w:tcW w:type="dxa" w:w="1728"/>
+          </w:tcPr>
+          <w:p>
+            <w:r>
+              <w:rPr>
+                <w:sz w:val="18"/>
+              </w:rPr>
+            </w:r>
+            <w:r>
+              <w:rPr>
+                <w:sz w:val="18"/>
+              </w:rPr>
+              <w:t>Found</w:t>
+            </w:r>
+          </w:p>
+        </w:tc>
+      </w:tr>
+      <w:tr>
+        <w:tc>
+          <w:tcPr>
+            <w:tcW w:type="dxa" w:w="1728"/>
+          </w:tcPr>
+          <w:p>
+            <w:r>
+              <w:rPr>
+                <w:sz w:val="18"/>
+              </w:rPr>
+            </w:r>
+            <w:r>
+              <w:rPr>
+                <w:sz w:val="18"/>
+              </w:rPr>
+              <w:t>EV-02</w:t>
+            </w:r>
+          </w:p>
+        </w:tc>
+        <w:tc>
+          <w:tcPr>
+            <w:tcW w:type="dxa" w:w="1728"/>
+          </w:tcPr>
+          <w:p>
+            <w:r>
+              <w:rPr>
+                <w:sz w:val="18"/>
+              </w:rPr>
+            </w:r>
+            <w:r>
+              <w:rPr>
+                <w:sz w:val="18"/>
+              </w:rPr>
+              <w:t>Tax clearance certificate</w:t>
+            </w:r>
+          </w:p>
+        </w:tc>
+        <w:tc>
+          <w:tcPr>
+            <w:tcW w:type="dxa" w:w="1728"/>
+          </w:tcPr>
+          <w:p>
+            <w:r>
+              <w:rPr>
+                <w:sz w:val="18"/>
+              </w:rPr>
+            </w:r>
+            <w:r>
+              <w:rPr>
+                <w:sz w:val="18"/>
+              </w:rPr>
+              <w:t>Tax Clearance Certificate</w:t>
+            </w:r>
+          </w:p>
+        </w:tc>
+        <w:tc>
+          <w:tcPr>
+            <w:tcW w:type="dxa" w:w="1728"/>
+          </w:tcPr>
+          <w:p>
+            <w:r>
+              <w:rPr>
+                <w:sz w:val="18"/>
+              </w:rPr>
+            </w:r>
+            <w:r>
+              <w:rPr>
+                <w:sz w:val="18"/>
+              </w:rPr>
+              <w:t>Same document, match 1.00</w:t>
+            </w:r>
+          </w:p>
+        </w:tc>
+        <w:tc>
+          <w:tcPr>
+            <w:tcW w:type="dxa" w:w="1728"/>
+          </w:tcPr>
+          <w:p>
+            <w:r>
+              <w:rPr>
+                <w:sz w:val="18"/>
+              </w:rPr>
+            </w:r>
+            <w:r>
+              <w:rPr>
+                <w:sz w:val="18"/>
+              </w:rPr>
+              <w:t>Found</w:t>
+            </w:r>
+          </w:p>
+        </w:tc>
+      </w:tr>
+      <w:tr>
+        <w:tc>
+          <w:tcPr>
+            <w:tcW w:type="dxa" w:w="1728"/>
+          </w:tcPr>
+          <w:p>
+            <w:r>
+              <w:rPr>
+                <w:sz w:val="18"/>
+              </w:rPr>
+            </w:r>
+            <w:r>
+              <w:rPr>
+                <w:sz w:val="18"/>
+              </w:rPr>
+              <w:t>EV-03</w:t>
+            </w:r>
+          </w:p>
+        </w:tc>
+        <w:tc>
+          <w:tcPr>
+            <w:tcW w:type="dxa" w:w="1728"/>
+          </w:tcPr>
+          <w:p>
+            <w:r>
+              <w:rPr>
+                <w:sz w:val="18"/>
+              </w:rPr>
+            </w:r>
+            <w:r>
+              <w:rPr>
+                <w:sz w:val="18"/>
+              </w:rPr>
+              <w:t>Audited financial statements</w:t>
+            </w:r>
+          </w:p>
+        </w:tc>
+        <w:tc>
+          <w:tcPr>
+            <w:tcW w:type="dxa" w:w="1728"/>
+          </w:tcPr>
+          <w:p>
+            <w:r>
+              <w:rPr>
+                <w:sz w:val="18"/>
+              </w:rPr>
+            </w:r>
+            <w:r>
+              <w:rPr>
+                <w:sz w:val="18"/>
+              </w:rPr>
+              <w:t>Audited accounts</w:t>
+            </w:r>
+          </w:p>
+        </w:tc>
+        <w:tc>
+          <w:tcPr>
+            <w:tcW w:type="dxa" w:w="1728"/>
+          </w:tcPr>
+          <w:p>
+            <w:r>
+              <w:rPr>
+                <w:sz w:val="18"/>
+              </w:rPr>
+            </w:r>
+            <w:r>
+              <w:rPr>
+                <w:sz w:val="18"/>
+              </w:rPr>
+              <w:t>Same document, match 1.00</w:t>
+            </w:r>
+          </w:p>
+        </w:tc>
+        <w:tc>
+          <w:tcPr>
+            <w:tcW w:type="dxa" w:w="1728"/>
+          </w:tcPr>
+          <w:p>
+            <w:r>
+              <w:rPr>
+                <w:sz w:val="18"/>
+              </w:rPr>
+            </w:r>
+            <w:r>
+              <w:rPr>
+                <w:sz w:val="18"/>
+              </w:rPr>
+              <w:t>Found</w:t>
+            </w:r>
+          </w:p>
+        </w:tc>
+      </w:tr>
+      <w:tr>
+        <w:tc>
+          <w:tcPr>
+            <w:tcW w:type="dxa" w:w="1728"/>
+          </w:tcPr>
+          <w:p>
+            <w:r>
+              <w:rPr>
+                <w:sz w:val="18"/>
+              </w:rPr>
+            </w:r>
+            <w:r>
+              <w:rPr>
+                <w:sz w:val="18"/>
+              </w:rPr>
+              <w:t>EV-04</w:t>
+            </w:r>
+          </w:p>
+        </w:tc>
+        <w:tc>
+          <w:tcPr>
+            <w:tcW w:type="dxa" w:w="1728"/>
+          </w:tcPr>
+          <w:p>
+            <w:r>
+              <w:rPr>
+                <w:sz w:val="18"/>
+              </w:rPr>
+            </w:r>
+            <w:r>
+              <w:rPr>
+                <w:sz w:val="18"/>
+              </w:rPr>
+              <w:t>Bid security</w:t>
+            </w:r>
+          </w:p>
+        </w:tc>
+        <w:tc>
+          <w:tcPr>
+            <w:tcW w:type="dxa" w:w="1728"/>
+          </w:tcPr>
+          <w:p>
+            <w:r>
+              <w:rPr>
+                <w:sz w:val="18"/>
+              </w:rPr>
+            </w:r>
+            <w:r>
+              <w:rPr>
+                <w:sz w:val="18"/>
+              </w:rPr>
+              <w:t>Bid guarantee</w:t>
+            </w:r>
+          </w:p>
+        </w:tc>
+        <w:tc>
+          <w:tcPr>
+            <w:tcW w:type="dxa" w:w="1728"/>
+          </w:tcPr>
+          <w:p>
+            <w:r>
+              <w:rPr>
+                <w:sz w:val="18"/>
+              </w:rPr>
+            </w:r>
+            <w:r>
+              <w:rPr>
+                <w:sz w:val="18"/>
+              </w:rPr>
+              <w:t>Same document, match 1.00</w:t>
+            </w:r>
+          </w:p>
+        </w:tc>
+        <w:tc>
+          <w:tcPr>
+            <w:tcW w:type="dxa" w:w="1728"/>
+          </w:tcPr>
+          <w:p>
+            <w:r>
+              <w:rPr>
+                <w:sz w:val="18"/>
+              </w:rPr>
+            </w:r>
+            <w:r>
+              <w:rPr>
+                <w:sz w:val="18"/>
+              </w:rPr>
+              <w:t>Found</w:t>
+            </w:r>
+          </w:p>
+        </w:tc>
+      </w:tr>
+    </w:tbl>
+    <w:p/>
+    <w:p>
+      <w:pPr>
+        <w:jc w:val="both"/>
+      </w:pPr>
+      <w:r>
+        <w:t xml:space="preserve">Note what the second pass wrote in </w:t>
+      </w:r>
+      <w:r>
+        <w:rPr>
+          <w:rFonts w:ascii="Consolas" w:hAnsi="Consolas"/>
+          <w:sz w:val="18"/>
+        </w:rPr>
+        <w:t>quoted_document</w:t>
+      </w:r>
+      <w:r>
+        <w:t xml:space="preserve"> on EV-05. The first pass returned the passage; the second pass, seeing only that passage, named it a "Director and Shareholder Declaration" and then answered its own question. The naming is what does the work, which is why the schema puts it before the verdict.</w:t>
+      </w:r>
+    </w:p>
+    <w:p>
+      <w:pPr>
+        <w:jc w:val="both"/>
+      </w:pPr>
+      <w:r>
+        <w:t>The four synonym cases are the ones that could have been broken by this change, and they are the reason the accept path was tested as carefully as the reject path. A check that rejected "Certificate of Registration" for "Certificate of Incorporation" would trade two false positives for four false negatives. The second pass named each pair correctly and accepted all four.</w:t>
+      </w:r>
+    </w:p>
+    <w:p>
+      <w:pPr>
+        <w:jc w:val="both"/>
+      </w:pPr>
+      <w:r>
+        <w:t>One visible side effect is worth recording. EV-01 is now reported Found at confidence 0.89 rather than 0.95, because the reported confidence is the weaker of the two passes and the evidence check rated that pair 0.89. It is still above the 0.85 threshold, so the classification is unchanged, but the number now moves when something is less than certain. Under v2.0 every Found item reported 0.95 whatever the evidence, which is what made the threshold decorative.</w:t>
+      </w:r>
+    </w:p>
+    <w:p>
+      <w:pPr>
+        <w:pStyle w:val="Heading3"/>
+      </w:pPr>
+      <w:r>
+        <w:t>7.5 What it costs</w:t>
+      </w:r>
+    </w:p>
+    <w:p>
+      <w:pPr>
+        <w:jc w:val="both"/>
+      </w:pPr>
+      <w:r>
+        <w:t>The second call roughly doubles the number of model calls for items claimed present, but each one carries a quotation rather than a document, so it is short: around 30 seconds against 150 or more for a first pass on the CPU-only development machine. Items reported absent cost nothing extra.</w:t>
+      </w:r>
+    </w:p>
+    <w:p>
+      <w:pPr>
+        <w:jc w:val="both"/>
+      </w:pPr>
+      <w:r>
+        <w:t>Timings taken during this work are not comparable with the Sec. 6 baseline, because the machine was running other model work at the same time. The number worth recording is the shape, not the seconds: a second pass on a quotation is a small fraction of a first pass on a submission.</w:t>
+      </w:r>
+    </w:p>
+    <w:p>
+      <w:pPr>
+        <w:jc w:val="both"/>
+      </w:pPr>
+      <w:r>
+        <w:rPr>
+          <w:rFonts w:ascii="Consolas" w:hAnsi="Consolas"/>
+          <w:sz w:val="18"/>
+        </w:rPr>
+        <w:t>PROCURECHECK_ADJUDICATE=off</w:t>
+      </w:r>
+      <w:r>
+        <w:t xml:space="preserve">, or </w:t>
+      </w:r>
+      <w:r>
+        <w:rPr>
+          <w:rFonts w:ascii="Consolas" w:hAnsi="Consolas"/>
+          <w:sz w:val="18"/>
+        </w:rPr>
+        <w:t>--no-evidence-check</w:t>
+      </w:r>
+      <w:r>
+        <w:t>, restores the single-pass v2.0 behaviour exactly, so the comparison stays reproducible and a long checklist can trade the accuracy back for speed deliberately rather than by accident.</w:t>
+      </w:r>
+    </w:p>
+    <w:p>
+      <w:pPr>
+        <w:pStyle w:val="Heading2"/>
+      </w:pPr>
+      <w:r>
+        <w:t>8. What deliberately did not change</w:t>
       </w:r>
     </w:p>
     <w:p>
@@ -3213,18 +6432,50 @@
       <w:r>
         <w:rPr>
           <w:rFonts w:ascii="Consolas" w:hAnsi="Consolas"/>
-          <w:color w:val="B03060"/>
-          <w:sz w:val="19"/>
+          <w:sz w:val="18"/>
         </w:rPr>
         <w:t>ClauseVerification</w:t>
       </w:r>
       <w:r>
-        <w:t xml:space="preserve"> is unchanged, so v1.0 and v2.0 can</w:t>
+        <w:t xml:space="preserve"> is unchanged in all three</w:t>
       </w:r>
     </w:p>
     <w:p>
+      <w:pPr>
+        <w:jc w:val="both"/>
+      </w:pPr>
       <w:r>
-        <w:t>be run against the same evaluation harness and compared directly. Changing the prompt and the schema at once would make it impossible to attribute any difference to either.</w:t>
+        <w:t xml:space="preserve">versions, so any of them can be run against the same evaluation harness and compared directly. Changing the prompt and the schema at once would make it impossible to attribute any difference to either. v2.1 adds a second schema, </w:t>
+      </w:r>
+      <w:r>
+        <w:rPr>
+          <w:rFonts w:ascii="Consolas" w:hAnsi="Consolas"/>
+          <w:sz w:val="18"/>
+        </w:rPr>
+        <w:t>EvidenceAdjudication</w:t>
+      </w:r>
+      <w:r>
+        <w:t xml:space="preserve">, for its second call; it is answered by a different prompt and never widens the first pass's contract. The adjudication is carried on </w:t>
+      </w:r>
+      <w:r>
+        <w:rPr>
+          <w:rFonts w:ascii="Consolas" w:hAnsi="Consolas"/>
+          <w:sz w:val="18"/>
+        </w:rPr>
+        <w:t>AdjudicatedClause</w:t>
+      </w:r>
+      <w:r>
+        <w:t xml:space="preserve">, a subclass, so reports and the API keep consuming </w:t>
+      </w:r>
+      <w:r>
+        <w:rPr>
+          <w:rFonts w:ascii="Consolas" w:hAnsi="Consolas"/>
+          <w:sz w:val="18"/>
+        </w:rPr>
+        <w:t>ClauseVerification</w:t>
+      </w:r>
+      <w:r>
+        <w:t xml:space="preserve"> unchanged.</w:t>
       </w:r>
     </w:p>
     <w:p>
@@ -3242,8 +6493,11 @@
       </w:r>
     </w:p>
     <w:p>
+      <w:pPr>
+        <w:jc w:val="both"/>
+      </w:pPr>
       <w:r>
-        <w:t>identical in both versions and are covered by a test that runs against every registered prompt. The boundary comes from the AI Boundary Matrix, not from a prompt version, and must not be reopened by an iteration.</w:t>
+        <w:t>identical in every version, the adjudicator prompt included, and are covered by a test that runs against every registered prompt. The passage handed to the second pass is bidder text and is fenced and labelled as data there too. The boundary comes from the AI Boundary Matrix, not from a prompt version, and must not be reopened by an iteration.</w:t>
       </w:r>
     </w:p>
     <w:p>
@@ -3261,19 +6515,21 @@
       </w:r>
     </w:p>
     <w:p>
+      <w:pPr>
+        <w:jc w:val="both"/>
+      </w:pPr>
       <w:r>
         <w:t xml:space="preserve">confidence threshold in </w:t>
       </w:r>
       <w:r>
         <w:rPr>
           <w:rFonts w:ascii="Consolas" w:hAnsi="Consolas"/>
-          <w:color w:val="B03060"/>
-          <w:sz w:val="19"/>
+          <w:sz w:val="18"/>
         </w:rPr>
         <w:t>engine.py</w:t>
       </w:r>
       <w:r>
-        <w:t xml:space="preserve"> all still run. v2.0 reduces how often they are the last line of defence; it does not replace them.</w:t>
+        <w:t xml:space="preserve"> all still run, ahead of the evidence check. They catch different things: grounding catches a quotation that was never in the document, the evidence check catches a quotation that was in the document but belongs to another one. Neither subsumes the other.</w:t>
       </w:r>
     </w:p>
     <w:p>
@@ -3291,8 +6547,11 @@
       </w:r>
     </w:p>
     <w:p>
+      <w:pPr>
+        <w:jc w:val="both"/>
+      </w:pPr>
       <w:r>
-        <w:t>sentence explanation for the officer. It is not adopted here, because adding a schema field in the same change as a prompt rewrite would confound the comparison. It is recorded in Sec. 9 as the first candidate for v2.1.</w:t>
+        <w:t>sentence explanation for the officer. It is not adopted here, because adding a schema field in the same change as a prompt rewrite would confound the comparison. It is recorded in Sec. 10 as the next candidate.</w:t>
       </w:r>
     </w:p>
     <w:p>
@@ -3300,106 +6559,47 @@
         <w:pStyle w:val="Heading2"/>
       </w:pPr>
       <w:r>
-        <w:t>8. Reproducing either version</w:t>
+        <w:t>9. Reproducing any version</w:t>
       </w:r>
     </w:p>
     <w:p>
+      <w:pPr>
+        <w:jc w:val="both"/>
+      </w:pPr>
       <w:r>
-        <w:t>Both versions stay selectable. The numbered version is chosen by environment variable and the batch or per-item form follows from the matching strategy:</w:t>
+        <w:t>All three versions stay selectable. The numbered version is chosen by environment variable and the batch or per-item form follows from the matching strategy:</w:t>
       </w:r>
     </w:p>
-    <w:tbl>
-      <w:tblPr>
-        <w:tblStyle w:val="TableGrid"/>
-        <w:tblW w:type="auto" w:w="0"/>
-        <w:tblLook w:firstColumn="1" w:firstRow="1" w:lastColumn="0" w:lastRow="0" w:noHBand="0" w:noVBand="1" w:val="04A0"/>
-      </w:tblPr>
-      <w:tblGrid>
-        <w:gridCol w:w="8640"/>
-      </w:tblGrid>
-      <w:tr>
-        <w:tc>
-          <w:tcPr>
-            <w:tcW w:type="dxa" w:w="8640"/>
-            <w:shd w:val="clear" w:fill="F2F2F2"/>
-          </w:tcPr>
-          <w:p>
-            <w:pPr>
-              <w:spacing w:after="0"/>
-            </w:pPr>
-            <w:r/>
-            <w:r>
-              <w:rPr>
-                <w:rFonts w:ascii="Consolas" w:hAnsi="Consolas"/>
-                <w:sz w:val="18"/>
-              </w:rPr>
-              <w:t># Current default: v2.0, one call per checklist item</w:t>
-            </w:r>
-          </w:p>
-          <w:p>
-            <w:pPr>
-              <w:spacing w:after="0"/>
-            </w:pPr>
-            <w:r>
-              <w:rPr>
-                <w:rFonts w:ascii="Consolas" w:hAnsi="Consolas"/>
-                <w:sz w:val="18"/>
-              </w:rPr>
-              <w:t>python run.py check --checklist knowledge/samples/checklist.csv \</w:t>
-            </w:r>
-          </w:p>
-          <w:p>
-            <w:pPr>
-              <w:spacing w:after="0"/>
-            </w:pPr>
-            <w:r>
-              <w:rPr>
-                <w:rFonts w:ascii="Consolas" w:hAnsi="Consolas"/>
-                <w:sz w:val="18"/>
-              </w:rPr>
-              <w:t xml:space="preserve">  --submission knowledge/samples/synthetic-submission.pdf</w:t>
-            </w:r>
-          </w:p>
-          <w:p>
-            <w:pPr>
-              <w:spacing w:after="0"/>
-            </w:pPr>
-            <w:r>
-              <w:rPr>
-                <w:rFonts w:ascii="Consolas" w:hAnsi="Consolas"/>
-                <w:sz w:val="18"/>
-              </w:rPr>
-            </w:r>
-          </w:p>
-          <w:p>
-            <w:pPr>
-              <w:spacing w:after="0"/>
-            </w:pPr>
-            <w:r>
-              <w:rPr>
-                <w:rFonts w:ascii="Consolas" w:hAnsi="Consolas"/>
-                <w:sz w:val="18"/>
-              </w:rPr>
-              <w:t># Reproduce the recorded v1.0 baseline</w:t>
-            </w:r>
-          </w:p>
-          <w:p>
-            <w:pPr>
-              <w:spacing w:after="0"/>
-            </w:pPr>
-            <w:r>
-              <w:rPr>
-                <w:rFonts w:ascii="Consolas" w:hAnsi="Consolas"/>
-                <w:sz w:val="18"/>
-              </w:rPr>
-              <w:t>PROCURECHECK_PROMPT_VERSION=v1.0 python run.py evaluate</w:t>
-            </w:r>
-          </w:p>
-        </w:tc>
-      </w:tr>
-    </w:tbl>
-    <w:p/>
     <w:p>
+      <w:pPr>
+        <w:ind w:left="360"/>
+      </w:pPr>
+      <w:r>
+        <w:rPr>
+          <w:rFonts w:ascii="Consolas" w:hAnsi="Consolas"/>
+          <w:sz w:val="18"/>
+        </w:rPr>
+        <w:t># Current default: v2.1, one call per checklist item plus the evidence check</w:t>
+        <w:br/>
+        <w:t>python run.py check --checklist knowledge/samples/checklist.csv \</w:t>
+        <w:br/>
+        <w:t xml:space="preserve">  --submission knowledge/samples/synthetic-submission.pdf</w:t>
+        <w:br/>
+        <w:br/>
+        <w:t># Reproduce v2.0: the same first pass, no evidence check</w:t>
+        <w:br/>
+        <w:t>python run.py check --submission knowledge/samples/synthetic-submission.pdf \n  --no-evidence-check</w:t>
+        <w:br/>
+        <w:br/>
+        <w:t># Reproduce the recorded v1.0 baseline</w:t>
+        <w:br/>
+        <w:t>PROCURECHECK_PROMPT_VERSION=v1.0 PROCURECHECK_ADJUDICATE=off python run.py evaluate</w:t>
+      </w:r>
+    </w:p>
+    <w:p>
+      <w:pPr>
+        <w:jc w:val="both"/>
+      </w:pPr>
       <w:r>
         <w:t>An unknown version fails at start-up with the list of selectable versions, rather than falling back to a default and producing a run whose provenance is unclear. The version actually sent is recorded in the header of every generated evaluation table and PDF report.</w:t>
       </w:r>
@@ -3409,7 +6609,7 @@
         <w:pStyle w:val="Heading2"/>
       </w:pPr>
       <w:r>
-        <w:t>9. Known limits and the next iteration</w:t>
+        <w:t>10. Known limits and the next iteration</w:t>
       </w:r>
     </w:p>
     <w:p>
@@ -3423,18 +6623,20 @@
         <w:t>Latency.</w:t>
       </w:r>
       <w:r>
-        <w:t xml:space="preserve"> v2.0's system prompt is roughly 1,858 tokens against v1.0's 430,</w:t>
+        <w:t xml:space="preserve"> v2.1 adds a second call per item claimed present, costed in</w:t>
       </w:r>
     </w:p>
     <w:p>
+      <w:pPr>
+        <w:jc w:val="both"/>
+      </w:pPr>
       <w:r>
-        <w:t xml:space="preserve">a little over four times the length. The cost is prefill time on slow hardware, not tokens generated. On the CPU-only development machine the first call of a run, which also carries model load, exceeded the 300 second default request timeout and </w:t>
+        <w:t xml:space="preserve">Sec. 7.5. v2.0's system prompt is roughly 1,858 tokens against v1.0's 430, a little over four times the length. The cost is prefill time on slow hardware, not tokens generated. On the CPU-only development machine the first call of a run, which also carries model load, exceeded the 300 second default request timeout and </w:t>
       </w:r>
       <w:r>
         <w:rPr>
           <w:rFonts w:ascii="Consolas" w:hAnsi="Consolas"/>
-          <w:color w:val="B03060"/>
-          <w:sz w:val="19"/>
+          <w:sz w:val="18"/>
         </w:rPr>
         <w:t>PROCURECHECK_TIMEOUT_SECONDS</w:t>
       </w:r>
@@ -3453,12 +6655,37 @@
         <w:t>The `explanation` field</w:t>
       </w:r>
       <w:r>
-        <w:t>, deferred from Sec. 7, is the first candidate for</w:t>
+        <w:t>, deferred from Sec. 8, is the next candidate. A short officer-readable justification would make a wrong-document match</w:t>
       </w:r>
     </w:p>
     <w:p>
+      <w:pPr>
+        <w:jc w:val="both"/>
+      </w:pPr>
       <w:r>
-        <w:t>v2.1. A short officer-readable justification would make a wrong-document match visible in the report itself rather than only in the confidence number.</w:t>
+        <w:t>visible in the report itself rather than only in the confidence number.</w:t>
+      </w:r>
+    </w:p>
+    <w:p>
+      <w:pPr>
+        <w:pStyle w:val="ListBullet"/>
+      </w:pPr>
+      <w:r>
+        <w:rPr>
+          <w:b/>
+        </w:rPr>
+        <w:t>A second opinion that is not the same model.</w:t>
+      </w:r>
+      <w:r>
+        <w:t xml:space="preserve"> The evidence check is</w:t>
+      </w:r>
+    </w:p>
+    <w:p>
+      <w:pPr>
+        <w:jc w:val="both"/>
+      </w:pPr>
+      <w:r>
+        <w:t>llama3.1:8b reviewing llama3.1:8b. It works because the second call is asked a narrower question, not because it is a different judge, so a mistake both passes would make is still not caught. Routing the second call to a different model is the cheapest way to test how much of the gain comes from the question and how much from the split.</w:t>
       </w:r>
     </w:p>
     <w:p>
@@ -3476,6 +6703,9 @@
       </w:r>
     </w:p>
     <w:p>
+      <w:pPr>
+        <w:jc w:val="both"/>
+      </w:pPr>
       <w:r>
         <w:t>the structured output stays valid across unusual formatting and handwritten annotation. All testing so far uses short synthetic submissions.</w:t>
       </w:r>
@@ -3495,6 +6725,9 @@
       </w:r>
     </w:p>
     <w:p>
+      <w:pPr>
+        <w:jc w:val="both"/>
+      </w:pPr>
       <w:r>
         <w:t>the document is unclear. A requirement that is ambiguous in the source regulation itself has not been tested.</w:t>
       </w:r>
@@ -3514,6 +6747,9 @@
       </w:r>
     </w:p>
     <w:p>
+      <w:pPr>
+        <w:jc w:val="both"/>
+      </w:pPr>
       <w:r>
         <w:t>Context Diagram does not exist, so scanned submissions are refused rather than checked, in either prompt version.</w:t>
       </w:r>
@@ -3523,14 +6759,13 @@
         <w:pStyle w:val="Heading2"/>
       </w:pPr>
       <w:r>
-        <w:t>10. Sources</w:t>
+        <w:t>11. Sources</w:t>
       </w:r>
     </w:p>
     <w:tbl>
       <w:tblPr>
         <w:tblStyle w:val="TableGrid"/>
         <w:tblW w:type="auto" w:w="0"/>
-        <w:jc w:val="center"/>
         <w:tblLook w:firstColumn="1" w:firstRow="1" w:lastColumn="0" w:lastRow="0" w:noHBand="0" w:noVBand="1" w:val="04A0"/>
       </w:tblPr>
       <w:tblGrid>
@@ -3541,13 +6776,19 @@
         <w:tc>
           <w:tcPr>
             <w:tcW w:type="dxa" w:w="4320"/>
-            <w:shd w:val="clear" w:fill="D9E2F3"/>
+            <w:shd w:fill="E8EDF2"/>
           </w:tcPr>
           <w:p>
-            <w:r/>
             <w:r>
               <w:rPr>
                 <w:b/>
+                <w:sz w:val="18"/>
+              </w:rPr>
+            </w:r>
+            <w:r>
+              <w:rPr>
+                <w:b/>
+                <w:sz w:val="18"/>
               </w:rPr>
               <w:t>Source</w:t>
             </w:r>
@@ -3556,13 +6797,19 @@
         <w:tc>
           <w:tcPr>
             <w:tcW w:type="dxa" w:w="4320"/>
-            <w:shd w:val="clear" w:fill="D9E2F3"/>
+            <w:shd w:fill="E8EDF2"/>
           </w:tcPr>
           <w:p>
-            <w:r/>
             <w:r>
               <w:rPr>
                 <w:b/>
+                <w:sz w:val="18"/>
+              </w:rPr>
+            </w:r>
+            <w:r>
+              <w:rPr>
+                <w:b/>
+                <w:sz w:val="18"/>
               </w:rPr>
               <w:t>Contribution</w:t>
             </w:r>
@@ -3575,19 +6822,28 @@
             <w:tcW w:type="dxa" w:w="4320"/>
           </w:tcPr>
           <w:p>
-            <w:r/>
-            <w:r>
+            <w:r>
+              <w:rPr>
+                <w:sz w:val="18"/>
+              </w:rPr>
+            </w:r>
+            <w:r>
+              <w:rPr>
+                <w:sz w:val="18"/>
+              </w:rPr>
               <w:t>Prompt Specification v1.0 (</w:t>
             </w:r>
             <w:r>
               <w:rPr>
                 <w:rFonts w:ascii="Consolas" w:hAnsi="Consolas"/>
-                <w:color w:val="B03060"/>
-                <w:sz w:val="19"/>
+                <w:sz w:val="18"/>
               </w:rPr>
               <w:t>prompts/Prompt Specification v1.0.docx</w:t>
             </w:r>
             <w:r>
+              <w:rPr>
+                <w:sz w:val="18"/>
+              </w:rPr>
               <w:t>)</w:t>
             </w:r>
           </w:p>
@@ -3597,8 +6853,15 @@
             <w:tcW w:type="dxa" w:w="4320"/>
           </w:tcPr>
           <w:p>
-            <w:r/>
-            <w:r>
+            <w:r>
+              <w:rPr>
+                <w:sz w:val="18"/>
+              </w:rPr>
+            </w:r>
+            <w:r>
+              <w:rPr>
+                <w:sz w:val="18"/>
+              </w:rPr>
               <w:t>v1.0 text, schema, failure behaviour</w:t>
             </w:r>
           </w:p>
@@ -3610,8 +6873,15 @@
             <w:tcW w:type="dxa" w:w="4320"/>
           </w:tcPr>
           <w:p>
-            <w:r/>
-            <w:r>
+            <w:r>
+              <w:rPr>
+                <w:sz w:val="18"/>
+              </w:rPr>
+            </w:r>
+            <w:r>
+              <w:rPr>
+                <w:sz w:val="18"/>
+              </w:rPr>
               <w:t>ProcureCheck Week 2 Prompt Iterations (Makmot Johnson)</w:t>
             </w:r>
           </w:p>
@@ -3621,8 +6891,15 @@
             <w:tcW w:type="dxa" w:w="4320"/>
           </w:tcPr>
           <w:p>
-            <w:r/>
-            <w:r>
+            <w:r>
+              <w:rPr>
+                <w:sz w:val="18"/>
+              </w:rPr>
+            </w:r>
+            <w:r>
+              <w:rPr>
+                <w:sz w:val="18"/>
+              </w:rPr>
               <w:t>Failure analysis, absence and authority framing, constrained confidence</w:t>
             </w:r>
           </w:p>
@@ -3634,12 +6911,15 @@
             <w:tcW w:type="dxa" w:w="4320"/>
           </w:tcPr>
           <w:p>
-            <w:r/>
+            <w:r>
+              <w:rPr>
+                <w:sz w:val="18"/>
+              </w:rPr>
+            </w:r>
             <w:r>
               <w:rPr>
                 <w:rFonts w:ascii="Consolas" w:hAnsi="Consolas"/>
-                <w:color w:val="B03060"/>
-                <w:sz w:val="19"/>
+                <w:sz w:val="18"/>
               </w:rPr>
               <w:t>docs/evaluation/prompt-evaluation-table.md</w:t>
             </w:r>
@@ -3650,8 +6930,15 @@
             <w:tcW w:type="dxa" w:w="4320"/>
           </w:tcPr>
           <w:p>
-            <w:r/>
-            <w:r>
+            <w:r>
+              <w:rPr>
+                <w:sz w:val="18"/>
+              </w:rPr>
+            </w:r>
+            <w:r>
+              <w:rPr>
+                <w:sz w:val="18"/>
+              </w:rPr>
               <w:t>Measured v1.0 baseline, 19 cases</w:t>
             </w:r>
           </w:p>
@@ -3663,8 +6950,15 @@
             <w:tcW w:type="dxa" w:w="4320"/>
           </w:tcPr>
           <w:p>
-            <w:r/>
-            <w:r>
+            <w:r>
+              <w:rPr>
+                <w:sz w:val="18"/>
+              </w:rPr>
+            </w:r>
+            <w:r>
+              <w:rPr>
+                <w:sz w:val="18"/>
+              </w:rPr>
               <w:t>AI Boundary Matrix, User Stories AC3, AC4, AC6 to AC10</w:t>
             </w:r>
           </w:p>
@@ -3674,8 +6968,15 @@
             <w:tcW w:type="dxa" w:w="4320"/>
           </w:tcPr>
           <w:p>
-            <w:r/>
-            <w:r>
+            <w:r>
+              <w:rPr>
+                <w:sz w:val="18"/>
+              </w:rPr>
+            </w:r>
+            <w:r>
+              <w:rPr>
+                <w:sz w:val="18"/>
+              </w:rPr>
               <w:t>Safety boundary and three-way classification</w:t>
             </w:r>
           </w:p>
@@ -3687,8 +6988,15 @@
             <w:tcW w:type="dxa" w:w="4320"/>
           </w:tcPr>
           <w:p>
-            <w:r/>
-            <w:r>
+            <w:r>
+              <w:rPr>
+                <w:sz w:val="18"/>
+              </w:rPr>
+            </w:r>
+            <w:r>
+              <w:rPr>
+                <w:sz w:val="18"/>
+              </w:rPr>
               <w:t>Accessible Model Documentation</w:t>
             </w:r>
           </w:p>
@@ -3698,8 +7006,15 @@
             <w:tcW w:type="dxa" w:w="4320"/>
           </w:tcPr>
           <w:p>
-            <w:r/>
-            <w:r>
+            <w:r>
+              <w:rPr>
+                <w:sz w:val="18"/>
+              </w:rPr>
+            </w:r>
+            <w:r>
+              <w:rPr>
+                <w:sz w:val="18"/>
+              </w:rPr>
               <w:t>Model choice and generation settings</w:t>
             </w:r>
           </w:p>
@@ -4080,8 +7395,11 @@
     <w:name w:val="Normal"/>
     <w:qFormat/>
     <w:rsid w:val="00FC693F"/>
+    <w:pPr>
+      <w:spacing w:after="120"/>
+    </w:pPr>
     <w:rPr>
-      <w:rFonts w:ascii="Calibri" w:hAnsi="Calibri"/>
+      <w:rFonts w:ascii="Times New Roman" w:hAnsi="Times New Roman"/>
       <w:sz w:val="22"/>
     </w:rPr>
   </w:style>
@@ -4144,11 +7462,11 @@
       <w:outlineLvl w:val="0"/>
     </w:pPr>
     <w:rPr>
-      <w:rFonts w:asciiTheme="majorHAnsi" w:eastAsiaTheme="majorEastAsia" w:hAnsiTheme="majorHAnsi" w:cstheme="majorBidi"/>
+      <w:rFonts w:asciiTheme="majorHAnsi" w:eastAsiaTheme="majorEastAsia" w:hAnsiTheme="majorHAnsi" w:cstheme="majorBidi" w:ascii="Times New Roman" w:hAnsi="Times New Roman"/>
       <w:b/>
       <w:bCs/>
-      <w:color w:val="365F91" w:themeColor="accent1" w:themeShade="BF"/>
-      <w:sz w:val="28"/>
+      <w:color w:val="0F2B46"/>
+      <w:sz w:val="32"/>
       <w:szCs w:val="28"/>
     </w:rPr>
   </w:style>
@@ -4168,11 +7486,11 @@
       <w:outlineLvl w:val="1"/>
     </w:pPr>
     <w:rPr>
-      <w:rFonts w:asciiTheme="majorHAnsi" w:eastAsiaTheme="majorEastAsia" w:hAnsiTheme="majorHAnsi" w:cstheme="majorBidi"/>
+      <w:rFonts w:asciiTheme="majorHAnsi" w:eastAsiaTheme="majorEastAsia" w:hAnsiTheme="majorHAnsi" w:cstheme="majorBidi" w:ascii="Times New Roman" w:hAnsi="Times New Roman"/>
       <w:b/>
       <w:bCs/>
-      <w:color w:val="4F81BD" w:themeColor="accent1"/>
-      <w:sz w:val="26"/>
+      <w:color w:val="0F2B46"/>
+      <w:sz w:val="28"/>
       <w:szCs w:val="26"/>
     </w:rPr>
   </w:style>
@@ -4192,10 +7510,11 @@
       <w:outlineLvl w:val="2"/>
     </w:pPr>
     <w:rPr>
-      <w:rFonts w:asciiTheme="majorHAnsi" w:eastAsiaTheme="majorEastAsia" w:hAnsiTheme="majorHAnsi" w:cstheme="majorBidi"/>
+      <w:rFonts w:asciiTheme="majorHAnsi" w:eastAsiaTheme="majorEastAsia" w:hAnsiTheme="majorHAnsi" w:cstheme="majorBidi" w:ascii="Times New Roman" w:hAnsi="Times New Roman"/>
       <w:b/>
       <w:bCs/>
-      <w:color w:val="4F81BD" w:themeColor="accent1"/>
+      <w:color w:val="0F2B46"/>
+      <w:sz w:val="24"/>
     </w:rPr>
   </w:style>
   <w:style w:type="paragraph" w:styleId="Heading4">
@@ -4215,12 +7534,13 @@
       <w:outlineLvl w:val="3"/>
     </w:pPr>
     <w:rPr>
-      <w:rFonts w:asciiTheme="majorHAnsi" w:eastAsiaTheme="majorEastAsia" w:hAnsiTheme="majorHAnsi" w:cstheme="majorBidi"/>
+      <w:rFonts w:asciiTheme="majorHAnsi" w:eastAsiaTheme="majorEastAsia" w:hAnsiTheme="majorHAnsi" w:cstheme="majorBidi" w:ascii="Times New Roman" w:hAnsi="Times New Roman"/>
       <w:b/>
       <w:bCs/>
       <w:i/>
       <w:iCs/>
-      <w:color w:val="4F81BD" w:themeColor="accent1"/>
+      <w:color w:val="0F2B46"/>
+      <w:sz w:val="22"/>
     </w:rPr>
   </w:style>
   <w:style w:type="paragraph" w:styleId="Heading5">
